--- a/DF_TermProject_Spring2026_final.docx
+++ b/DF_TermProject_Spring2026_final.docx
@@ -17639,6 +17639,7 @@
                 <w:sz w:val="20"/>
                 <w:szCs w:val="20"/>
               </w:rPr>
+              <w:lastRenderedPageBreak/>
               <w:t>Term Project .docx visible in GitHub Repository file listing</w:t>
             </w:r>
           </w:p>
@@ -17662,14 +17663,41 @@
           </w:tcPr>
           <w:p>
             <w:r>
-              <w:rPr>
-                <w:i/>
-                <w:iCs/>
-                <w:color w:val="595959"/>
-                <w:sz w:val="20"/>
-                <w:szCs w:val="20"/>
-              </w:rPr>
-              <w:t>[Paste screenshot here]</w:t>
+              <w:drawing>
+                <wp:inline distT="0" distB="0" distL="0" distR="0" wp14:anchorId="0E59C30E" wp14:editId="249C9D7F">
+                  <wp:extent cx="6400800" cy="3003550"/>
+                  <wp:effectExtent l="0" t="0" r="0" b="6350"/>
+                  <wp:docPr id="583373570" name="Picture 1"/>
+                  <wp:cNvGraphicFramePr>
+                    <a:graphicFrameLocks xmlns:a="http://schemas.openxmlformats.org/drawingml/2006/main" noChangeAspect="1"/>
+                  </wp:cNvGraphicFramePr>
+                  <a:graphic xmlns:a="http://schemas.openxmlformats.org/drawingml/2006/main">
+                    <a:graphicData uri="http://schemas.openxmlformats.org/drawingml/2006/picture">
+                      <pic:pic xmlns:pic="http://schemas.openxmlformats.org/drawingml/2006/picture">
+                        <pic:nvPicPr>
+                          <pic:cNvPr id="583373570" name=""/>
+                          <pic:cNvPicPr/>
+                        </pic:nvPicPr>
+                        <pic:blipFill>
+                          <a:blip r:embed="rId20"/>
+                          <a:stretch>
+                            <a:fillRect/>
+                          </a:stretch>
+                        </pic:blipFill>
+                        <pic:spPr>
+                          <a:xfrm>
+                            <a:off x="0" y="0"/>
+                            <a:ext cx="6400800" cy="3003550"/>
+                          </a:xfrm>
+                          <a:prstGeom prst="rect">
+                            <a:avLst/>
+                          </a:prstGeom>
+                        </pic:spPr>
+                      </pic:pic>
+                    </a:graphicData>
+                  </a:graphic>
+                </wp:inline>
+              </w:drawing>
             </w:r>
           </w:p>
         </w:tc>
@@ -19992,8 +20020,8 @@
     </w:tbl>
     <w:p/>
     <w:sectPr>
-      <w:headerReference w:type="default" r:id="rId20"/>
-      <w:footerReference w:type="default" r:id="rId21"/>
+      <w:headerReference w:type="default" r:id="rId21"/>
+      <w:footerReference w:type="default" r:id="rId22"/>
       <w:pgSz w:w="12240" w:h="15840"/>
       <w:pgMar w:top="1080" w:right="1080" w:bottom="1080" w:left="1080" w:header="708" w:footer="708" w:gutter="0"/>
       <w:cols w:space="720"/>

--- a/DF_TermProject_Spring2026_final.docx
+++ b/DF_TermProject_Spring2026_final.docx
@@ -91,12 +91,18 @@
         <w:pBdr>
           <w:bottom w:val="single" w:sz="6" w:space="1" w:color="2E75B6"/>
         </w:pBdr>
-      </w:pPr>
-    </w:p>
-    <w:p/>
+        <w:jc w:val="both"/>
+      </w:pPr>
+    </w:p>
+    <w:p>
+      <w:pPr>
+        <w:jc w:val="both"/>
+      </w:pPr>
+    </w:p>
     <w:p>
       <w:pPr>
         <w:pStyle w:val="Heading1"/>
+        <w:jc w:val="both"/>
       </w:pPr>
       <w:r>
         <w:t>OBJECTIVES</w:t>
@@ -105,6 +111,7 @@
     <w:p>
       <w:pPr>
         <w:spacing w:before="60" w:after="60" w:line="276" w:lineRule="auto"/>
+        <w:jc w:val="both"/>
       </w:pPr>
       <w:r>
         <w:rPr>
@@ -125,10 +132,15 @@
         <w:t xml:space="preserve"> static web application across three isolated software environments: Development, Staging, and Production. Each environment has its own dedicated CI workflow (triggered on a Pull Request) and its own dedicated CD workflow (triggered on a merge/push), giving six GitHub Actions workflow files in total. Each team member authors exactly one workflow file and exactly one web page.</w:t>
       </w:r>
     </w:p>
-    <w:p/>
+    <w:p>
+      <w:pPr>
+        <w:jc w:val="both"/>
+      </w:pPr>
+    </w:p>
     <w:p>
       <w:pPr>
         <w:spacing w:before="60" w:after="60" w:line="276" w:lineRule="auto"/>
+        <w:jc w:val="both"/>
       </w:pPr>
       <w:r>
         <w:rPr>
@@ -147,6 +159,7 @@
           <w:numId w:val="2"/>
         </w:numPr>
         <w:spacing w:before="40" w:after="40"/>
+        <w:jc w:val="both"/>
       </w:pPr>
       <w:r>
         <w:rPr>
@@ -163,6 +176,7 @@
           <w:numId w:val="2"/>
         </w:numPr>
         <w:spacing w:before="40" w:after="40"/>
+        <w:jc w:val="both"/>
       </w:pPr>
       <w:r>
         <w:rPr>
@@ -263,6 +277,7 @@
           <w:numId w:val="2"/>
         </w:numPr>
         <w:spacing w:before="40" w:after="40"/>
+        <w:jc w:val="both"/>
       </w:pPr>
       <w:r>
         <w:rPr>
@@ -279,6 +294,7 @@
           <w:numId w:val="2"/>
         </w:numPr>
         <w:spacing w:before="40" w:after="40"/>
+        <w:jc w:val="both"/>
       </w:pPr>
       <w:r>
         <w:rPr>
@@ -295,6 +311,7 @@
           <w:numId w:val="2"/>
         </w:numPr>
         <w:spacing w:before="40" w:after="40"/>
+        <w:jc w:val="both"/>
       </w:pPr>
       <w:r>
         <w:rPr>
@@ -311,6 +328,7 @@
           <w:numId w:val="2"/>
         </w:numPr>
         <w:spacing w:before="40" w:after="40"/>
+        <w:jc w:val="both"/>
       </w:pPr>
       <w:r>
         <w:rPr>
@@ -327,6 +345,7 @@
           <w:numId w:val="2"/>
         </w:numPr>
         <w:spacing w:before="40" w:after="40"/>
+        <w:jc w:val="both"/>
       </w:pPr>
       <w:r>
         <w:rPr>
@@ -335,10 +354,15 @@
         <w:t>Demonstrate end-to-end automated delivery from a code push on a feature branch to a live deployment on the appropriate Render service.</w:t>
       </w:r>
     </w:p>
-    <w:p/>
+    <w:p>
+      <w:pPr>
+        <w:jc w:val="both"/>
+      </w:pPr>
+    </w:p>
     <w:p>
       <w:pPr>
         <w:pStyle w:val="Heading1"/>
+        <w:jc w:val="both"/>
       </w:pPr>
       <w:r>
         <w:t>IMPORTANT INSTRUCTIONS</w:t>
@@ -352,6 +376,7 @@
           <w:numId w:val="7"/>
         </w:numPr>
         <w:spacing w:before="40" w:after="40"/>
+        <w:jc w:val="both"/>
       </w:pPr>
       <w:r>
         <w:rPr>
@@ -368,6 +393,7 @@
           <w:numId w:val="7"/>
         </w:numPr>
         <w:spacing w:before="40" w:after="40"/>
+        <w:jc w:val="both"/>
       </w:pPr>
       <w:r>
         <w:rPr>
@@ -398,6 +424,7 @@
           <w:numId w:val="7"/>
         </w:numPr>
         <w:spacing w:before="40" w:after="40"/>
+        <w:jc w:val="both"/>
       </w:pPr>
       <w:r>
         <w:rPr>
@@ -414,6 +441,7 @@
           <w:numId w:val="7"/>
         </w:numPr>
         <w:spacing w:before="40" w:after="40"/>
+        <w:jc w:val="both"/>
       </w:pPr>
       <w:r>
         <w:rPr>
@@ -430,6 +458,7 @@
           <w:numId w:val="7"/>
         </w:numPr>
         <w:spacing w:before="40" w:after="40"/>
+        <w:jc w:val="both"/>
       </w:pPr>
       <w:r>
         <w:rPr>
@@ -474,6 +503,7 @@
           <w:numId w:val="7"/>
         </w:numPr>
         <w:spacing w:before="40" w:after="40"/>
+        <w:jc w:val="both"/>
       </w:pPr>
       <w:r>
         <w:rPr>
@@ -490,6 +520,7 @@
           <w:numId w:val="7"/>
         </w:numPr>
         <w:spacing w:before="40" w:after="40"/>
+        <w:jc w:val="both"/>
       </w:pPr>
       <w:r>
         <w:rPr>
@@ -507,6 +538,7 @@
           <w:numId w:val="7"/>
         </w:numPr>
         <w:spacing w:before="40" w:after="40"/>
+        <w:jc w:val="both"/>
       </w:pPr>
       <w:r>
         <w:rPr>
@@ -523,6 +555,7 @@
           <w:numId w:val="7"/>
         </w:numPr>
         <w:spacing w:before="40" w:after="40"/>
+        <w:jc w:val="both"/>
       </w:pPr>
       <w:r>
         <w:rPr>
@@ -553,6 +586,7 @@
           <w:numId w:val="7"/>
         </w:numPr>
         <w:spacing w:before="40" w:after="40"/>
+        <w:jc w:val="both"/>
       </w:pPr>
       <w:r>
         <w:rPr>
@@ -579,12 +613,18 @@
       <w:pPr>
         <w:spacing w:before="40" w:after="40"/>
         <w:ind w:left="360"/>
-      </w:pPr>
-    </w:p>
-    <w:p/>
+        <w:jc w:val="both"/>
+      </w:pPr>
+    </w:p>
+    <w:p>
+      <w:pPr>
+        <w:jc w:val="both"/>
+      </w:pPr>
+    </w:p>
     <w:p>
       <w:pPr>
         <w:pStyle w:val="Heading1"/>
+        <w:jc w:val="both"/>
       </w:pPr>
       <w:r>
         <w:t>GROUP DETAILS</w:t>
@@ -593,6 +633,7 @@
     <w:p>
       <w:pPr>
         <w:spacing w:before="60" w:after="60" w:line="276" w:lineRule="auto"/>
+        <w:jc w:val="both"/>
       </w:pPr>
       <w:r>
         <w:rPr>
@@ -601,7 +642,11 @@
         <w:t>Table 1: Group Details – Each student must fill their own row (including Assigned Workflow File and Assigned Page) in the versioned copy inside the repository.</w:t>
       </w:r>
     </w:p>
-    <w:p/>
+    <w:p>
+      <w:pPr>
+        <w:jc w:val="both"/>
+      </w:pPr>
+    </w:p>
     <w:tbl>
       <w:tblPr>
         <w:tblW w:w="10078" w:type="dxa"/>
@@ -650,7 +695,7 @@
           </w:tcPr>
           <w:p>
             <w:pPr>
-              <w:jc w:val="center"/>
+              <w:jc w:val="both"/>
             </w:pPr>
             <w:r>
               <w:rPr>
@@ -684,7 +729,7 @@
           </w:tcPr>
           <w:p>
             <w:pPr>
-              <w:jc w:val="center"/>
+              <w:jc w:val="both"/>
             </w:pPr>
             <w:r>
               <w:rPr>
@@ -718,7 +763,7 @@
           </w:tcPr>
           <w:p>
             <w:pPr>
-              <w:jc w:val="center"/>
+              <w:jc w:val="both"/>
             </w:pPr>
             <w:r>
               <w:rPr>
@@ -752,7 +797,7 @@
           </w:tcPr>
           <w:p>
             <w:pPr>
-              <w:jc w:val="center"/>
+              <w:jc w:val="both"/>
             </w:pPr>
             <w:r>
               <w:rPr>
@@ -786,7 +831,7 @@
           </w:tcPr>
           <w:p>
             <w:pPr>
-              <w:jc w:val="center"/>
+              <w:jc w:val="both"/>
             </w:pPr>
             <w:r>
               <w:rPr>
@@ -820,7 +865,7 @@
           </w:tcPr>
           <w:p>
             <w:pPr>
-              <w:jc w:val="center"/>
+              <w:jc w:val="both"/>
             </w:pPr>
             <w:r>
               <w:rPr>
@@ -854,7 +899,7 @@
           </w:tcPr>
           <w:p>
             <w:pPr>
-              <w:jc w:val="center"/>
+              <w:jc w:val="both"/>
             </w:pPr>
             <w:r>
               <w:rPr>
@@ -888,7 +933,7 @@
           </w:tcPr>
           <w:p>
             <w:pPr>
-              <w:jc w:val="center"/>
+              <w:jc w:val="both"/>
             </w:pPr>
             <w:r>
               <w:rPr>
@@ -923,6 +968,9 @@
             <w:vAlign w:val="center"/>
           </w:tcPr>
           <w:p>
+            <w:pPr>
+              <w:jc w:val="both"/>
+            </w:pPr>
             <w:r>
               <w:t>0901</w:t>
             </w:r>
@@ -947,6 +995,9 @@
             <w:vAlign w:val="center"/>
           </w:tcPr>
           <w:p>
+            <w:pPr>
+              <w:jc w:val="both"/>
+            </w:pPr>
             <w:r>
               <w:t>Hafiz Syed Shah Ali</w:t>
             </w:r>
@@ -971,6 +1022,9 @@
             <w:vAlign w:val="center"/>
           </w:tcPr>
           <w:p>
+            <w:pPr>
+              <w:jc w:val="both"/>
+            </w:pPr>
             <w:proofErr w:type="spellStart"/>
             <w:r>
               <w:t>ShahAli</w:t>
@@ -1000,6 +1054,9 @@
             <w:vAlign w:val="center"/>
           </w:tcPr>
           <w:p>
+            <w:pPr>
+              <w:jc w:val="both"/>
+            </w:pPr>
             <w:r>
               <w:t>Lead</w:t>
             </w:r>
@@ -1024,6 +1081,9 @@
             <w:vAlign w:val="center"/>
           </w:tcPr>
           <w:p>
+            <w:pPr>
+              <w:jc w:val="both"/>
+            </w:pPr>
             <w:r>
               <w:t>ci-</w:t>
             </w:r>
@@ -1045,6 +1105,9 @@
             </w:r>
           </w:p>
           <w:p>
+            <w:pPr>
+              <w:jc w:val="both"/>
+            </w:pPr>
             <w:proofErr w:type="spellStart"/>
             <w:r>
               <w:t>yml</w:t>
@@ -1071,11 +1134,17 @@
             <w:vAlign w:val="center"/>
           </w:tcPr>
           <w:p>
+            <w:pPr>
+              <w:jc w:val="both"/>
+            </w:pPr>
             <w:r>
               <w:t>index.html</w:t>
             </w:r>
           </w:p>
           <w:p>
+            <w:pPr>
+              <w:jc w:val="both"/>
+            </w:pPr>
             <w:r>
               <w:t>(Home)</w:t>
             </w:r>
@@ -1100,6 +1169,9 @@
             <w:vAlign w:val="center"/>
           </w:tcPr>
           <w:p>
+            <w:pPr>
+              <w:jc w:val="both"/>
+            </w:pPr>
             <w:r>
               <w:t>feature/</w:t>
             </w:r>
@@ -1131,7 +1203,11 @@
             </w:tcMar>
             <w:vAlign w:val="center"/>
           </w:tcPr>
-          <w:p/>
+          <w:p>
+            <w:pPr>
+              <w:jc w:val="both"/>
+            </w:pPr>
+          </w:p>
         </w:tc>
       </w:tr>
       <w:tr>
@@ -1154,6 +1230,9 @@
             <w:vAlign w:val="center"/>
           </w:tcPr>
           <w:p>
+            <w:pPr>
+              <w:jc w:val="both"/>
+            </w:pPr>
             <w:r>
               <w:t>0724</w:t>
             </w:r>
@@ -1178,6 +1257,9 @@
             <w:vAlign w:val="center"/>
           </w:tcPr>
           <w:p>
+            <w:pPr>
+              <w:jc w:val="both"/>
+            </w:pPr>
             <w:r>
               <w:t>Abdul Wahab</w:t>
             </w:r>
@@ -1202,6 +1284,9 @@
             <w:vAlign w:val="center"/>
           </w:tcPr>
           <w:p>
+            <w:pPr>
+              <w:jc w:val="both"/>
+            </w:pPr>
             <w:r>
               <w:t>W</w:t>
             </w:r>
@@ -1229,6 +1314,9 @@
             <w:vAlign w:val="center"/>
           </w:tcPr>
           <w:p>
+            <w:pPr>
+              <w:jc w:val="both"/>
+            </w:pPr>
             <w:r>
               <w:t>Member</w:t>
             </w:r>
@@ -1253,6 +1341,9 @@
             <w:vAlign w:val="center"/>
           </w:tcPr>
           <w:p>
+            <w:pPr>
+              <w:jc w:val="both"/>
+            </w:pPr>
             <w:r>
               <w:t>ci-</w:t>
             </w:r>
@@ -1282,6 +1373,9 @@
             <w:vAlign w:val="center"/>
           </w:tcPr>
           <w:p>
+            <w:pPr>
+              <w:jc w:val="both"/>
+            </w:pPr>
             <w:r>
               <w:t>hunza.html</w:t>
             </w:r>
@@ -1306,6 +1400,9 @@
             <w:vAlign w:val="center"/>
           </w:tcPr>
           <w:p>
+            <w:pPr>
+              <w:jc w:val="both"/>
+            </w:pPr>
             <w:r>
               <w:t>feature/</w:t>
             </w:r>
@@ -1337,7 +1434,11 @@
             </w:tcMar>
             <w:vAlign w:val="center"/>
           </w:tcPr>
-          <w:p/>
+          <w:p>
+            <w:pPr>
+              <w:jc w:val="both"/>
+            </w:pPr>
+          </w:p>
         </w:tc>
       </w:tr>
       <w:tr>
@@ -1360,6 +1461,9 @@
             <w:vAlign w:val="center"/>
           </w:tcPr>
           <w:p>
+            <w:pPr>
+              <w:jc w:val="both"/>
+            </w:pPr>
             <w:r>
               <w:t>0740</w:t>
             </w:r>
@@ -1384,6 +1488,9 @@
             <w:vAlign w:val="center"/>
           </w:tcPr>
           <w:p>
+            <w:pPr>
+              <w:jc w:val="both"/>
+            </w:pPr>
             <w:r>
               <w:t>Muhammad Hassan</w:t>
             </w:r>
@@ -1408,6 +1515,9 @@
             <w:vAlign w:val="center"/>
           </w:tcPr>
           <w:p>
+            <w:pPr>
+              <w:jc w:val="both"/>
+            </w:pPr>
             <w:r>
               <w:t>Hassan709-prog</w:t>
             </w:r>
@@ -1432,6 +1542,9 @@
             <w:vAlign w:val="center"/>
           </w:tcPr>
           <w:p>
+            <w:pPr>
+              <w:jc w:val="both"/>
+            </w:pPr>
             <w:r>
               <w:t>Member</w:t>
             </w:r>
@@ -1456,6 +1569,9 @@
             <w:vAlign w:val="center"/>
           </w:tcPr>
           <w:p>
+            <w:pPr>
+              <w:jc w:val="both"/>
+            </w:pPr>
             <w:r>
               <w:t>ci-</w:t>
             </w:r>
@@ -1485,6 +1601,9 @@
             <w:vAlign w:val="center"/>
           </w:tcPr>
           <w:p>
+            <w:pPr>
+              <w:jc w:val="both"/>
+            </w:pPr>
             <w:r>
               <w:t>swat.html</w:t>
             </w:r>
@@ -1509,6 +1628,9 @@
             <w:vAlign w:val="center"/>
           </w:tcPr>
           <w:p>
+            <w:pPr>
+              <w:jc w:val="both"/>
+            </w:pPr>
             <w:r>
               <w:t>f</w:t>
             </w:r>
@@ -1546,7 +1668,11 @@
             </w:tcMar>
             <w:vAlign w:val="center"/>
           </w:tcPr>
-          <w:p/>
+          <w:p>
+            <w:pPr>
+              <w:jc w:val="both"/>
+            </w:pPr>
+          </w:p>
         </w:tc>
       </w:tr>
       <w:tr>
@@ -1569,6 +1695,9 @@
             <w:vAlign w:val="center"/>
           </w:tcPr>
           <w:p>
+            <w:pPr>
+              <w:jc w:val="both"/>
+            </w:pPr>
             <w:r>
               <w:t>0904</w:t>
             </w:r>
@@ -1593,6 +1722,9 @@
             <w:vAlign w:val="center"/>
           </w:tcPr>
           <w:p>
+            <w:pPr>
+              <w:jc w:val="both"/>
+            </w:pPr>
             <w:r>
               <w:t>Abu Bakar Saeed</w:t>
             </w:r>
@@ -1617,6 +1749,9 @@
             <w:vAlign w:val="center"/>
           </w:tcPr>
           <w:p>
+            <w:pPr>
+              <w:jc w:val="both"/>
+            </w:pPr>
             <w:r>
               <w:t>Abubakar-Saeed0137</w:t>
             </w:r>
@@ -1641,6 +1776,9 @@
             <w:vAlign w:val="center"/>
           </w:tcPr>
           <w:p>
+            <w:pPr>
+              <w:jc w:val="both"/>
+            </w:pPr>
             <w:r>
               <w:t>Member</w:t>
             </w:r>
@@ -1665,6 +1803,9 @@
             <w:vAlign w:val="center"/>
           </w:tcPr>
           <w:p>
+            <w:pPr>
+              <w:jc w:val="both"/>
+            </w:pPr>
             <w:r>
               <w:t>cd-</w:t>
             </w:r>
@@ -1694,6 +1835,9 @@
             <w:vAlign w:val="center"/>
           </w:tcPr>
           <w:p>
+            <w:pPr>
+              <w:jc w:val="both"/>
+            </w:pPr>
             <w:r>
               <w:t>lahore.html</w:t>
             </w:r>
@@ -1718,6 +1862,9 @@
             <w:vAlign w:val="center"/>
           </w:tcPr>
           <w:p>
+            <w:pPr>
+              <w:jc w:val="both"/>
+            </w:pPr>
             <w:r>
               <w:t>feature/</w:t>
             </w:r>
@@ -1754,7 +1901,11 @@
             </w:tcMar>
             <w:vAlign w:val="center"/>
           </w:tcPr>
-          <w:p/>
+          <w:p>
+            <w:pPr>
+              <w:jc w:val="both"/>
+            </w:pPr>
+          </w:p>
         </w:tc>
       </w:tr>
       <w:tr>
@@ -1777,6 +1928,9 @@
             <w:vAlign w:val="center"/>
           </w:tcPr>
           <w:p>
+            <w:pPr>
+              <w:jc w:val="both"/>
+            </w:pPr>
             <w:r>
               <w:t>0152</w:t>
             </w:r>
@@ -1801,6 +1955,9 @@
             <w:vAlign w:val="center"/>
           </w:tcPr>
           <w:p>
+            <w:pPr>
+              <w:jc w:val="both"/>
+            </w:pPr>
             <w:r>
               <w:t>Abdul Rahim</w:t>
             </w:r>
@@ -1825,6 +1982,9 @@
             <w:vAlign w:val="center"/>
           </w:tcPr>
           <w:p>
+            <w:pPr>
+              <w:jc w:val="both"/>
+            </w:pPr>
             <w:r>
               <w:t>Abdul-Rahim13</w:t>
             </w:r>
@@ -1849,6 +2009,9 @@
             <w:vAlign w:val="center"/>
           </w:tcPr>
           <w:p>
+            <w:pPr>
+              <w:jc w:val="both"/>
+            </w:pPr>
             <w:r>
               <w:t>Member</w:t>
             </w:r>
@@ -1873,6 +2036,9 @@
             <w:vAlign w:val="center"/>
           </w:tcPr>
           <w:p>
+            <w:pPr>
+              <w:jc w:val="both"/>
+            </w:pPr>
             <w:r>
               <w:t>cd-</w:t>
             </w:r>
@@ -1902,6 +2068,9 @@
             <w:vAlign w:val="center"/>
           </w:tcPr>
           <w:p>
+            <w:pPr>
+              <w:jc w:val="both"/>
+            </w:pPr>
             <w:r>
               <w:t>karachi.html</w:t>
             </w:r>
@@ -1926,6 +2095,9 @@
             <w:vAlign w:val="center"/>
           </w:tcPr>
           <w:p>
+            <w:pPr>
+              <w:jc w:val="both"/>
+            </w:pPr>
             <w:r>
               <w:t>feature/</w:t>
             </w:r>
@@ -1962,14 +2134,23 @@
             </w:tcMar>
             <w:vAlign w:val="center"/>
           </w:tcPr>
-          <w:p/>
+          <w:p>
+            <w:pPr>
+              <w:jc w:val="both"/>
+            </w:pPr>
+          </w:p>
         </w:tc>
       </w:tr>
     </w:tbl>
-    <w:p/>
+    <w:p>
+      <w:pPr>
+        <w:jc w:val="both"/>
+      </w:pPr>
+    </w:p>
     <w:p>
       <w:pPr>
         <w:spacing w:before="60" w:after="60" w:line="276" w:lineRule="auto"/>
+        <w:jc w:val="both"/>
       </w:pPr>
       <w:r>
         <w:rPr>
@@ -1988,10 +2169,15 @@
         <w:t>https://github.com/hafizsyedshahali/pakvista-cicd</w:t>
       </w:r>
     </w:p>
-    <w:p/>
+    <w:p>
+      <w:pPr>
+        <w:jc w:val="both"/>
+      </w:pPr>
+    </w:p>
     <w:p>
       <w:pPr>
         <w:spacing w:before="60" w:after="60" w:line="276" w:lineRule="auto"/>
+        <w:jc w:val="both"/>
       </w:pPr>
       <w:r>
         <w:rPr>
@@ -2005,32 +2191,52 @@
     <w:p>
       <w:pPr>
         <w:spacing w:before="60" w:after="60" w:line="276" w:lineRule="auto"/>
-      </w:pPr>
-      <w:r>
+        <w:jc w:val="both"/>
         <w:rPr>
           <w:b/>
           <w:bCs/>
         </w:rPr>
-        <w:t xml:space="preserve">  Development: </w:t>
-      </w:r>
+      </w:pPr>
       <w:r>
         <w:rPr>
           <w:b/>
           <w:bCs/>
         </w:rPr>
-        <w:t>https://pakvista-cicd-qpwg.onrender.com</w:t>
-      </w:r>
-    </w:p>
-    <w:p>
-      <w:pPr>
-        <w:spacing w:before="60" w:after="60" w:line="276" w:lineRule="auto"/>
-      </w:pPr>
+        <w:t xml:space="preserve">  Development: </w:t>
+      </w:r>
       <w:r>
         <w:rPr>
           <w:b/>
           <w:bCs/>
         </w:rPr>
+        <w:t xml:space="preserve"> </w:t>
+      </w:r>
+      <w:r>
+        <w:rPr>
+          <w:b/>
+          <w:bCs/>
+        </w:rPr>
+        <w:t>https://pakvista-cicd-qpwg.onrender.com</w:t>
+      </w:r>
+    </w:p>
+    <w:p>
+      <w:pPr>
+        <w:spacing w:before="60" w:after="60" w:line="276" w:lineRule="auto"/>
+        <w:jc w:val="both"/>
+      </w:pPr>
+      <w:r>
+        <w:rPr>
+          <w:b/>
+          <w:bCs/>
+        </w:rPr>
         <w:t xml:space="preserve">  Staging: </w:t>
+      </w:r>
+      <w:r>
+        <w:rPr>
+          <w:b/>
+          <w:bCs/>
+        </w:rPr>
+        <w:t xml:space="preserve"> </w:t>
       </w:r>
       <w:r>
         <w:rPr>
@@ -2058,6 +2264,7 @@
     <w:p>
       <w:pPr>
         <w:spacing w:before="60" w:after="60" w:line="276" w:lineRule="auto"/>
+        <w:jc w:val="both"/>
       </w:pPr>
       <w:r>
         <w:rPr>
@@ -2071,18 +2278,31 @@
           <w:b/>
           <w:bCs/>
         </w:rPr>
+        <w:t xml:space="preserve"> </w:t>
+      </w:r>
+      <w:r>
+        <w:rPr>
+          <w:b/>
+          <w:bCs/>
+        </w:rPr>
         <w:t>https://pakvista-prod-1ggi.onrender.com</w:t>
       </w:r>
     </w:p>
-    <w:p/>
+    <w:p>
+      <w:pPr>
+        <w:jc w:val="both"/>
+      </w:pPr>
+    </w:p>
     <w:p>
       <w:pPr>
         <w:pStyle w:val="Heading1"/>
+        <w:jc w:val="both"/>
       </w:pPr>
     </w:p>
     <w:p>
       <w:pPr>
         <w:pStyle w:val="Heading1"/>
+        <w:jc w:val="both"/>
       </w:pPr>
       <w:r>
         <w:lastRenderedPageBreak/>
@@ -2092,6 +2312,7 @@
     <w:p>
       <w:pPr>
         <w:spacing w:before="60" w:after="60" w:line="276" w:lineRule="auto"/>
+        <w:jc w:val="both"/>
       </w:pPr>
       <w:r>
         <w:t xml:space="preserve">Your team is the engineering crew for </w:t>
@@ -2117,10 +2338,15 @@
         <w:t>HTML5 and CSS3 only – no JavaScript is required or permitted.</w:t>
       </w:r>
     </w:p>
-    <w:p/>
+    <w:p>
+      <w:pPr>
+        <w:jc w:val="both"/>
+      </w:pPr>
+    </w:p>
     <w:p>
       <w:pPr>
         <w:spacing w:before="60" w:after="60" w:line="276" w:lineRule="auto"/>
+        <w:jc w:val="both"/>
       </w:pPr>
       <w:r>
         <w:rPr>
@@ -2129,7 +2355,11 @@
         <w:t>The project lifecycle mirrors a real-world professional workflow across three isolated environments:</w:t>
       </w:r>
     </w:p>
-    <w:p/>
+    <w:p>
+      <w:pPr>
+        <w:jc w:val="both"/>
+      </w:pPr>
+    </w:p>
     <w:tbl>
       <w:tblPr>
         <w:tblW w:w="9360" w:type="dxa"/>
@@ -2174,7 +2404,7 @@
           </w:tcPr>
           <w:p>
             <w:pPr>
-              <w:jc w:val="center"/>
+              <w:jc w:val="both"/>
             </w:pPr>
             <w:r>
               <w:rPr>
@@ -2208,7 +2438,7 @@
           </w:tcPr>
           <w:p>
             <w:pPr>
-              <w:jc w:val="center"/>
+              <w:jc w:val="both"/>
             </w:pPr>
             <w:r>
               <w:rPr>
@@ -2242,7 +2472,7 @@
           </w:tcPr>
           <w:p>
             <w:pPr>
-              <w:jc w:val="center"/>
+              <w:jc w:val="both"/>
             </w:pPr>
             <w:r>
               <w:rPr>
@@ -2276,7 +2506,7 @@
           </w:tcPr>
           <w:p>
             <w:pPr>
-              <w:jc w:val="center"/>
+              <w:jc w:val="both"/>
             </w:pPr>
             <w:r>
               <w:rPr>
@@ -2311,6 +2541,9 @@
             <w:vAlign w:val="center"/>
           </w:tcPr>
           <w:p>
+            <w:pPr>
+              <w:jc w:val="both"/>
+            </w:pPr>
             <w:r>
               <w:rPr>
                 <w:b/>
@@ -2342,6 +2575,9 @@
             <w:vAlign w:val="center"/>
           </w:tcPr>
           <w:p>
+            <w:pPr>
+              <w:jc w:val="both"/>
+            </w:pPr>
             <w:r>
               <w:rPr>
                 <w:color w:val="000000"/>
@@ -2371,6 +2607,9 @@
             <w:vAlign w:val="center"/>
           </w:tcPr>
           <w:p>
+            <w:pPr>
+              <w:jc w:val="both"/>
+            </w:pPr>
             <w:proofErr w:type="gramStart"/>
             <w:r>
               <w:rPr>
@@ -2428,6 +2667,9 @@
             <w:vAlign w:val="center"/>
           </w:tcPr>
           <w:p>
+            <w:pPr>
+              <w:jc w:val="both"/>
+            </w:pPr>
             <w:proofErr w:type="spellStart"/>
             <w:r>
               <w:rPr>
@@ -2469,6 +2711,9 @@
             <w:vAlign w:val="center"/>
           </w:tcPr>
           <w:p>
+            <w:pPr>
+              <w:jc w:val="both"/>
+            </w:pPr>
             <w:r>
               <w:rPr>
                 <w:b/>
@@ -2500,6 +2745,9 @@
             <w:vAlign w:val="center"/>
           </w:tcPr>
           <w:p>
+            <w:pPr>
+              <w:jc w:val="both"/>
+            </w:pPr>
             <w:r>
               <w:rPr>
                 <w:color w:val="000000"/>
@@ -2529,6 +2777,9 @@
             <w:vAlign w:val="center"/>
           </w:tcPr>
           <w:p>
+            <w:pPr>
+              <w:jc w:val="both"/>
+            </w:pPr>
             <w:proofErr w:type="gramStart"/>
             <w:r>
               <w:rPr>
@@ -2586,6 +2837,9 @@
             <w:vAlign w:val="center"/>
           </w:tcPr>
           <w:p>
+            <w:pPr>
+              <w:jc w:val="both"/>
+            </w:pPr>
             <w:proofErr w:type="spellStart"/>
             <w:r>
               <w:rPr>
@@ -2627,6 +2881,9 @@
             <w:vAlign w:val="center"/>
           </w:tcPr>
           <w:p>
+            <w:pPr>
+              <w:jc w:val="both"/>
+            </w:pPr>
             <w:r>
               <w:rPr>
                 <w:b/>
@@ -2658,6 +2915,9 @@
             <w:vAlign w:val="center"/>
           </w:tcPr>
           <w:p>
+            <w:pPr>
+              <w:jc w:val="both"/>
+            </w:pPr>
             <w:r>
               <w:rPr>
                 <w:color w:val="000000"/>
@@ -2687,6 +2947,9 @@
             <w:vAlign w:val="center"/>
           </w:tcPr>
           <w:p>
+            <w:pPr>
+              <w:jc w:val="both"/>
+            </w:pPr>
             <w:proofErr w:type="gramStart"/>
             <w:r>
               <w:rPr>
@@ -2744,6 +3007,9 @@
             <w:vAlign w:val="center"/>
           </w:tcPr>
           <w:p>
+            <w:pPr>
+              <w:jc w:val="both"/>
+            </w:pPr>
             <w:proofErr w:type="spellStart"/>
             <w:r>
               <w:rPr>
@@ -2766,10 +3032,15 @@
         </w:tc>
       </w:tr>
     </w:tbl>
-    <w:p/>
+    <w:p>
+      <w:pPr>
+        <w:jc w:val="both"/>
+      </w:pPr>
+    </w:p>
     <w:p>
       <w:pPr>
         <w:spacing w:before="60" w:after="60" w:line="276" w:lineRule="auto"/>
+        <w:jc w:val="both"/>
       </w:pPr>
       <w:r>
         <w:rPr>
@@ -2792,10 +3063,15 @@
         <w:t>, shared stylesheet (style.css), and all six CI/CD workflow files. Each team member is individually responsible for building one destination page (HTML + CSS) and authoring one workflow file – either a CI or a CD workflow for any one environment.</w:t>
       </w:r>
     </w:p>
-    <w:p/>
+    <w:p>
+      <w:pPr>
+        <w:jc w:val="both"/>
+      </w:pPr>
+    </w:p>
     <w:p>
       <w:pPr>
         <w:pStyle w:val="Heading2"/>
+        <w:jc w:val="both"/>
       </w:pPr>
       <w:r>
         <w:t xml:space="preserve">Table 2: </w:t>
@@ -2853,7 +3129,7 @@
           </w:tcPr>
           <w:p>
             <w:pPr>
-              <w:jc w:val="center"/>
+              <w:jc w:val="both"/>
             </w:pPr>
             <w:r>
               <w:rPr>
@@ -2887,7 +3163,7 @@
           </w:tcPr>
           <w:p>
             <w:pPr>
-              <w:jc w:val="center"/>
+              <w:jc w:val="both"/>
             </w:pPr>
             <w:r>
               <w:rPr>
@@ -2921,7 +3197,7 @@
           </w:tcPr>
           <w:p>
             <w:pPr>
-              <w:jc w:val="center"/>
+              <w:jc w:val="both"/>
             </w:pPr>
             <w:r>
               <w:rPr>
@@ -2955,7 +3231,7 @@
           </w:tcPr>
           <w:p>
             <w:pPr>
-              <w:jc w:val="center"/>
+              <w:jc w:val="both"/>
             </w:pPr>
             <w:r>
               <w:rPr>
@@ -2991,7 +3267,7 @@
           </w:tcPr>
           <w:p>
             <w:pPr>
-              <w:jc w:val="center"/>
+              <w:jc w:val="both"/>
             </w:pPr>
             <w:r>
               <w:rPr>
@@ -3024,6 +3300,9 @@
             <w:vAlign w:val="center"/>
           </w:tcPr>
           <w:p>
+            <w:pPr>
+              <w:jc w:val="both"/>
+            </w:pPr>
             <w:r>
               <w:rPr>
                 <w:b/>
@@ -3055,6 +3334,9 @@
             <w:vAlign w:val="center"/>
           </w:tcPr>
           <w:p>
+            <w:pPr>
+              <w:jc w:val="both"/>
+            </w:pPr>
             <w:r>
               <w:rPr>
                 <w:color w:val="000000"/>
@@ -3084,6 +3366,9 @@
             <w:vAlign w:val="center"/>
           </w:tcPr>
           <w:p>
+            <w:pPr>
+              <w:jc w:val="both"/>
+            </w:pPr>
             <w:r>
               <w:rPr>
                 <w:color w:val="000000"/>
@@ -3134,7 +3419,7 @@
           </w:tcPr>
           <w:p>
             <w:pPr>
-              <w:jc w:val="center"/>
+              <w:jc w:val="both"/>
             </w:pPr>
             <w:r>
               <w:rPr>
@@ -3167,6 +3452,9 @@
             <w:vAlign w:val="center"/>
           </w:tcPr>
           <w:p>
+            <w:pPr>
+              <w:jc w:val="both"/>
+            </w:pPr>
             <w:r>
               <w:rPr>
                 <w:b/>
@@ -3198,6 +3486,9 @@
             <w:vAlign w:val="center"/>
           </w:tcPr>
           <w:p>
+            <w:pPr>
+              <w:jc w:val="both"/>
+            </w:pPr>
             <w:r>
               <w:rPr>
                 <w:color w:val="000000"/>
@@ -3227,6 +3518,9 @@
             <w:vAlign w:val="center"/>
           </w:tcPr>
           <w:p>
+            <w:pPr>
+              <w:jc w:val="both"/>
+            </w:pPr>
             <w:r>
               <w:rPr>
                 <w:color w:val="000000"/>
@@ -3259,7 +3553,7 @@
           </w:tcPr>
           <w:p>
             <w:pPr>
-              <w:jc w:val="center"/>
+              <w:jc w:val="both"/>
             </w:pPr>
             <w:r>
               <w:rPr>
@@ -3292,6 +3586,9 @@
             <w:vAlign w:val="center"/>
           </w:tcPr>
           <w:p>
+            <w:pPr>
+              <w:jc w:val="both"/>
+            </w:pPr>
             <w:r>
               <w:rPr>
                 <w:b/>
@@ -3323,6 +3620,9 @@
             <w:vAlign w:val="center"/>
           </w:tcPr>
           <w:p>
+            <w:pPr>
+              <w:jc w:val="both"/>
+            </w:pPr>
             <w:r>
               <w:rPr>
                 <w:color w:val="000000"/>
@@ -3352,6 +3652,9 @@
             <w:vAlign w:val="center"/>
           </w:tcPr>
           <w:p>
+            <w:pPr>
+              <w:jc w:val="both"/>
+            </w:pPr>
             <w:r>
               <w:rPr>
                 <w:color w:val="000000"/>
@@ -3438,7 +3741,7 @@
           </w:tcPr>
           <w:p>
             <w:pPr>
-              <w:jc w:val="center"/>
+              <w:jc w:val="both"/>
             </w:pPr>
             <w:r>
               <w:rPr>
@@ -3471,6 +3774,9 @@
             <w:vAlign w:val="center"/>
           </w:tcPr>
           <w:p>
+            <w:pPr>
+              <w:jc w:val="both"/>
+            </w:pPr>
             <w:r>
               <w:rPr>
                 <w:b/>
@@ -3502,6 +3808,9 @@
             <w:vAlign w:val="center"/>
           </w:tcPr>
           <w:p>
+            <w:pPr>
+              <w:jc w:val="both"/>
+            </w:pPr>
             <w:r>
               <w:rPr>
                 <w:color w:val="000000"/>
@@ -3531,6 +3840,9 @@
             <w:vAlign w:val="center"/>
           </w:tcPr>
           <w:p>
+            <w:pPr>
+              <w:jc w:val="both"/>
+            </w:pPr>
             <w:r>
               <w:rPr>
                 <w:color w:val="000000"/>
@@ -3581,7 +3893,7 @@
           </w:tcPr>
           <w:p>
             <w:pPr>
-              <w:jc w:val="center"/>
+              <w:jc w:val="both"/>
             </w:pPr>
             <w:r>
               <w:rPr>
@@ -3614,6 +3926,9 @@
             <w:vAlign w:val="center"/>
           </w:tcPr>
           <w:p>
+            <w:pPr>
+              <w:jc w:val="both"/>
+            </w:pPr>
             <w:r>
               <w:rPr>
                 <w:b/>
@@ -3645,6 +3960,9 @@
             <w:vAlign w:val="center"/>
           </w:tcPr>
           <w:p>
+            <w:pPr>
+              <w:jc w:val="both"/>
+            </w:pPr>
             <w:r>
               <w:rPr>
                 <w:color w:val="000000"/>
@@ -3674,6 +3992,9 @@
             <w:vAlign w:val="center"/>
           </w:tcPr>
           <w:p>
+            <w:pPr>
+              <w:jc w:val="both"/>
+            </w:pPr>
             <w:r>
               <w:rPr>
                 <w:color w:val="000000"/>
@@ -3713,10 +4034,15 @@
         </w:tc>
       </w:tr>
     </w:tbl>
-    <w:p/>
+    <w:p>
+      <w:pPr>
+        <w:jc w:val="both"/>
+      </w:pPr>
+    </w:p>
     <w:p>
       <w:pPr>
         <w:pStyle w:val="Heading2"/>
+        <w:jc w:val="both"/>
       </w:pPr>
       <w:r>
         <w:t>Table 3: Workflow File Assignment</w:t>
@@ -3725,6 +4051,7 @@
     <w:p>
       <w:pPr>
         <w:spacing w:before="60" w:after="60" w:line="276" w:lineRule="auto"/>
+        <w:jc w:val="both"/>
       </w:pPr>
       <w:r>
         <w:rPr>
@@ -3733,7 +4060,11 @@
         <w:t>Each team member must author exactly one workflow file. The Team Lead authors the remaining workflow files as part of the repository setup.</w:t>
       </w:r>
     </w:p>
-    <w:p/>
+    <w:p>
+      <w:pPr>
+        <w:jc w:val="both"/>
+      </w:pPr>
+    </w:p>
     <w:tbl>
       <w:tblPr>
         <w:tblW w:w="9360" w:type="dxa"/>
@@ -3779,7 +4110,7 @@
           </w:tcPr>
           <w:p>
             <w:pPr>
-              <w:jc w:val="center"/>
+              <w:jc w:val="both"/>
             </w:pPr>
             <w:r>
               <w:rPr>
@@ -3813,7 +4144,7 @@
           </w:tcPr>
           <w:p>
             <w:pPr>
-              <w:jc w:val="center"/>
+              <w:jc w:val="both"/>
             </w:pPr>
             <w:r>
               <w:rPr>
@@ -3847,7 +4178,7 @@
           </w:tcPr>
           <w:p>
             <w:pPr>
-              <w:jc w:val="center"/>
+              <w:jc w:val="both"/>
             </w:pPr>
             <w:r>
               <w:rPr>
@@ -3881,7 +4212,7 @@
           </w:tcPr>
           <w:p>
             <w:pPr>
-              <w:jc w:val="center"/>
+              <w:jc w:val="both"/>
             </w:pPr>
             <w:r>
               <w:rPr>
@@ -3915,7 +4246,7 @@
           </w:tcPr>
           <w:p>
             <w:pPr>
-              <w:jc w:val="center"/>
+              <w:jc w:val="both"/>
             </w:pPr>
             <w:r>
               <w:rPr>
@@ -3951,7 +4282,7 @@
           </w:tcPr>
           <w:p>
             <w:pPr>
-              <w:jc w:val="center"/>
+              <w:jc w:val="both"/>
             </w:pPr>
             <w:r>
               <w:rPr>
@@ -3984,6 +4315,9 @@
             <w:vAlign w:val="center"/>
           </w:tcPr>
           <w:p>
+            <w:pPr>
+              <w:jc w:val="both"/>
+            </w:pPr>
             <w:r>
               <w:rPr>
                 <w:b/>
@@ -4049,6 +4383,9 @@
             <w:vAlign w:val="center"/>
           </w:tcPr>
           <w:p>
+            <w:pPr>
+              <w:jc w:val="both"/>
+            </w:pPr>
             <w:r>
               <w:rPr>
                 <w:color w:val="000000"/>
@@ -4078,6 +4415,9 @@
             <w:vAlign w:val="center"/>
           </w:tcPr>
           <w:p>
+            <w:pPr>
+              <w:jc w:val="both"/>
+            </w:pPr>
             <w:proofErr w:type="spellStart"/>
             <w:r>
               <w:rPr>
@@ -4117,6 +4457,9 @@
             <w:vAlign w:val="center"/>
           </w:tcPr>
           <w:p>
+            <w:pPr>
+              <w:jc w:val="both"/>
+            </w:pPr>
             <w:r>
               <w:rPr>
                 <w:color w:val="000000"/>
@@ -4201,7 +4544,7 @@
           </w:tcPr>
           <w:p>
             <w:pPr>
-              <w:jc w:val="center"/>
+              <w:jc w:val="both"/>
             </w:pPr>
             <w:r>
               <w:rPr>
@@ -4234,6 +4577,9 @@
             <w:vAlign w:val="center"/>
           </w:tcPr>
           <w:p>
+            <w:pPr>
+              <w:jc w:val="both"/>
+            </w:pPr>
             <w:r>
               <w:rPr>
                 <w:b/>
@@ -4299,6 +4645,9 @@
             <w:vAlign w:val="center"/>
           </w:tcPr>
           <w:p>
+            <w:pPr>
+              <w:jc w:val="both"/>
+            </w:pPr>
             <w:r>
               <w:rPr>
                 <w:color w:val="000000"/>
@@ -4328,6 +4677,9 @@
             <w:vAlign w:val="center"/>
           </w:tcPr>
           <w:p>
+            <w:pPr>
+              <w:jc w:val="both"/>
+            </w:pPr>
             <w:r>
               <w:rPr>
                 <w:color w:val="000000"/>
@@ -4357,6 +4709,9 @@
             <w:vAlign w:val="center"/>
           </w:tcPr>
           <w:p>
+            <w:pPr>
+              <w:jc w:val="both"/>
+            </w:pPr>
             <w:r>
               <w:rPr>
                 <w:color w:val="000000"/>
@@ -4389,7 +4744,7 @@
           </w:tcPr>
           <w:p>
             <w:pPr>
-              <w:jc w:val="center"/>
+              <w:jc w:val="both"/>
             </w:pPr>
             <w:r>
               <w:rPr>
@@ -4422,6 +4777,9 @@
             <w:vAlign w:val="center"/>
           </w:tcPr>
           <w:p>
+            <w:pPr>
+              <w:jc w:val="both"/>
+            </w:pPr>
             <w:r>
               <w:rPr>
                 <w:b/>
@@ -4487,6 +4845,9 @@
             <w:vAlign w:val="center"/>
           </w:tcPr>
           <w:p>
+            <w:pPr>
+              <w:jc w:val="both"/>
+            </w:pPr>
             <w:r>
               <w:rPr>
                 <w:color w:val="000000"/>
@@ -4516,6 +4877,9 @@
             <w:vAlign w:val="center"/>
           </w:tcPr>
           <w:p>
+            <w:pPr>
+              <w:jc w:val="both"/>
+            </w:pPr>
             <w:proofErr w:type="spellStart"/>
             <w:r>
               <w:rPr>
@@ -4555,6 +4919,9 @@
             <w:vAlign w:val="center"/>
           </w:tcPr>
           <w:p>
+            <w:pPr>
+              <w:jc w:val="both"/>
+            </w:pPr>
             <w:r>
               <w:rPr>
                 <w:color w:val="000000"/>
@@ -4639,7 +5006,7 @@
           </w:tcPr>
           <w:p>
             <w:pPr>
-              <w:jc w:val="center"/>
+              <w:jc w:val="both"/>
             </w:pPr>
             <w:r>
               <w:rPr>
@@ -4672,6 +5039,9 @@
             <w:vAlign w:val="center"/>
           </w:tcPr>
           <w:p>
+            <w:pPr>
+              <w:jc w:val="both"/>
+            </w:pPr>
             <w:r>
               <w:rPr>
                 <w:b/>
@@ -4737,6 +5107,9 @@
             <w:vAlign w:val="center"/>
           </w:tcPr>
           <w:p>
+            <w:pPr>
+              <w:jc w:val="both"/>
+            </w:pPr>
             <w:r>
               <w:rPr>
                 <w:color w:val="000000"/>
@@ -4766,6 +5139,9 @@
             <w:vAlign w:val="center"/>
           </w:tcPr>
           <w:p>
+            <w:pPr>
+              <w:jc w:val="both"/>
+            </w:pPr>
             <w:r>
               <w:rPr>
                 <w:color w:val="000000"/>
@@ -4795,6 +5171,9 @@
             <w:vAlign w:val="center"/>
           </w:tcPr>
           <w:p>
+            <w:pPr>
+              <w:jc w:val="both"/>
+            </w:pPr>
             <w:r>
               <w:rPr>
                 <w:color w:val="000000"/>
@@ -4827,7 +5206,7 @@
           </w:tcPr>
           <w:p>
             <w:pPr>
-              <w:jc w:val="center"/>
+              <w:jc w:val="both"/>
             </w:pPr>
             <w:r>
               <w:rPr>
@@ -4860,6 +5239,9 @@
             <w:vAlign w:val="center"/>
           </w:tcPr>
           <w:p>
+            <w:pPr>
+              <w:jc w:val="both"/>
+            </w:pPr>
             <w:r>
               <w:rPr>
                 <w:b/>
@@ -4925,6 +5307,9 @@
             <w:vAlign w:val="center"/>
           </w:tcPr>
           <w:p>
+            <w:pPr>
+              <w:jc w:val="both"/>
+            </w:pPr>
             <w:r>
               <w:rPr>
                 <w:color w:val="000000"/>
@@ -4954,6 +5339,9 @@
             <w:vAlign w:val="center"/>
           </w:tcPr>
           <w:p>
+            <w:pPr>
+              <w:jc w:val="both"/>
+            </w:pPr>
             <w:proofErr w:type="spellStart"/>
             <w:r>
               <w:rPr>
@@ -4993,6 +5381,9 @@
             <w:vAlign w:val="center"/>
           </w:tcPr>
           <w:p>
+            <w:pPr>
+              <w:jc w:val="both"/>
+            </w:pPr>
             <w:r>
               <w:rPr>
                 <w:color w:val="000000"/>
@@ -5077,7 +5468,7 @@
           </w:tcPr>
           <w:p>
             <w:pPr>
-              <w:jc w:val="center"/>
+              <w:jc w:val="both"/>
             </w:pPr>
             <w:r>
               <w:rPr>
@@ -5110,6 +5501,9 @@
             <w:vAlign w:val="center"/>
           </w:tcPr>
           <w:p>
+            <w:pPr>
+              <w:jc w:val="both"/>
+            </w:pPr>
             <w:r>
               <w:rPr>
                 <w:b/>
@@ -5175,6 +5569,9 @@
             <w:vAlign w:val="center"/>
           </w:tcPr>
           <w:p>
+            <w:pPr>
+              <w:jc w:val="both"/>
+            </w:pPr>
             <w:r>
               <w:rPr>
                 <w:color w:val="000000"/>
@@ -5204,6 +5601,9 @@
             <w:vAlign w:val="center"/>
           </w:tcPr>
           <w:p>
+            <w:pPr>
+              <w:jc w:val="both"/>
+            </w:pPr>
             <w:r>
               <w:rPr>
                 <w:color w:val="000000"/>
@@ -5233,6 +5633,9 @@
             <w:vAlign w:val="center"/>
           </w:tcPr>
           <w:p>
+            <w:pPr>
+              <w:jc w:val="both"/>
+            </w:pPr>
             <w:r>
               <w:rPr>
                 <w:color w:val="000000"/>
@@ -5245,10 +5648,15 @@
         </w:tc>
       </w:tr>
     </w:tbl>
-    <w:p/>
+    <w:p>
+      <w:pPr>
+        <w:jc w:val="both"/>
+      </w:pPr>
+    </w:p>
     <w:p>
       <w:pPr>
         <w:pStyle w:val="Heading2"/>
+        <w:jc w:val="both"/>
       </w:pPr>
       <w:r>
         <w:t>Individual Member Workflow</w:t>
@@ -5257,6 +5665,7 @@
     <w:p>
       <w:pPr>
         <w:spacing w:before="60" w:after="60" w:line="276" w:lineRule="auto"/>
+        <w:jc w:val="both"/>
       </w:pPr>
       <w:r>
         <w:rPr>
@@ -5287,6 +5696,7 @@
           <w:numId w:val="2"/>
         </w:numPr>
         <w:spacing w:before="40" w:after="40"/>
+        <w:jc w:val="both"/>
       </w:pPr>
       <w:r>
         <w:rPr>
@@ -5319,6 +5729,7 @@
       <w:pPr>
         <w:spacing w:before="40" w:after="40"/>
         <w:ind w:left="720"/>
+        <w:jc w:val="both"/>
       </w:pPr>
       <w:r>
         <w:rPr>
@@ -5398,6 +5809,7 @@
           <w:numId w:val="2"/>
         </w:numPr>
         <w:spacing w:before="40" w:after="40"/>
+        <w:jc w:val="both"/>
       </w:pPr>
       <w:r>
         <w:rPr>
@@ -5414,6 +5826,7 @@
           <w:numId w:val="2"/>
         </w:numPr>
         <w:spacing w:before="40" w:after="40"/>
+        <w:jc w:val="both"/>
       </w:pPr>
       <w:r>
         <w:rPr>
@@ -5452,6 +5865,7 @@
           <w:numId w:val="2"/>
         </w:numPr>
         <w:spacing w:before="40" w:after="40"/>
+        <w:jc w:val="both"/>
       </w:pPr>
       <w:r>
         <w:rPr>
@@ -5468,6 +5882,7 @@
           <w:numId w:val="2"/>
         </w:numPr>
         <w:spacing w:before="40" w:after="40"/>
+        <w:jc w:val="both"/>
       </w:pPr>
       <w:r>
         <w:rPr>
@@ -5526,6 +5941,7 @@
           <w:numId w:val="2"/>
         </w:numPr>
         <w:spacing w:before="40" w:after="40"/>
+        <w:jc w:val="both"/>
       </w:pPr>
       <w:r>
         <w:rPr>
@@ -5549,10 +5965,15 @@
         <w:t>) and deploys the updated site to the Render development service.</w:t>
       </w:r>
     </w:p>
-    <w:p/>
+    <w:p>
+      <w:pPr>
+        <w:jc w:val="both"/>
+      </w:pPr>
+    </w:p>
     <w:p>
       <w:pPr>
         <w:spacing w:before="60" w:after="60" w:line="276" w:lineRule="auto"/>
+        <w:jc w:val="both"/>
       </w:pPr>
       <w:r>
         <w:rPr>
@@ -5564,6 +5985,7 @@
     <w:p>
       <w:pPr>
         <w:spacing w:before="60" w:after="60" w:line="276" w:lineRule="auto"/>
+        <w:jc w:val="both"/>
       </w:pPr>
       <w:r>
         <w:rPr>
@@ -5675,8 +6097,15 @@
         <w:t xml:space="preserve"> Development updated.</w:t>
       </w:r>
     </w:p>
-    <w:p/>
-    <w:p>
+    <w:p>
+      <w:pPr>
+        <w:jc w:val="both"/>
+      </w:pPr>
+    </w:p>
+    <w:p>
+      <w:pPr>
+        <w:jc w:val="both"/>
+      </w:pPr>
       <w:r>
         <w:br w:type="page"/>
       </w:r>
@@ -5684,6 +6113,7 @@
     <w:p>
       <w:pPr>
         <w:pStyle w:val="Heading1"/>
+        <w:jc w:val="both"/>
       </w:pPr>
       <w:r>
         <w:lastRenderedPageBreak/>
@@ -5693,6 +6123,7 @@
     <w:p>
       <w:pPr>
         <w:spacing w:before="60" w:after="60" w:line="276" w:lineRule="auto"/>
+        <w:jc w:val="both"/>
       </w:pPr>
       <w:r>
         <w:rPr>
@@ -5715,10 +6146,15 @@
         <w:t xml:space="preserve"> the following setup steps before any team member begins working.</w:t>
       </w:r>
     </w:p>
-    <w:p/>
+    <w:p>
+      <w:pPr>
+        <w:jc w:val="both"/>
+      </w:pPr>
+    </w:p>
     <w:p>
       <w:pPr>
         <w:pStyle w:val="Heading2"/>
+        <w:jc w:val="both"/>
       </w:pPr>
       <w:proofErr w:type="gramStart"/>
       <w:r>
@@ -5737,6 +6173,7 @@
           <w:numId w:val="3"/>
         </w:numPr>
         <w:spacing w:before="40" w:after="40"/>
+        <w:jc w:val="both"/>
       </w:pPr>
       <w:r>
         <w:rPr>
@@ -5767,6 +6204,7 @@
           <w:numId w:val="3"/>
         </w:numPr>
         <w:spacing w:before="40" w:after="40"/>
+        <w:jc w:val="both"/>
       </w:pPr>
       <w:r>
         <w:rPr>
@@ -5811,6 +6249,7 @@
           <w:numId w:val="3"/>
         </w:numPr>
         <w:spacing w:before="40" w:after="40"/>
+        <w:jc w:val="both"/>
         <w:rPr>
           <w:b/>
           <w:bCs/>
@@ -5851,6 +6290,7 @@
           <w:numId w:val="2"/>
         </w:numPr>
         <w:spacing w:before="40" w:after="40"/>
+        <w:jc w:val="both"/>
         <w:rPr>
           <w:b/>
           <w:bCs/>
@@ -5905,6 +6345,7 @@
           <w:numId w:val="2"/>
         </w:numPr>
         <w:spacing w:before="40" w:after="40"/>
+        <w:jc w:val="both"/>
       </w:pPr>
       <w:r>
         <w:rPr>
@@ -5923,6 +6364,7 @@
           <w:numId w:val="3"/>
         </w:numPr>
         <w:spacing w:before="40" w:after="40"/>
+        <w:jc w:val="both"/>
       </w:pPr>
       <w:r>
         <w:rPr>
@@ -5945,10 +6387,15 @@
         <w:t>docx) to the root of the repository.</w:t>
       </w:r>
     </w:p>
-    <w:p/>
+    <w:p>
+      <w:pPr>
+        <w:jc w:val="both"/>
+      </w:pPr>
+    </w:p>
     <w:p>
       <w:pPr>
         <w:pStyle w:val="Heading2"/>
+        <w:jc w:val="both"/>
       </w:pPr>
       <w:proofErr w:type="gramStart"/>
       <w:r>
@@ -5962,6 +6409,7 @@
     <w:p>
       <w:pPr>
         <w:spacing w:before="60" w:after="60" w:line="276" w:lineRule="auto"/>
+        <w:jc w:val="both"/>
       </w:pPr>
       <w:r>
         <w:rPr>
@@ -5970,7 +6418,11 @@
         <w:t>The Team Lead must sign up on Render (render.com) and create three separate Web Services, one per environment, each connected to the Team Lead's Docker Hub image repository. The deploy hook URL for each service is obtained from: Render Dashboard → Service → Settings → Deploy Hook.</w:t>
       </w:r>
     </w:p>
-    <w:p/>
+    <w:p>
+      <w:pPr>
+        <w:jc w:val="both"/>
+      </w:pPr>
+    </w:p>
     <w:tbl>
       <w:tblPr>
         <w:tblW w:w="9360" w:type="dxa"/>
@@ -6015,7 +6467,7 @@
           </w:tcPr>
           <w:p>
             <w:pPr>
-              <w:jc w:val="center"/>
+              <w:jc w:val="both"/>
             </w:pPr>
             <w:r>
               <w:rPr>
@@ -6049,7 +6501,7 @@
           </w:tcPr>
           <w:p>
             <w:pPr>
-              <w:jc w:val="center"/>
+              <w:jc w:val="both"/>
             </w:pPr>
             <w:r>
               <w:rPr>
@@ -6083,7 +6535,7 @@
           </w:tcPr>
           <w:p>
             <w:pPr>
-              <w:jc w:val="center"/>
+              <w:jc w:val="both"/>
             </w:pPr>
             <w:r>
               <w:rPr>
@@ -6117,7 +6569,7 @@
           </w:tcPr>
           <w:p>
             <w:pPr>
-              <w:jc w:val="center"/>
+              <w:jc w:val="both"/>
             </w:pPr>
             <w:r>
               <w:rPr>
@@ -6152,6 +6604,9 @@
             <w:vAlign w:val="center"/>
           </w:tcPr>
           <w:p>
+            <w:pPr>
+              <w:jc w:val="both"/>
+            </w:pPr>
             <w:proofErr w:type="spellStart"/>
             <w:r>
               <w:rPr>
@@ -6195,6 +6650,9 @@
             <w:vAlign w:val="center"/>
           </w:tcPr>
           <w:p>
+            <w:pPr>
+              <w:jc w:val="both"/>
+            </w:pPr>
             <w:proofErr w:type="gramStart"/>
             <w:r>
               <w:rPr>
@@ -6234,6 +6692,9 @@
             <w:vAlign w:val="center"/>
           </w:tcPr>
           <w:p>
+            <w:pPr>
+              <w:jc w:val="both"/>
+            </w:pPr>
             <w:r>
               <w:rPr>
                 <w:color w:val="000000"/>
@@ -6263,6 +6724,9 @@
             <w:vAlign w:val="center"/>
           </w:tcPr>
           <w:p>
+            <w:pPr>
+              <w:jc w:val="both"/>
+            </w:pPr>
             <w:r>
               <w:rPr>
                 <w:color w:val="000000"/>
@@ -6294,6 +6758,9 @@
             <w:vAlign w:val="center"/>
           </w:tcPr>
           <w:p>
+            <w:pPr>
+              <w:jc w:val="both"/>
+            </w:pPr>
             <w:proofErr w:type="spellStart"/>
             <w:r>
               <w:rPr>
@@ -6337,6 +6804,9 @@
             <w:vAlign w:val="center"/>
           </w:tcPr>
           <w:p>
+            <w:pPr>
+              <w:jc w:val="both"/>
+            </w:pPr>
             <w:proofErr w:type="gramStart"/>
             <w:r>
               <w:rPr>
@@ -6376,6 +6846,9 @@
             <w:vAlign w:val="center"/>
           </w:tcPr>
           <w:p>
+            <w:pPr>
+              <w:jc w:val="both"/>
+            </w:pPr>
             <w:r>
               <w:rPr>
                 <w:color w:val="000000"/>
@@ -6405,6 +6878,9 @@
             <w:vAlign w:val="center"/>
           </w:tcPr>
           <w:p>
+            <w:pPr>
+              <w:jc w:val="both"/>
+            </w:pPr>
             <w:r>
               <w:rPr>
                 <w:color w:val="000000"/>
@@ -6436,6 +6912,9 @@
             <w:vAlign w:val="center"/>
           </w:tcPr>
           <w:p>
+            <w:pPr>
+              <w:jc w:val="both"/>
+            </w:pPr>
             <w:proofErr w:type="spellStart"/>
             <w:r>
               <w:rPr>
@@ -6479,6 +6958,9 @@
             <w:vAlign w:val="center"/>
           </w:tcPr>
           <w:p>
+            <w:pPr>
+              <w:jc w:val="both"/>
+            </w:pPr>
             <w:proofErr w:type="gramStart"/>
             <w:r>
               <w:rPr>
@@ -6518,6 +7000,9 @@
             <w:vAlign w:val="center"/>
           </w:tcPr>
           <w:p>
+            <w:pPr>
+              <w:jc w:val="both"/>
+            </w:pPr>
             <w:r>
               <w:rPr>
                 <w:color w:val="000000"/>
@@ -6547,6 +7032,9 @@
             <w:vAlign w:val="center"/>
           </w:tcPr>
           <w:p>
+            <w:pPr>
+              <w:jc w:val="both"/>
+            </w:pPr>
             <w:r>
               <w:rPr>
                 <w:color w:val="000000"/>
@@ -6559,10 +7047,15 @@
         </w:tc>
       </w:tr>
     </w:tbl>
-    <w:p/>
+    <w:p>
+      <w:pPr>
+        <w:jc w:val="both"/>
+      </w:pPr>
+    </w:p>
     <w:p>
       <w:pPr>
         <w:pStyle w:val="Heading2"/>
+        <w:jc w:val="both"/>
       </w:pPr>
       <w:proofErr w:type="gramStart"/>
       <w:r>
@@ -6576,6 +7069,7 @@
     <w:p>
       <w:pPr>
         <w:spacing w:before="60" w:after="60" w:line="276" w:lineRule="auto"/>
+        <w:jc w:val="both"/>
       </w:pPr>
       <w:r>
         <w:rPr>
@@ -6584,7 +7078,11 @@
         <w:t>Table 4: Expected Repository Structure</w:t>
       </w:r>
     </w:p>
-    <w:p/>
+    <w:p>
+      <w:pPr>
+        <w:jc w:val="both"/>
+      </w:pPr>
+    </w:p>
     <w:tbl>
       <w:tblPr>
         <w:tblW w:w="9360" w:type="dxa"/>
@@ -6627,7 +7125,7 @@
           </w:tcPr>
           <w:p>
             <w:pPr>
-              <w:jc w:val="center"/>
+              <w:jc w:val="both"/>
             </w:pPr>
             <w:r>
               <w:rPr>
@@ -6661,7 +7159,7 @@
           </w:tcPr>
           <w:p>
             <w:pPr>
-              <w:jc w:val="center"/>
+              <w:jc w:val="both"/>
             </w:pPr>
             <w:r>
               <w:rPr>
@@ -6696,6 +7194,9 @@
             <w:vAlign w:val="center"/>
           </w:tcPr>
           <w:p>
+            <w:pPr>
+              <w:jc w:val="both"/>
+            </w:pPr>
             <w:r>
               <w:rPr>
                 <w:b/>
@@ -6727,6 +7228,9 @@
             <w:vAlign w:val="center"/>
           </w:tcPr>
           <w:p>
+            <w:pPr>
+              <w:jc w:val="both"/>
+            </w:pPr>
             <w:proofErr w:type="spellStart"/>
             <w:r>
               <w:rPr>
@@ -6768,6 +7272,9 @@
             <w:vAlign w:val="center"/>
           </w:tcPr>
           <w:p>
+            <w:pPr>
+              <w:jc w:val="both"/>
+            </w:pPr>
             <w:r>
               <w:rPr>
                 <w:b/>
@@ -6799,6 +7306,9 @@
             <w:vAlign w:val="center"/>
           </w:tcPr>
           <w:p>
+            <w:pPr>
+              <w:jc w:val="both"/>
+            </w:pPr>
             <w:r>
               <w:rPr>
                 <w:color w:val="000000"/>
@@ -6830,6 +7340,9 @@
             <w:vAlign w:val="center"/>
           </w:tcPr>
           <w:p>
+            <w:pPr>
+              <w:jc w:val="both"/>
+            </w:pPr>
             <w:r>
               <w:rPr>
                 <w:b/>
@@ -6861,6 +7374,9 @@
             <w:vAlign w:val="center"/>
           </w:tcPr>
           <w:p>
+            <w:pPr>
+              <w:jc w:val="both"/>
+            </w:pPr>
             <w:r>
               <w:rPr>
                 <w:color w:val="000000"/>
@@ -6892,6 +7408,9 @@
             <w:vAlign w:val="center"/>
           </w:tcPr>
           <w:p>
+            <w:pPr>
+              <w:jc w:val="both"/>
+            </w:pPr>
             <w:r>
               <w:rPr>
                 <w:b/>
@@ -6923,6 +7442,9 @@
             <w:vAlign w:val="center"/>
           </w:tcPr>
           <w:p>
+            <w:pPr>
+              <w:jc w:val="both"/>
+            </w:pPr>
             <w:r>
               <w:rPr>
                 <w:color w:val="000000"/>
@@ -6954,15 +7476,17 @@
             <w:vAlign w:val="center"/>
           </w:tcPr>
           <w:p>
-            <w:r>
-              <w:rPr>
-                <w:b/>
-                <w:bCs/>
-                <w:color w:val="000000"/>
-                <w:sz w:val="20"/>
-                <w:szCs w:val="20"/>
-              </w:rPr>
-              <w:lastRenderedPageBreak/>
+            <w:pPr>
+              <w:jc w:val="both"/>
+            </w:pPr>
+            <w:r>
+              <w:rPr>
+                <w:b/>
+                <w:bCs/>
+                <w:color w:val="000000"/>
+                <w:sz w:val="20"/>
+                <w:szCs w:val="20"/>
+              </w:rPr>
               <w:t>swat.html</w:t>
             </w:r>
           </w:p>
@@ -6986,6 +7510,9 @@
             <w:vAlign w:val="center"/>
           </w:tcPr>
           <w:p>
+            <w:pPr>
+              <w:jc w:val="both"/>
+            </w:pPr>
             <w:r>
               <w:rPr>
                 <w:color w:val="000000"/>
@@ -7017,14 +7544,18 @@
             <w:vAlign w:val="center"/>
           </w:tcPr>
           <w:p>
-            <w:r>
-              <w:rPr>
-                <w:b/>
-                <w:bCs/>
-                <w:color w:val="000000"/>
-                <w:sz w:val="20"/>
-                <w:szCs w:val="20"/>
-              </w:rPr>
+            <w:pPr>
+              <w:jc w:val="both"/>
+            </w:pPr>
+            <w:r>
+              <w:rPr>
+                <w:b/>
+                <w:bCs/>
+                <w:color w:val="000000"/>
+                <w:sz w:val="20"/>
+                <w:szCs w:val="20"/>
+              </w:rPr>
+              <w:lastRenderedPageBreak/>
               <w:t>style.css</w:t>
             </w:r>
           </w:p>
@@ -7048,6 +7579,9 @@
             <w:vAlign w:val="center"/>
           </w:tcPr>
           <w:p>
+            <w:pPr>
+              <w:jc w:val="both"/>
+            </w:pPr>
             <w:r>
               <w:rPr>
                 <w:color w:val="000000"/>
@@ -7079,6 +7613,9 @@
             <w:vAlign w:val="center"/>
           </w:tcPr>
           <w:p>
+            <w:pPr>
+              <w:jc w:val="both"/>
+            </w:pPr>
             <w:proofErr w:type="spellStart"/>
             <w:r>
               <w:rPr>
@@ -7112,6 +7649,9 @@
             <w:vAlign w:val="center"/>
           </w:tcPr>
           <w:p>
+            <w:pPr>
+              <w:jc w:val="both"/>
+            </w:pPr>
             <w:r>
               <w:rPr>
                 <w:color w:val="000000"/>
@@ -7207,6 +7747,9 @@
             <w:vAlign w:val="center"/>
           </w:tcPr>
           <w:p>
+            <w:pPr>
+              <w:jc w:val="both"/>
+            </w:pPr>
             <w:r>
               <w:rPr>
                 <w:b/>
@@ -7272,6 +7815,9 @@
             <w:vAlign w:val="center"/>
           </w:tcPr>
           <w:p>
+            <w:pPr>
+              <w:jc w:val="both"/>
+            </w:pPr>
             <w:r>
               <w:rPr>
                 <w:color w:val="000000"/>
@@ -7321,6 +7867,9 @@
             <w:vAlign w:val="center"/>
           </w:tcPr>
           <w:p>
+            <w:pPr>
+              <w:jc w:val="both"/>
+            </w:pPr>
             <w:r>
               <w:rPr>
                 <w:b/>
@@ -7386,6 +7935,9 @@
             <w:vAlign w:val="center"/>
           </w:tcPr>
           <w:p>
+            <w:pPr>
+              <w:jc w:val="both"/>
+            </w:pPr>
             <w:r>
               <w:rPr>
                 <w:color w:val="000000"/>
@@ -7417,6 +7969,9 @@
             <w:vAlign w:val="center"/>
           </w:tcPr>
           <w:p>
+            <w:pPr>
+              <w:jc w:val="both"/>
+            </w:pPr>
             <w:r>
               <w:rPr>
                 <w:b/>
@@ -7482,6 +8037,9 @@
             <w:vAlign w:val="center"/>
           </w:tcPr>
           <w:p>
+            <w:pPr>
+              <w:jc w:val="both"/>
+            </w:pPr>
             <w:r>
               <w:rPr>
                 <w:color w:val="000000"/>
@@ -7531,6 +8089,9 @@
             <w:vAlign w:val="center"/>
           </w:tcPr>
           <w:p>
+            <w:pPr>
+              <w:jc w:val="both"/>
+            </w:pPr>
             <w:r>
               <w:rPr>
                 <w:b/>
@@ -7596,6 +8157,9 @@
             <w:vAlign w:val="center"/>
           </w:tcPr>
           <w:p>
+            <w:pPr>
+              <w:jc w:val="both"/>
+            </w:pPr>
             <w:r>
               <w:rPr>
                 <w:color w:val="000000"/>
@@ -7627,6 +8191,9 @@
             <w:vAlign w:val="center"/>
           </w:tcPr>
           <w:p>
+            <w:pPr>
+              <w:jc w:val="both"/>
+            </w:pPr>
             <w:r>
               <w:rPr>
                 <w:b/>
@@ -7692,6 +8259,9 @@
             <w:vAlign w:val="center"/>
           </w:tcPr>
           <w:p>
+            <w:pPr>
+              <w:jc w:val="both"/>
+            </w:pPr>
             <w:r>
               <w:rPr>
                 <w:color w:val="000000"/>
@@ -7741,6 +8311,9 @@
             <w:vAlign w:val="center"/>
           </w:tcPr>
           <w:p>
+            <w:pPr>
+              <w:jc w:val="both"/>
+            </w:pPr>
             <w:r>
               <w:rPr>
                 <w:b/>
@@ -7806,6 +8379,9 @@
             <w:vAlign w:val="center"/>
           </w:tcPr>
           <w:p>
+            <w:pPr>
+              <w:jc w:val="both"/>
+            </w:pPr>
             <w:r>
               <w:rPr>
                 <w:color w:val="000000"/>
@@ -7837,6 +8413,9 @@
             <w:vAlign w:val="center"/>
           </w:tcPr>
           <w:p>
+            <w:pPr>
+              <w:jc w:val="both"/>
+            </w:pPr>
             <w:r>
               <w:rPr>
                 <w:b/>
@@ -7868,6 +8447,9 @@
             <w:vAlign w:val="center"/>
           </w:tcPr>
           <w:p>
+            <w:pPr>
+              <w:jc w:val="both"/>
+            </w:pPr>
             <w:r>
               <w:rPr>
                 <w:color w:val="000000"/>
@@ -7880,8 +8462,15 @@
         </w:tc>
       </w:tr>
     </w:tbl>
-    <w:p/>
-    <w:p>
+    <w:p>
+      <w:pPr>
+        <w:jc w:val="both"/>
+      </w:pPr>
+    </w:p>
+    <w:p>
+      <w:pPr>
+        <w:jc w:val="both"/>
+      </w:pPr>
       <w:r>
         <w:br w:type="page"/>
       </w:r>
@@ -7889,6 +8478,7 @@
     <w:p>
       <w:pPr>
         <w:pStyle w:val="Heading1"/>
+        <w:jc w:val="both"/>
       </w:pPr>
       <w:r>
         <w:lastRenderedPageBreak/>
@@ -7898,6 +8488,7 @@
     <w:p>
       <w:pPr>
         <w:spacing w:before="60" w:after="60" w:line="276" w:lineRule="auto"/>
+        <w:jc w:val="both"/>
       </w:pPr>
       <w:r>
         <w:rPr>
@@ -7948,10 +8539,15 @@
         <w:t xml:space="preserve"> Docker Hub and Render accounts. No other team member should create or modify secrets.</w:t>
       </w:r>
     </w:p>
-    <w:p/>
+    <w:p>
+      <w:pPr>
+        <w:jc w:val="both"/>
+      </w:pPr>
+    </w:p>
     <w:p>
       <w:pPr>
         <w:pStyle w:val="Heading2"/>
+        <w:jc w:val="both"/>
       </w:pPr>
       <w:proofErr w:type="gramStart"/>
       <w:r>
@@ -7965,6 +8561,7 @@
     <w:p>
       <w:pPr>
         <w:spacing w:before="60" w:after="60" w:line="276" w:lineRule="auto"/>
+        <w:jc w:val="both"/>
       </w:pPr>
       <w:r>
         <w:rPr>
@@ -7973,7 +8570,11 @@
         <w:t>Navigate to: Repository → Settings → Environments → New Environment. Create the following three environments:</w:t>
       </w:r>
     </w:p>
-    <w:p/>
+    <w:p>
+      <w:pPr>
+        <w:jc w:val="both"/>
+      </w:pPr>
+    </w:p>
     <w:p>
       <w:pPr>
         <w:pStyle w:val="ListParagraph"/>
@@ -7982,6 +8583,7 @@
           <w:numId w:val="2"/>
         </w:numPr>
         <w:spacing w:before="40" w:after="40"/>
+        <w:jc w:val="both"/>
       </w:pPr>
       <w:r>
         <w:rPr>
@@ -8000,6 +8602,7 @@
           <w:numId w:val="2"/>
         </w:numPr>
         <w:spacing w:before="40" w:after="40"/>
+        <w:jc w:val="both"/>
       </w:pPr>
       <w:r>
         <w:rPr>
@@ -8018,6 +8621,7 @@
           <w:numId w:val="2"/>
         </w:numPr>
         <w:spacing w:before="40" w:after="40"/>
+        <w:jc w:val="both"/>
       </w:pPr>
       <w:r>
         <w:rPr>
@@ -8028,10 +8632,15 @@
         <w:t>production</w:t>
       </w:r>
     </w:p>
-    <w:p/>
+    <w:p>
+      <w:pPr>
+        <w:jc w:val="both"/>
+      </w:pPr>
+    </w:p>
     <w:p>
       <w:pPr>
         <w:pStyle w:val="Heading2"/>
+        <w:jc w:val="both"/>
       </w:pPr>
       <w:proofErr w:type="gramStart"/>
       <w:r>
@@ -8045,6 +8654,7 @@
     <w:p>
       <w:pPr>
         <w:spacing w:before="60" w:after="60" w:line="276" w:lineRule="auto"/>
+        <w:jc w:val="both"/>
       </w:pPr>
       <w:r>
         <w:rPr>
@@ -8053,7 +8663,11 @@
         <w:t>Table 5: Secrets Configuration Reference</w:t>
       </w:r>
     </w:p>
-    <w:p/>
+    <w:p>
+      <w:pPr>
+        <w:jc w:val="both"/>
+      </w:pPr>
+    </w:p>
     <w:tbl>
       <w:tblPr>
         <w:tblW w:w="8360" w:type="dxa"/>
@@ -8097,7 +8711,7 @@
           </w:tcPr>
           <w:p>
             <w:pPr>
-              <w:jc w:val="center"/>
+              <w:jc w:val="both"/>
             </w:pPr>
             <w:r>
               <w:rPr>
@@ -8131,7 +8745,7 @@
           </w:tcPr>
           <w:p>
             <w:pPr>
-              <w:jc w:val="center"/>
+              <w:jc w:val="both"/>
             </w:pPr>
             <w:r>
               <w:rPr>
@@ -8165,7 +8779,7 @@
           </w:tcPr>
           <w:p>
             <w:pPr>
-              <w:jc w:val="center"/>
+              <w:jc w:val="both"/>
             </w:pPr>
             <w:r>
               <w:rPr>
@@ -8200,6 +8814,9 @@
             <w:vAlign w:val="center"/>
           </w:tcPr>
           <w:p>
+            <w:pPr>
+              <w:jc w:val="both"/>
+            </w:pPr>
             <w:r>
               <w:rPr>
                 <w:b/>
@@ -8231,6 +8848,9 @@
             <w:vAlign w:val="center"/>
           </w:tcPr>
           <w:p>
+            <w:pPr>
+              <w:jc w:val="both"/>
+            </w:pPr>
             <w:r>
               <w:rPr>
                 <w:b/>
@@ -8262,6 +8882,9 @@
             <w:vAlign w:val="center"/>
           </w:tcPr>
           <w:p>
+            <w:pPr>
+              <w:jc w:val="both"/>
+            </w:pPr>
             <w:r>
               <w:rPr>
                 <w:color w:val="000000"/>
@@ -8293,6 +8916,9 @@
             <w:vAlign w:val="center"/>
           </w:tcPr>
           <w:p>
+            <w:pPr>
+              <w:jc w:val="both"/>
+            </w:pPr>
             <w:r>
               <w:rPr>
                 <w:b/>
@@ -8324,6 +8950,9 @@
             <w:vAlign w:val="center"/>
           </w:tcPr>
           <w:p>
+            <w:pPr>
+              <w:jc w:val="both"/>
+            </w:pPr>
             <w:r>
               <w:rPr>
                 <w:b/>
@@ -8355,6 +8984,9 @@
             <w:vAlign w:val="center"/>
           </w:tcPr>
           <w:p>
+            <w:pPr>
+              <w:jc w:val="both"/>
+            </w:pPr>
             <w:r>
               <w:rPr>
                 <w:color w:val="000000"/>
@@ -8386,6 +9018,9 @@
             <w:vAlign w:val="center"/>
           </w:tcPr>
           <w:p>
+            <w:pPr>
+              <w:jc w:val="both"/>
+            </w:pPr>
             <w:r>
               <w:rPr>
                 <w:b/>
@@ -8417,6 +9052,9 @@
             <w:vAlign w:val="center"/>
           </w:tcPr>
           <w:p>
+            <w:pPr>
+              <w:jc w:val="both"/>
+            </w:pPr>
             <w:r>
               <w:rPr>
                 <w:b/>
@@ -8448,6 +9086,9 @@
             <w:vAlign w:val="center"/>
           </w:tcPr>
           <w:p>
+            <w:pPr>
+              <w:jc w:val="both"/>
+            </w:pPr>
             <w:r>
               <w:rPr>
                 <w:color w:val="000000"/>
@@ -8497,6 +9138,9 @@
             <w:vAlign w:val="center"/>
           </w:tcPr>
           <w:p>
+            <w:pPr>
+              <w:jc w:val="both"/>
+            </w:pPr>
             <w:r>
               <w:rPr>
                 <w:b/>
@@ -8528,6 +9172,9 @@
             <w:vAlign w:val="center"/>
           </w:tcPr>
           <w:p>
+            <w:pPr>
+              <w:jc w:val="both"/>
+            </w:pPr>
             <w:r>
               <w:rPr>
                 <w:b/>
@@ -8559,6 +9206,9 @@
             <w:vAlign w:val="center"/>
           </w:tcPr>
           <w:p>
+            <w:pPr>
+              <w:jc w:val="both"/>
+            </w:pPr>
             <w:r>
               <w:rPr>
                 <w:color w:val="000000"/>
@@ -8608,6 +9258,9 @@
             <w:vAlign w:val="center"/>
           </w:tcPr>
           <w:p>
+            <w:pPr>
+              <w:jc w:val="both"/>
+            </w:pPr>
             <w:r>
               <w:rPr>
                 <w:b/>
@@ -8639,6 +9292,9 @@
             <w:vAlign w:val="center"/>
           </w:tcPr>
           <w:p>
+            <w:pPr>
+              <w:jc w:val="both"/>
+            </w:pPr>
             <w:r>
               <w:rPr>
                 <w:b/>
@@ -8670,6 +9326,9 @@
             <w:vAlign w:val="center"/>
           </w:tcPr>
           <w:p>
+            <w:pPr>
+              <w:jc w:val="both"/>
+            </w:pPr>
             <w:r>
               <w:rPr>
                 <w:color w:val="000000"/>
@@ -8700,10 +9359,15 @@
         </w:tc>
       </w:tr>
     </w:tbl>
-    <w:p/>
+    <w:p>
+      <w:pPr>
+        <w:jc w:val="both"/>
+      </w:pPr>
+    </w:p>
     <w:p>
       <w:pPr>
         <w:spacing w:before="60" w:after="60"/>
+        <w:jc w:val="both"/>
       </w:pPr>
       <w:r>
         <w:rPr>
@@ -8716,10 +9380,15 @@
         <w:t>Reference: GitHub Encrypted Secrets – https://docs.github.com/en/actions/security-guides/encrypted-secrets | GitHub Environments – https://docs.github.com/en/actions/deployment/targeting-different-environments/using-environments-for-deployment</w:t>
       </w:r>
     </w:p>
-    <w:p/>
+    <w:p>
+      <w:pPr>
+        <w:jc w:val="both"/>
+      </w:pPr>
+    </w:p>
     <w:p>
       <w:pPr>
         <w:pStyle w:val="Heading1"/>
+        <w:jc w:val="both"/>
       </w:pPr>
       <w:r>
         <w:lastRenderedPageBreak/>
@@ -8729,6 +9398,7 @@
     <w:p>
       <w:pPr>
         <w:spacing w:before="60" w:after="60" w:line="276" w:lineRule="auto"/>
+        <w:jc w:val="both"/>
       </w:pPr>
       <w:r>
         <w:rPr>
@@ -8737,10 +9407,15 @@
         <w:t>There are three CI workflow files, one per environment. All three follow the same structure; the only differences are the trigger branch, the image tags, and the file name.</w:t>
       </w:r>
     </w:p>
-    <w:p/>
+    <w:p>
+      <w:pPr>
+        <w:jc w:val="both"/>
+      </w:pPr>
+    </w:p>
     <w:p>
       <w:pPr>
         <w:pStyle w:val="Heading2"/>
+        <w:jc w:val="both"/>
       </w:pPr>
       <w:proofErr w:type="gramStart"/>
       <w:r>
@@ -8795,7 +9470,7 @@
           </w:tcPr>
           <w:p>
             <w:pPr>
-              <w:jc w:val="center"/>
+              <w:jc w:val="both"/>
             </w:pPr>
             <w:r>
               <w:rPr>
@@ -8829,7 +9504,7 @@
           </w:tcPr>
           <w:p>
             <w:pPr>
-              <w:jc w:val="center"/>
+              <w:jc w:val="both"/>
             </w:pPr>
             <w:r>
               <w:rPr>
@@ -8863,7 +9538,7 @@
           </w:tcPr>
           <w:p>
             <w:pPr>
-              <w:jc w:val="center"/>
+              <w:jc w:val="both"/>
             </w:pPr>
             <w:r>
               <w:rPr>
@@ -8897,7 +9572,7 @@
           </w:tcPr>
           <w:p>
             <w:pPr>
-              <w:jc w:val="center"/>
+              <w:jc w:val="both"/>
             </w:pPr>
             <w:r>
               <w:rPr>
@@ -8932,6 +9607,9 @@
             <w:vAlign w:val="center"/>
           </w:tcPr>
           <w:p>
+            <w:pPr>
+              <w:jc w:val="both"/>
+            </w:pPr>
             <w:r>
               <w:rPr>
                 <w:b/>
@@ -8975,6 +9653,9 @@
             <w:vAlign w:val="center"/>
           </w:tcPr>
           <w:p>
+            <w:pPr>
+              <w:jc w:val="both"/>
+            </w:pPr>
             <w:proofErr w:type="spellStart"/>
             <w:r>
               <w:rPr>
@@ -9006,6 +9687,9 @@
             <w:vAlign w:val="center"/>
           </w:tcPr>
           <w:p>
+            <w:pPr>
+              <w:jc w:val="both"/>
+            </w:pPr>
             <w:r>
               <w:rPr>
                 <w:color w:val="000000"/>
@@ -9035,6 +9719,9 @@
             <w:vAlign w:val="center"/>
           </w:tcPr>
           <w:p>
+            <w:pPr>
+              <w:jc w:val="both"/>
+            </w:pPr>
             <w:proofErr w:type="gramStart"/>
             <w:r>
               <w:rPr>
@@ -9094,6 +9781,9 @@
             <w:vAlign w:val="center"/>
           </w:tcPr>
           <w:p>
+            <w:pPr>
+              <w:jc w:val="both"/>
+            </w:pPr>
             <w:r>
               <w:rPr>
                 <w:b/>
@@ -9137,6 +9827,9 @@
             <w:vAlign w:val="center"/>
           </w:tcPr>
           <w:p>
+            <w:pPr>
+              <w:jc w:val="both"/>
+            </w:pPr>
             <w:proofErr w:type="spellStart"/>
             <w:r>
               <w:rPr>
@@ -9168,6 +9861,9 @@
             <w:vAlign w:val="center"/>
           </w:tcPr>
           <w:p>
+            <w:pPr>
+              <w:jc w:val="both"/>
+            </w:pPr>
             <w:r>
               <w:rPr>
                 <w:color w:val="000000"/>
@@ -9197,6 +9893,9 @@
             <w:vAlign w:val="center"/>
           </w:tcPr>
           <w:p>
+            <w:pPr>
+              <w:jc w:val="both"/>
+            </w:pPr>
             <w:proofErr w:type="gramStart"/>
             <w:r>
               <w:rPr>
@@ -9256,6 +9955,9 @@
             <w:vAlign w:val="center"/>
           </w:tcPr>
           <w:p>
+            <w:pPr>
+              <w:jc w:val="both"/>
+            </w:pPr>
             <w:r>
               <w:rPr>
                 <w:b/>
@@ -9299,6 +10001,9 @@
             <w:vAlign w:val="center"/>
           </w:tcPr>
           <w:p>
+            <w:pPr>
+              <w:jc w:val="both"/>
+            </w:pPr>
             <w:proofErr w:type="spellStart"/>
             <w:r>
               <w:rPr>
@@ -9330,6 +10035,9 @@
             <w:vAlign w:val="center"/>
           </w:tcPr>
           <w:p>
+            <w:pPr>
+              <w:jc w:val="both"/>
+            </w:pPr>
             <w:r>
               <w:rPr>
                 <w:color w:val="000000"/>
@@ -9359,6 +10067,9 @@
             <w:vAlign w:val="center"/>
           </w:tcPr>
           <w:p>
+            <w:pPr>
+              <w:jc w:val="both"/>
+            </w:pPr>
             <w:proofErr w:type="gramStart"/>
             <w:r>
               <w:rPr>
@@ -9399,10 +10110,15 @@
         </w:tc>
       </w:tr>
     </w:tbl>
-    <w:p/>
+    <w:p>
+      <w:pPr>
+        <w:jc w:val="both"/>
+      </w:pPr>
+    </w:p>
     <w:p>
       <w:pPr>
         <w:pStyle w:val="Heading2"/>
+        <w:jc w:val="both"/>
       </w:pPr>
       <w:proofErr w:type="gramStart"/>
       <w:r>
@@ -9416,6 +10132,7 @@
     <w:p>
       <w:pPr>
         <w:spacing w:before="60" w:after="60" w:line="276" w:lineRule="auto"/>
+        <w:jc w:val="both"/>
       </w:pPr>
       <w:r>
         <w:rPr>
@@ -9424,10 +10141,15 @@
         <w:t>Each CI workflow must include the following steps in the stated order:</w:t>
       </w:r>
     </w:p>
-    <w:p/>
+    <w:p>
+      <w:pPr>
+        <w:jc w:val="both"/>
+      </w:pPr>
+    </w:p>
     <w:p>
       <w:pPr>
         <w:spacing w:before="80" w:after="20"/>
+        <w:jc w:val="both"/>
       </w:pPr>
       <w:r>
         <w:rPr>
@@ -9441,6 +10163,7 @@
     <w:p>
       <w:pPr>
         <w:spacing w:before="60" w:after="60" w:line="276" w:lineRule="auto"/>
+        <w:jc w:val="both"/>
       </w:pPr>
       <w:r>
         <w:rPr>
@@ -9452,6 +10175,7 @@
     <w:p>
       <w:pPr>
         <w:spacing w:before="60" w:after="60"/>
+        <w:jc w:val="both"/>
       </w:pPr>
       <w:r>
         <w:rPr>
@@ -9464,10 +10188,15 @@
         <w:t>Reference: https://github.com/actions/checkout</w:t>
       </w:r>
     </w:p>
-    <w:p/>
+    <w:p>
+      <w:pPr>
+        <w:jc w:val="both"/>
+      </w:pPr>
+    </w:p>
     <w:p>
       <w:pPr>
         <w:spacing w:before="80" w:after="20"/>
+        <w:jc w:val="both"/>
       </w:pPr>
       <w:r>
         <w:rPr>
@@ -9495,6 +10224,9 @@
       </w:r>
     </w:p>
     <w:p>
+      <w:pPr>
+        <w:jc w:val="both"/>
+      </w:pPr>
       <w:r>
         <w:t xml:space="preserve">Lint HTML with </w:t>
       </w:r>
@@ -9515,10 +10247,15 @@
         <w:t xml:space="preserve"> and Build with Parcel.</w:t>
       </w:r>
     </w:p>
-    <w:p/>
+    <w:p>
+      <w:pPr>
+        <w:jc w:val="both"/>
+      </w:pPr>
+    </w:p>
     <w:p>
       <w:pPr>
         <w:spacing w:before="80" w:after="20"/>
+        <w:jc w:val="both"/>
       </w:pPr>
       <w:r>
         <w:rPr>
@@ -9548,6 +10285,7 @@
     <w:p>
       <w:pPr>
         <w:spacing w:before="60" w:after="60" w:line="276" w:lineRule="auto"/>
+        <w:jc w:val="both"/>
       </w:pPr>
       <w:r>
         <w:rPr>
@@ -9559,6 +10297,7 @@
     <w:p>
       <w:pPr>
         <w:spacing w:before="60" w:after="60"/>
+        <w:jc w:val="both"/>
       </w:pPr>
       <w:r>
         <w:rPr>
@@ -9571,10 +10310,15 @@
         <w:t>Reference: https://github.com/docker/login-action | https://docs.docker.com/security/for-developers/access-tokens/</w:t>
       </w:r>
     </w:p>
-    <w:p/>
+    <w:p>
+      <w:pPr>
+        <w:jc w:val="both"/>
+      </w:pPr>
+    </w:p>
     <w:p>
       <w:pPr>
         <w:spacing w:before="80" w:after="20"/>
+        <w:jc w:val="both"/>
       </w:pPr>
       <w:r>
         <w:rPr>
@@ -9604,6 +10348,7 @@
     <w:p>
       <w:pPr>
         <w:spacing w:before="60" w:after="60" w:line="276" w:lineRule="auto"/>
+        <w:jc w:val="both"/>
       </w:pPr>
       <w:r>
         <w:rPr>
@@ -9629,6 +10374,7 @@
     <w:p>
       <w:pPr>
         <w:spacing w:before="60" w:after="60"/>
+        <w:jc w:val="both"/>
       </w:pPr>
       <w:r>
         <w:rPr>
@@ -9641,10 +10387,15 @@
         <w:t>Reference: https://github.com/docker/build-push-action</w:t>
       </w:r>
     </w:p>
-    <w:p/>
+    <w:p>
+      <w:pPr>
+        <w:jc w:val="both"/>
+      </w:pPr>
+    </w:p>
     <w:p>
       <w:pPr>
         <w:spacing w:before="80" w:after="20"/>
+        <w:jc w:val="both"/>
       </w:pPr>
       <w:r>
         <w:rPr>
@@ -9674,6 +10425,7 @@
     <w:p>
       <w:pPr>
         <w:spacing w:before="60" w:after="60" w:line="276" w:lineRule="auto"/>
+        <w:jc w:val="both"/>
       </w:pPr>
       <w:r>
         <w:rPr>
@@ -9682,10 +10434,15 @@
         <w:t>Apply environment-specific tags</w:t>
       </w:r>
     </w:p>
-    <w:p/>
+    <w:p>
+      <w:pPr>
+        <w:jc w:val="both"/>
+      </w:pPr>
+    </w:p>
     <w:p>
       <w:pPr>
         <w:spacing w:before="80" w:after="20"/>
+        <w:jc w:val="both"/>
       </w:pPr>
       <w:r>
         <w:rPr>
@@ -9715,6 +10472,7 @@
     <w:p>
       <w:pPr>
         <w:spacing w:before="60" w:after="60" w:line="276" w:lineRule="auto"/>
+        <w:jc w:val="both"/>
       </w:pPr>
       <w:r>
         <w:rPr>
@@ -9726,6 +10484,7 @@
     <w:p>
       <w:pPr>
         <w:spacing w:before="60" w:after="60"/>
+        <w:jc w:val="both"/>
       </w:pPr>
       <w:r>
         <w:rPr>
@@ -9738,14 +10497,18 @@
         <w:t>Reference: https://docs.docker.com/docker-hub/ | https://github.com/docker/build-push-action</w:t>
       </w:r>
     </w:p>
-    <w:p/>
+    <w:p>
+      <w:pPr>
+        <w:jc w:val="both"/>
+      </w:pPr>
+    </w:p>
     <w:p>
       <w:pPr>
         <w:pStyle w:val="Heading2"/>
+        <w:jc w:val="both"/>
       </w:pPr>
       <w:proofErr w:type="gramStart"/>
       <w:r>
-        <w:lastRenderedPageBreak/>
         <w:t>7.3  Additional</w:t>
       </w:r>
       <w:proofErr w:type="gramEnd"/>
@@ -9761,11 +10524,13 @@
           <w:numId w:val="2"/>
         </w:numPr>
         <w:spacing w:before="40" w:after="40"/>
-      </w:pPr>
-      <w:r>
-        <w:rPr>
-          <w:color w:val="000000"/>
-        </w:rPr>
+        <w:jc w:val="both"/>
+      </w:pPr>
+      <w:r>
+        <w:rPr>
+          <w:color w:val="000000"/>
+        </w:rPr>
+        <w:lastRenderedPageBreak/>
         <w:t xml:space="preserve">The workflow must exit with a non-zero code if any step fails, preventing a broken image from being available for deployment. This is the default </w:t>
       </w:r>
       <w:proofErr w:type="spellStart"/>
@@ -9791,6 +10556,7 @@
           <w:numId w:val="2"/>
         </w:numPr>
         <w:spacing w:before="40" w:after="40"/>
+        <w:jc w:val="both"/>
       </w:pPr>
       <w:r>
         <w:rPr>
@@ -9815,6 +10581,7 @@
           <w:numId w:val="2"/>
         </w:numPr>
         <w:spacing w:before="40" w:after="40"/>
+        <w:jc w:val="both"/>
       </w:pPr>
       <w:r>
         <w:rPr>
@@ -9823,10 +10590,15 @@
         <w:t>The workflow file must specify runs-on: ubuntu-latest.</w:t>
       </w:r>
     </w:p>
-    <w:p/>
+    <w:p>
+      <w:pPr>
+        <w:jc w:val="both"/>
+      </w:pPr>
+    </w:p>
     <w:p>
       <w:pPr>
         <w:pStyle w:val="Heading1"/>
+        <w:jc w:val="both"/>
       </w:pPr>
       <w:r>
         <w:t>CD PIPELINE REQUIREMENTS</w:t>
@@ -9835,6 +10607,7 @@
     <w:p>
       <w:pPr>
         <w:spacing w:before="60" w:after="60" w:line="276" w:lineRule="auto"/>
+        <w:jc w:val="both"/>
       </w:pPr>
       <w:r>
         <w:rPr>
@@ -9843,10 +10616,15 @@
         <w:t>There are three CD workflow files, one per environment. All three follow the same structure; the only differences are the trigger branch, the GitHub Environment declared, and the deploy hook secret name.</w:t>
       </w:r>
     </w:p>
-    <w:p/>
+    <w:p>
+      <w:pPr>
+        <w:jc w:val="both"/>
+      </w:pPr>
+    </w:p>
     <w:p>
       <w:pPr>
         <w:pStyle w:val="Heading2"/>
+        <w:jc w:val="both"/>
       </w:pPr>
       <w:proofErr w:type="gramStart"/>
       <w:r>
@@ -9901,7 +10679,7 @@
           </w:tcPr>
           <w:p>
             <w:pPr>
-              <w:jc w:val="center"/>
+              <w:jc w:val="both"/>
             </w:pPr>
             <w:r>
               <w:rPr>
@@ -9935,7 +10713,7 @@
           </w:tcPr>
           <w:p>
             <w:pPr>
-              <w:jc w:val="center"/>
+              <w:jc w:val="both"/>
             </w:pPr>
             <w:r>
               <w:rPr>
@@ -9969,7 +10747,7 @@
           </w:tcPr>
           <w:p>
             <w:pPr>
-              <w:jc w:val="center"/>
+              <w:jc w:val="both"/>
             </w:pPr>
             <w:r>
               <w:rPr>
@@ -10003,7 +10781,7 @@
           </w:tcPr>
           <w:p>
             <w:pPr>
-              <w:jc w:val="center"/>
+              <w:jc w:val="both"/>
             </w:pPr>
             <w:r>
               <w:rPr>
@@ -10038,6 +10816,9 @@
             <w:vAlign w:val="center"/>
           </w:tcPr>
           <w:p>
+            <w:pPr>
+              <w:jc w:val="both"/>
+            </w:pPr>
             <w:r>
               <w:rPr>
                 <w:b/>
@@ -10081,6 +10862,9 @@
             <w:vAlign w:val="center"/>
           </w:tcPr>
           <w:p>
+            <w:pPr>
+              <w:jc w:val="both"/>
+            </w:pPr>
             <w:r>
               <w:rPr>
                 <w:color w:val="000000"/>
@@ -10110,6 +10894,9 @@
             <w:vAlign w:val="center"/>
           </w:tcPr>
           <w:p>
+            <w:pPr>
+              <w:jc w:val="both"/>
+            </w:pPr>
             <w:r>
               <w:rPr>
                 <w:color w:val="000000"/>
@@ -10139,6 +10926,9 @@
             <w:vAlign w:val="center"/>
           </w:tcPr>
           <w:p>
+            <w:pPr>
+              <w:jc w:val="both"/>
+            </w:pPr>
             <w:r>
               <w:rPr>
                 <w:color w:val="000000"/>
@@ -10170,6 +10960,9 @@
             <w:vAlign w:val="center"/>
           </w:tcPr>
           <w:p>
+            <w:pPr>
+              <w:jc w:val="both"/>
+            </w:pPr>
             <w:r>
               <w:rPr>
                 <w:b/>
@@ -10213,6 +11006,9 @@
             <w:vAlign w:val="center"/>
           </w:tcPr>
           <w:p>
+            <w:pPr>
+              <w:jc w:val="both"/>
+            </w:pPr>
             <w:r>
               <w:rPr>
                 <w:color w:val="000000"/>
@@ -10242,6 +11038,9 @@
             <w:vAlign w:val="center"/>
           </w:tcPr>
           <w:p>
+            <w:pPr>
+              <w:jc w:val="both"/>
+            </w:pPr>
             <w:r>
               <w:rPr>
                 <w:color w:val="000000"/>
@@ -10271,6 +11070,9 @@
             <w:vAlign w:val="center"/>
           </w:tcPr>
           <w:p>
+            <w:pPr>
+              <w:jc w:val="both"/>
+            </w:pPr>
             <w:r>
               <w:rPr>
                 <w:color w:val="000000"/>
@@ -10302,6 +11104,9 @@
             <w:vAlign w:val="center"/>
           </w:tcPr>
           <w:p>
+            <w:pPr>
+              <w:jc w:val="both"/>
+            </w:pPr>
             <w:r>
               <w:rPr>
                 <w:b/>
@@ -10345,6 +11150,9 @@
             <w:vAlign w:val="center"/>
           </w:tcPr>
           <w:p>
+            <w:pPr>
+              <w:jc w:val="both"/>
+            </w:pPr>
             <w:r>
               <w:rPr>
                 <w:color w:val="000000"/>
@@ -10374,6 +11182,9 @@
             <w:vAlign w:val="center"/>
           </w:tcPr>
           <w:p>
+            <w:pPr>
+              <w:jc w:val="both"/>
+            </w:pPr>
             <w:r>
               <w:rPr>
                 <w:color w:val="000000"/>
@@ -10403,6 +11214,9 @@
             <w:vAlign w:val="center"/>
           </w:tcPr>
           <w:p>
+            <w:pPr>
+              <w:jc w:val="both"/>
+            </w:pPr>
             <w:r>
               <w:rPr>
                 <w:color w:val="000000"/>
@@ -10415,10 +11229,15 @@
         </w:tc>
       </w:tr>
     </w:tbl>
-    <w:p/>
+    <w:p>
+      <w:pPr>
+        <w:jc w:val="both"/>
+      </w:pPr>
+    </w:p>
     <w:p>
       <w:pPr>
         <w:pStyle w:val="Heading2"/>
+        <w:jc w:val="both"/>
       </w:pPr>
       <w:proofErr w:type="gramStart"/>
       <w:r>
@@ -10432,6 +11251,7 @@
     <w:p>
       <w:pPr>
         <w:spacing w:before="60" w:after="60" w:line="276" w:lineRule="auto"/>
+        <w:jc w:val="both"/>
       </w:pPr>
       <w:r>
         <w:rPr>
@@ -10440,10 +11260,15 @@
         <w:t>Each CD workflow must include the following steps in the stated order:</w:t>
       </w:r>
     </w:p>
-    <w:p/>
+    <w:p>
+      <w:pPr>
+        <w:jc w:val="both"/>
+      </w:pPr>
+    </w:p>
     <w:p>
       <w:pPr>
         <w:spacing w:before="80" w:after="20"/>
+        <w:jc w:val="both"/>
       </w:pPr>
       <w:r>
         <w:rPr>
@@ -10457,6 +11282,7 @@
     <w:p>
       <w:pPr>
         <w:spacing w:before="60" w:after="60" w:line="276" w:lineRule="auto"/>
+        <w:jc w:val="both"/>
       </w:pPr>
       <w:r>
         <w:rPr>
@@ -10468,6 +11294,7 @@
     <w:p>
       <w:pPr>
         <w:spacing w:before="60" w:after="60"/>
+        <w:jc w:val="both"/>
       </w:pPr>
       <w:r>
         <w:rPr>
@@ -10480,10 +11307,15 @@
         <w:t>Reference: https://github.com/actions/checkout</w:t>
       </w:r>
     </w:p>
-    <w:p/>
+    <w:p>
+      <w:pPr>
+        <w:jc w:val="both"/>
+      </w:pPr>
+    </w:p>
     <w:p>
       <w:pPr>
         <w:spacing w:before="80" w:after="20"/>
+        <w:jc w:val="both"/>
       </w:pPr>
       <w:r>
         <w:rPr>
@@ -10497,6 +11329,7 @@
     <w:p>
       <w:pPr>
         <w:spacing w:before="60" w:after="60" w:line="276" w:lineRule="auto"/>
+        <w:jc w:val="both"/>
       </w:pPr>
       <w:r>
         <w:rPr>
@@ -10508,6 +11341,7 @@
     <w:p>
       <w:pPr>
         <w:spacing w:before="60" w:after="60"/>
+        <w:jc w:val="both"/>
       </w:pPr>
       <w:r>
         <w:rPr>
@@ -10520,10 +11354,15 @@
         <w:t>Reference: https://docs.github.com/en/actions/deployment/targeting-different-environments/using-environments-for-deployment</w:t>
       </w:r>
     </w:p>
-    <w:p/>
+    <w:p>
+      <w:pPr>
+        <w:jc w:val="both"/>
+      </w:pPr>
+    </w:p>
     <w:p>
       <w:pPr>
         <w:spacing w:before="80" w:after="20"/>
+        <w:jc w:val="both"/>
       </w:pPr>
       <w:r>
         <w:rPr>
@@ -10537,6 +11376,7 @@
     <w:p>
       <w:pPr>
         <w:spacing w:before="60" w:after="60" w:line="276" w:lineRule="auto"/>
+        <w:jc w:val="both"/>
       </w:pPr>
       <w:r>
         <w:rPr>
@@ -10549,6 +11389,7 @@
       <w:pPr>
         <w:spacing w:before="40" w:after="40"/>
         <w:ind w:left="720"/>
+        <w:jc w:val="both"/>
       </w:pPr>
       <w:r>
         <w:rPr>
@@ -10635,6 +11476,7 @@
       <w:pPr>
         <w:spacing w:before="40" w:after="40"/>
         <w:ind w:left="720"/>
+        <w:jc w:val="both"/>
       </w:pPr>
       <w:r>
         <w:rPr>
@@ -10721,6 +11563,7 @@
       <w:pPr>
         <w:spacing w:before="40" w:after="40"/>
         <w:ind w:left="720"/>
+        <w:jc w:val="both"/>
       </w:pPr>
       <w:r>
         <w:rPr>
@@ -10806,6 +11649,7 @@
     <w:p>
       <w:pPr>
         <w:spacing w:before="60" w:after="60"/>
+        <w:jc w:val="both"/>
       </w:pPr>
       <w:r>
         <w:rPr>
@@ -10818,10 +11662,15 @@
         <w:t>Reference: https://docs.render.com/deploy-hooks | https://docs.github.com/en/actions/writing-workflows/choosing-what-your-workflow-does/workflow-commands-for-github-actions</w:t>
       </w:r>
     </w:p>
-    <w:p/>
+    <w:p>
+      <w:pPr>
+        <w:jc w:val="both"/>
+      </w:pPr>
+    </w:p>
     <w:p>
       <w:pPr>
         <w:spacing w:before="80" w:after="20"/>
+        <w:jc w:val="both"/>
       </w:pPr>
       <w:r>
         <w:rPr>
@@ -10829,24 +11678,26 @@
           <w:bCs/>
           <w:color w:val="1F3864"/>
         </w:rPr>
+        <w:t>Step 4 – Confirm</w:t>
+      </w:r>
+    </w:p>
+    <w:p>
+      <w:pPr>
+        <w:spacing w:before="60" w:after="60" w:line="276" w:lineRule="auto"/>
+        <w:jc w:val="both"/>
+      </w:pPr>
+      <w:r>
+        <w:rPr>
+          <w:color w:val="000000"/>
+        </w:rPr>
         <w:lastRenderedPageBreak/>
-        <w:t>Step 4 – Confirm</w:t>
-      </w:r>
-    </w:p>
-    <w:p>
-      <w:pPr>
-        <w:spacing w:before="60" w:after="60" w:line="276" w:lineRule="auto"/>
-      </w:pPr>
-      <w:r>
-        <w:rPr>
-          <w:color w:val="000000"/>
-        </w:rPr>
         <w:t>Output a timestamped deployment confirmation message as the final step using echo, e.g.: echo "Deployment to &lt;environment&gt; triggered at $(date)"</w:t>
       </w:r>
     </w:p>
     <w:p>
       <w:pPr>
         <w:spacing w:before="60" w:after="60"/>
+        <w:jc w:val="both"/>
       </w:pPr>
       <w:r>
         <w:rPr>
@@ -10859,10 +11710,15 @@
         <w:t>Reference: https://docs.render.com/deploy-hooks</w:t>
       </w:r>
     </w:p>
-    <w:p/>
+    <w:p>
+      <w:pPr>
+        <w:jc w:val="both"/>
+      </w:pPr>
+    </w:p>
     <w:p>
       <w:pPr>
         <w:pStyle w:val="Heading2"/>
+        <w:jc w:val="both"/>
       </w:pPr>
       <w:proofErr w:type="gramStart"/>
       <w:r>
@@ -10881,6 +11737,7 @@
           <w:numId w:val="2"/>
         </w:numPr>
         <w:spacing w:before="40" w:after="40"/>
+        <w:jc w:val="both"/>
       </w:pPr>
       <w:r>
         <w:rPr>
@@ -10911,6 +11768,7 @@
           <w:numId w:val="2"/>
         </w:numPr>
         <w:spacing w:before="40" w:after="40"/>
+        <w:jc w:val="both"/>
       </w:pPr>
       <w:r>
         <w:rPr>
@@ -10927,6 +11785,7 @@
           <w:numId w:val="2"/>
         </w:numPr>
         <w:spacing w:before="40" w:after="40"/>
+        <w:jc w:val="both"/>
       </w:pPr>
       <w:r>
         <w:rPr>
@@ -10949,8 +11808,15 @@
         <w:t xml:space="preserve"> or schedule triggers are required, though they may be added as extras).</w:t>
       </w:r>
     </w:p>
-    <w:p/>
-    <w:p>
+    <w:p>
+      <w:pPr>
+        <w:jc w:val="both"/>
+      </w:pPr>
+    </w:p>
+    <w:p>
+      <w:pPr>
+        <w:jc w:val="both"/>
+      </w:pPr>
       <w:r>
         <w:br w:type="page"/>
       </w:r>
@@ -10958,6 +11824,7 @@
     <w:p>
       <w:pPr>
         <w:pStyle w:val="Heading1"/>
+        <w:jc w:val="both"/>
       </w:pPr>
       <w:r>
         <w:lastRenderedPageBreak/>
@@ -10967,6 +11834,7 @@
     <w:p>
       <w:pPr>
         <w:spacing w:before="60" w:after="60" w:line="276" w:lineRule="auto"/>
+        <w:jc w:val="both"/>
       </w:pPr>
       <w:r>
         <w:rPr>
@@ -10989,7 +11857,11 @@
         <w:t xml:space="preserve"> in the repository root. The following requirements must be met:</w:t>
       </w:r>
     </w:p>
-    <w:p/>
+    <w:p>
+      <w:pPr>
+        <w:jc w:val="both"/>
+      </w:pPr>
+    </w:p>
     <w:p>
       <w:pPr>
         <w:pStyle w:val="ListParagraph"/>
@@ -10998,6 +11870,7 @@
           <w:numId w:val="2"/>
         </w:numPr>
         <w:spacing w:before="40" w:after="40"/>
+        <w:jc w:val="both"/>
       </w:pPr>
       <w:r>
         <w:rPr>
@@ -11030,6 +11903,7 @@
           <w:numId w:val="2"/>
         </w:numPr>
         <w:spacing w:before="40" w:after="40"/>
+        <w:jc w:val="both"/>
       </w:pPr>
       <w:r>
         <w:rPr>
@@ -11060,6 +11934,7 @@
           <w:numId w:val="2"/>
         </w:numPr>
         <w:spacing w:before="40" w:after="40"/>
+        <w:jc w:val="both"/>
       </w:pPr>
       <w:r>
         <w:rPr>
@@ -11076,6 +11951,7 @@
           <w:numId w:val="2"/>
         </w:numPr>
         <w:spacing w:before="40" w:after="40"/>
+        <w:jc w:val="both"/>
       </w:pPr>
       <w:r>
         <w:rPr>
@@ -11092,6 +11968,7 @@
           <w:numId w:val="2"/>
         </w:numPr>
         <w:spacing w:before="40" w:after="40"/>
+        <w:jc w:val="both"/>
       </w:pPr>
       <w:r>
         <w:rPr>
@@ -11114,10 +11991,15 @@
         <w:t xml:space="preserve"> must be placed in the repository root (not in a subdirectory).</w:t>
       </w:r>
     </w:p>
-    <w:p/>
+    <w:p>
+      <w:pPr>
+        <w:jc w:val="both"/>
+      </w:pPr>
+    </w:p>
     <w:p>
       <w:pPr>
         <w:spacing w:before="60" w:after="60" w:line="276" w:lineRule="auto"/>
+        <w:jc w:val="both"/>
       </w:pPr>
       <w:r>
         <w:rPr>
@@ -11144,6 +12026,7 @@
       <w:pPr>
         <w:spacing w:before="40" w:after="40"/>
         <w:ind w:left="720"/>
+        <w:jc w:val="both"/>
       </w:pPr>
       <w:r>
         <w:rPr>
@@ -11172,6 +12055,7 @@
       <w:pPr>
         <w:spacing w:before="40" w:after="40"/>
         <w:ind w:left="720"/>
+        <w:jc w:val="both"/>
       </w:pPr>
       <w:r>
         <w:rPr>
@@ -11207,6 +12091,7 @@
       <w:pPr>
         <w:spacing w:before="40" w:after="40"/>
         <w:ind w:left="720"/>
+        <w:jc w:val="both"/>
       </w:pPr>
       <w:r>
         <w:rPr>
@@ -11242,6 +12127,7 @@
       <w:pPr>
         <w:spacing w:before="40" w:after="40"/>
         <w:ind w:left="720"/>
+        <w:jc w:val="both"/>
       </w:pPr>
       <w:r>
         <w:rPr>
@@ -11253,10 +12139,15 @@
         <w:t>EXPOSE 80</w:t>
       </w:r>
     </w:p>
-    <w:p/>
+    <w:p>
+      <w:pPr>
+        <w:jc w:val="both"/>
+      </w:pPr>
+    </w:p>
     <w:p>
       <w:pPr>
         <w:spacing w:before="60" w:after="60"/>
+        <w:jc w:val="both"/>
       </w:pPr>
       <w:r>
         <w:rPr>
@@ -11291,10 +12182,15 @@
         <w:t xml:space="preserve"> Reference: https://docs.docker.com/reference/dockerfile/</w:t>
       </w:r>
     </w:p>
-    <w:p/>
+    <w:p>
+      <w:pPr>
+        <w:jc w:val="both"/>
+      </w:pPr>
+    </w:p>
     <w:p>
       <w:pPr>
         <w:pStyle w:val="Heading1"/>
+        <w:jc w:val="both"/>
       </w:pPr>
       <w:r>
         <w:t>HTML PAGE REQUIREMENTS</w:t>
@@ -11303,6 +12199,7 @@
     <w:p>
       <w:pPr>
         <w:spacing w:before="60" w:after="60" w:line="276" w:lineRule="auto"/>
+        <w:jc w:val="both"/>
       </w:pPr>
       <w:r>
         <w:rPr>
@@ -11311,7 +12208,11 @@
         <w:t>All pages must comply with the following standards. Pages not meeting these requirements will not receive full marks for the page development task.</w:t>
       </w:r>
     </w:p>
-    <w:p/>
+    <w:p>
+      <w:pPr>
+        <w:jc w:val="both"/>
+      </w:pPr>
+    </w:p>
     <w:p>
       <w:pPr>
         <w:pStyle w:val="ListParagraph"/>
@@ -11320,6 +12221,7 @@
           <w:numId w:val="2"/>
         </w:numPr>
         <w:spacing w:before="40" w:after="40"/>
+        <w:jc w:val="both"/>
       </w:pPr>
       <w:r>
         <w:rPr>
@@ -11336,6 +12238,7 @@
           <w:numId w:val="2"/>
         </w:numPr>
         <w:spacing w:before="40" w:after="40"/>
+        <w:jc w:val="both"/>
       </w:pPr>
       <w:r>
         <w:rPr>
@@ -11352,6 +12255,7 @@
           <w:numId w:val="2"/>
         </w:numPr>
         <w:spacing w:before="40" w:after="40"/>
+        <w:jc w:val="both"/>
       </w:pPr>
       <w:r>
         <w:rPr>
@@ -11410,6 +12314,7 @@
           <w:numId w:val="2"/>
         </w:numPr>
         <w:spacing w:before="40" w:after="40"/>
+        <w:jc w:val="both"/>
       </w:pPr>
       <w:r>
         <w:rPr>
@@ -11426,6 +12331,7 @@
           <w:numId w:val="2"/>
         </w:numPr>
         <w:spacing w:before="40" w:after="40"/>
+        <w:jc w:val="both"/>
       </w:pPr>
       <w:r>
         <w:rPr>
@@ -11442,6 +12348,7 @@
           <w:numId w:val="2"/>
         </w:numPr>
         <w:spacing w:before="40" w:after="40"/>
+        <w:jc w:val="both"/>
       </w:pPr>
       <w:r>
         <w:rPr>
@@ -11486,6 +12393,7 @@
           <w:numId w:val="2"/>
         </w:numPr>
         <w:spacing w:before="40" w:after="40"/>
+        <w:jc w:val="both"/>
       </w:pPr>
       <w:r>
         <w:rPr>
@@ -11530,6 +12438,7 @@
           <w:numId w:val="2"/>
         </w:numPr>
         <w:spacing w:before="40" w:after="40"/>
+        <w:jc w:val="both"/>
       </w:pPr>
       <w:r>
         <w:rPr>
@@ -11538,10 +12447,15 @@
         <w:t>Pages must be semantically correct: use &lt;header&gt;, &lt;main&gt;, &lt;section&gt;, &lt;article&gt;, &lt;footer&gt; where appropriate.</w:t>
       </w:r>
     </w:p>
-    <w:p/>
+    <w:p>
+      <w:pPr>
+        <w:jc w:val="both"/>
+      </w:pPr>
+    </w:p>
     <w:p>
       <w:pPr>
         <w:spacing w:before="60" w:after="60"/>
+        <w:jc w:val="both"/>
       </w:pPr>
       <w:r>
         <w:rPr>
@@ -11554,10 +12468,15 @@
         <w:t>Reference – HTML5 Specification: https://html.spec.whatwg.org/ | MDN HTML Reference: https://developer.mozilla.org/en-US/docs/Web/HTML</w:t>
       </w:r>
     </w:p>
-    <w:p/>
+    <w:p>
+      <w:pPr>
+        <w:jc w:val="both"/>
+      </w:pPr>
+    </w:p>
     <w:p>
       <w:pPr>
         <w:pStyle w:val="Heading1"/>
+        <w:jc w:val="both"/>
       </w:pPr>
       <w:r>
         <w:lastRenderedPageBreak/>
@@ -11567,6 +12486,7 @@
     <w:p>
       <w:pPr>
         <w:spacing w:before="60" w:after="60" w:line="276" w:lineRule="auto"/>
+        <w:jc w:val="both"/>
       </w:pPr>
       <w:r>
         <w:rPr>
@@ -11575,7 +12495,11 @@
         <w:t>The Team Lead must create a shared style.css in the repository root. All team members must link their page to this file and must NOT create separate CSS files. Additional inline &lt;style&gt; blocks within individual pages are permitted for minor page-specific overrides only.</w:t>
       </w:r>
     </w:p>
-    <w:p/>
+    <w:p>
+      <w:pPr>
+        <w:jc w:val="both"/>
+      </w:pPr>
+    </w:p>
     <w:p>
       <w:pPr>
         <w:pStyle w:val="ListParagraph"/>
@@ -11584,6 +12508,7 @@
           <w:numId w:val="2"/>
         </w:numPr>
         <w:spacing w:before="40" w:after="40"/>
+        <w:jc w:val="both"/>
       </w:pPr>
       <w:r>
         <w:rPr>
@@ -11628,6 +12553,7 @@
           <w:numId w:val="2"/>
         </w:numPr>
         <w:spacing w:before="40" w:after="40"/>
+        <w:jc w:val="both"/>
       </w:pPr>
       <w:r>
         <w:rPr>
@@ -11658,6 +12584,7 @@
           <w:numId w:val="2"/>
         </w:numPr>
         <w:spacing w:before="40" w:after="40"/>
+        <w:jc w:val="both"/>
       </w:pPr>
       <w:r>
         <w:rPr>
@@ -11674,6 +12601,7 @@
           <w:numId w:val="2"/>
         </w:numPr>
         <w:spacing w:before="40" w:after="40"/>
+        <w:jc w:val="both"/>
       </w:pPr>
       <w:r>
         <w:rPr>
@@ -11718,6 +12646,7 @@
           <w:numId w:val="2"/>
         </w:numPr>
         <w:spacing w:before="40" w:after="40"/>
+        <w:jc w:val="both"/>
       </w:pPr>
       <w:r>
         <w:rPr>
@@ -11734,6 +12663,7 @@
           <w:numId w:val="2"/>
         </w:numPr>
         <w:spacing w:before="40" w:after="40"/>
+        <w:jc w:val="both"/>
       </w:pPr>
       <w:r>
         <w:rPr>
@@ -11742,10 +12672,15 @@
         <w:t>Media queries for basic mobile responsiveness are recommended but not mandatory.</w:t>
       </w:r>
     </w:p>
-    <w:p/>
+    <w:p>
+      <w:pPr>
+        <w:jc w:val="both"/>
+      </w:pPr>
+    </w:p>
     <w:p>
       <w:pPr>
         <w:spacing w:before="60" w:after="60"/>
+        <w:jc w:val="both"/>
       </w:pPr>
       <w:r>
         <w:rPr>
@@ -11758,8 +12693,15 @@
         <w:t>Reference – CSS Reference: https://developer.mozilla.org/en-US/docs/Web/CSS | CSS Custom Properties: https://developer.mozilla.org/en-US/docs/Web/CSS/Using_CSS_custom_properties</w:t>
       </w:r>
     </w:p>
-    <w:p/>
-    <w:p>
+    <w:p>
+      <w:pPr>
+        <w:jc w:val="both"/>
+      </w:pPr>
+    </w:p>
+    <w:p>
+      <w:pPr>
+        <w:jc w:val="both"/>
+      </w:pPr>
       <w:r>
         <w:br w:type="page"/>
       </w:r>
@@ -11767,6 +12709,7 @@
     <w:p>
       <w:pPr>
         <w:pStyle w:val="Heading1"/>
+        <w:jc w:val="both"/>
       </w:pPr>
       <w:r>
         <w:lastRenderedPageBreak/>
@@ -11776,6 +12719,7 @@
     <w:p>
       <w:pPr>
         <w:spacing w:before="60" w:after="60" w:line="276" w:lineRule="auto"/>
+        <w:jc w:val="both"/>
       </w:pPr>
       <w:r>
         <w:rPr>
@@ -11784,7 +12728,11 @@
         <w:t>Table 6: All Six Workflow Files – Design Reference</w:t>
       </w:r>
     </w:p>
-    <w:p/>
+    <w:p>
+      <w:pPr>
+        <w:jc w:val="both"/>
+      </w:pPr>
+    </w:p>
     <w:tbl>
       <w:tblPr>
         <w:tblW w:w="9360" w:type="dxa"/>
@@ -11829,7 +12777,7 @@
           </w:tcPr>
           <w:p>
             <w:pPr>
-              <w:jc w:val="center"/>
+              <w:jc w:val="both"/>
             </w:pPr>
             <w:r>
               <w:rPr>
@@ -11863,7 +12811,7 @@
           </w:tcPr>
           <w:p>
             <w:pPr>
-              <w:jc w:val="center"/>
+              <w:jc w:val="both"/>
             </w:pPr>
             <w:r>
               <w:rPr>
@@ -11897,7 +12845,7 @@
           </w:tcPr>
           <w:p>
             <w:pPr>
-              <w:jc w:val="center"/>
+              <w:jc w:val="both"/>
             </w:pPr>
             <w:r>
               <w:rPr>
@@ -11931,7 +12879,7 @@
           </w:tcPr>
           <w:p>
             <w:pPr>
-              <w:jc w:val="center"/>
+              <w:jc w:val="both"/>
             </w:pPr>
             <w:r>
               <w:rPr>
@@ -11966,6 +12914,9 @@
             <w:vAlign w:val="center"/>
           </w:tcPr>
           <w:p>
+            <w:pPr>
+              <w:jc w:val="both"/>
+            </w:pPr>
             <w:r>
               <w:rPr>
                 <w:b/>
@@ -12009,6 +12960,9 @@
             <w:vAlign w:val="center"/>
           </w:tcPr>
           <w:p>
+            <w:pPr>
+              <w:jc w:val="both"/>
+            </w:pPr>
             <w:proofErr w:type="spellStart"/>
             <w:r>
               <w:rPr>
@@ -12048,6 +13002,9 @@
             <w:vAlign w:val="center"/>
           </w:tcPr>
           <w:p>
+            <w:pPr>
+              <w:jc w:val="both"/>
+            </w:pPr>
             <w:r>
               <w:rPr>
                 <w:color w:val="000000"/>
@@ -12077,6 +13034,9 @@
             <w:vAlign w:val="center"/>
           </w:tcPr>
           <w:p>
+            <w:pPr>
+              <w:jc w:val="both"/>
+            </w:pPr>
             <w:r>
               <w:rPr>
                 <w:color w:val="000000"/>
@@ -12144,6 +13104,9 @@
             <w:vAlign w:val="center"/>
           </w:tcPr>
           <w:p>
+            <w:pPr>
+              <w:jc w:val="both"/>
+            </w:pPr>
             <w:r>
               <w:rPr>
                 <w:b/>
@@ -12187,6 +13150,9 @@
             <w:vAlign w:val="center"/>
           </w:tcPr>
           <w:p>
+            <w:pPr>
+              <w:jc w:val="both"/>
+            </w:pPr>
             <w:r>
               <w:rPr>
                 <w:color w:val="000000"/>
@@ -12216,6 +13182,9 @@
             <w:vAlign w:val="center"/>
           </w:tcPr>
           <w:p>
+            <w:pPr>
+              <w:jc w:val="both"/>
+            </w:pPr>
             <w:r>
               <w:rPr>
                 <w:color w:val="000000"/>
@@ -12245,6 +13214,9 @@
             <w:vAlign w:val="center"/>
           </w:tcPr>
           <w:p>
+            <w:pPr>
+              <w:jc w:val="both"/>
+            </w:pPr>
             <w:r>
               <w:rPr>
                 <w:color w:val="000000"/>
@@ -12276,6 +13248,9 @@
             <w:vAlign w:val="center"/>
           </w:tcPr>
           <w:p>
+            <w:pPr>
+              <w:jc w:val="both"/>
+            </w:pPr>
             <w:r>
               <w:rPr>
                 <w:b/>
@@ -12319,6 +13294,9 @@
             <w:vAlign w:val="center"/>
           </w:tcPr>
           <w:p>
+            <w:pPr>
+              <w:jc w:val="both"/>
+            </w:pPr>
             <w:proofErr w:type="spellStart"/>
             <w:r>
               <w:rPr>
@@ -12358,6 +13336,9 @@
             <w:vAlign w:val="center"/>
           </w:tcPr>
           <w:p>
+            <w:pPr>
+              <w:jc w:val="both"/>
+            </w:pPr>
             <w:r>
               <w:rPr>
                 <w:color w:val="000000"/>
@@ -12387,6 +13368,9 @@
             <w:vAlign w:val="center"/>
           </w:tcPr>
           <w:p>
+            <w:pPr>
+              <w:jc w:val="both"/>
+            </w:pPr>
             <w:r>
               <w:rPr>
                 <w:color w:val="000000"/>
@@ -12454,6 +13438,9 @@
             <w:vAlign w:val="center"/>
           </w:tcPr>
           <w:p>
+            <w:pPr>
+              <w:jc w:val="both"/>
+            </w:pPr>
             <w:r>
               <w:rPr>
                 <w:b/>
@@ -12497,6 +13484,9 @@
             <w:vAlign w:val="center"/>
           </w:tcPr>
           <w:p>
+            <w:pPr>
+              <w:jc w:val="both"/>
+            </w:pPr>
             <w:r>
               <w:rPr>
                 <w:color w:val="000000"/>
@@ -12526,6 +13516,9 @@
             <w:vAlign w:val="center"/>
           </w:tcPr>
           <w:p>
+            <w:pPr>
+              <w:jc w:val="both"/>
+            </w:pPr>
             <w:r>
               <w:rPr>
                 <w:color w:val="000000"/>
@@ -12555,6 +13548,9 @@
             <w:vAlign w:val="center"/>
           </w:tcPr>
           <w:p>
+            <w:pPr>
+              <w:jc w:val="both"/>
+            </w:pPr>
             <w:r>
               <w:rPr>
                 <w:color w:val="000000"/>
@@ -12586,6 +13582,9 @@
             <w:vAlign w:val="center"/>
           </w:tcPr>
           <w:p>
+            <w:pPr>
+              <w:jc w:val="both"/>
+            </w:pPr>
             <w:r>
               <w:rPr>
                 <w:b/>
@@ -12629,6 +13628,9 @@
             <w:vAlign w:val="center"/>
           </w:tcPr>
           <w:p>
+            <w:pPr>
+              <w:jc w:val="both"/>
+            </w:pPr>
             <w:proofErr w:type="spellStart"/>
             <w:r>
               <w:rPr>
@@ -12668,6 +13670,9 @@
             <w:vAlign w:val="center"/>
           </w:tcPr>
           <w:p>
+            <w:pPr>
+              <w:jc w:val="both"/>
+            </w:pPr>
             <w:r>
               <w:rPr>
                 <w:color w:val="000000"/>
@@ -12697,6 +13702,9 @@
             <w:vAlign w:val="center"/>
           </w:tcPr>
           <w:p>
+            <w:pPr>
+              <w:jc w:val="both"/>
+            </w:pPr>
             <w:r>
               <w:rPr>
                 <w:color w:val="000000"/>
@@ -12764,6 +13772,9 @@
             <w:vAlign w:val="center"/>
           </w:tcPr>
           <w:p>
+            <w:pPr>
+              <w:jc w:val="both"/>
+            </w:pPr>
             <w:r>
               <w:rPr>
                 <w:b/>
@@ -12807,6 +13818,9 @@
             <w:vAlign w:val="center"/>
           </w:tcPr>
           <w:p>
+            <w:pPr>
+              <w:jc w:val="both"/>
+            </w:pPr>
             <w:r>
               <w:rPr>
                 <w:color w:val="000000"/>
@@ -12836,6 +13850,9 @@
             <w:vAlign w:val="center"/>
           </w:tcPr>
           <w:p>
+            <w:pPr>
+              <w:jc w:val="both"/>
+            </w:pPr>
             <w:r>
               <w:rPr>
                 <w:color w:val="000000"/>
@@ -12865,6 +13882,9 @@
             <w:vAlign w:val="center"/>
           </w:tcPr>
           <w:p>
+            <w:pPr>
+              <w:jc w:val="both"/>
+            </w:pPr>
             <w:r>
               <w:rPr>
                 <w:color w:val="000000"/>
@@ -12877,10 +13897,15 @@
         </w:tc>
       </w:tr>
     </w:tbl>
-    <w:p/>
+    <w:p>
+      <w:pPr>
+        <w:jc w:val="both"/>
+      </w:pPr>
+    </w:p>
     <w:p>
       <w:pPr>
         <w:pStyle w:val="Heading1"/>
+        <w:jc w:val="both"/>
       </w:pPr>
       <w:r>
         <w:t>MANDATORY TASKS</w:t>
@@ -12889,6 +13914,7 @@
     <w:p>
       <w:pPr>
         <w:spacing w:before="60" w:after="60" w:line="276" w:lineRule="auto"/>
+        <w:jc w:val="both"/>
       </w:pPr>
       <w:r>
         <w:rPr>
@@ -12897,10 +13923,15 @@
         <w:t>The following tasks must ALL be completed for full marks:</w:t>
       </w:r>
     </w:p>
-    <w:p/>
+    <w:p>
+      <w:pPr>
+        <w:jc w:val="both"/>
+      </w:pPr>
+    </w:p>
     <w:p>
       <w:pPr>
         <w:pStyle w:val="Heading2"/>
+        <w:jc w:val="both"/>
       </w:pPr>
       <w:proofErr w:type="gramStart"/>
       <w:r>
@@ -12919,6 +13950,7 @@
           <w:numId w:val="5"/>
         </w:numPr>
         <w:spacing w:before="40" w:after="40"/>
+        <w:jc w:val="both"/>
       </w:pPr>
       <w:r>
         <w:rPr>
@@ -12949,6 +13981,7 @@
           <w:numId w:val="5"/>
         </w:numPr>
         <w:spacing w:before="40" w:after="40"/>
+        <w:jc w:val="both"/>
       </w:pPr>
       <w:r>
         <w:rPr>
@@ -12979,6 +14012,7 @@
           <w:numId w:val="5"/>
         </w:numPr>
         <w:spacing w:before="40" w:after="40"/>
+        <w:jc w:val="both"/>
       </w:pPr>
       <w:r>
         <w:rPr>
@@ -12995,6 +14029,7 @@
           <w:numId w:val="5"/>
         </w:numPr>
         <w:spacing w:before="40" w:after="40"/>
+        <w:jc w:val="both"/>
       </w:pPr>
       <w:r>
         <w:rPr>
@@ -13011,6 +14046,7 @@
           <w:numId w:val="5"/>
         </w:numPr>
         <w:spacing w:before="40" w:after="40"/>
+        <w:jc w:val="both"/>
       </w:pPr>
       <w:r>
         <w:rPr>
@@ -13083,6 +14119,7 @@
           <w:numId w:val="5"/>
         </w:numPr>
         <w:spacing w:before="40" w:after="40"/>
+        <w:jc w:val="both"/>
       </w:pPr>
       <w:r>
         <w:rPr>
@@ -13099,6 +14136,7 @@
           <w:numId w:val="5"/>
         </w:numPr>
         <w:spacing w:before="40" w:after="40"/>
+        <w:jc w:val="both"/>
       </w:pPr>
       <w:r>
         <w:rPr>
@@ -13129,6 +14167,7 @@
           <w:numId w:val="5"/>
         </w:numPr>
         <w:spacing w:before="40" w:after="40"/>
+        <w:jc w:val="both"/>
       </w:pPr>
       <w:r>
         <w:rPr>
@@ -13145,6 +14184,7 @@
           <w:numId w:val="5"/>
         </w:numPr>
         <w:spacing w:before="40" w:after="40"/>
+        <w:jc w:val="both"/>
       </w:pPr>
       <w:r>
         <w:rPr>
@@ -13161,6 +14201,7 @@
           <w:numId w:val="5"/>
         </w:numPr>
         <w:spacing w:before="40" w:after="40"/>
+        <w:jc w:val="both"/>
       </w:pPr>
       <w:r>
         <w:rPr>
@@ -13198,10 +14239,15 @@
         <w:t>, promote the changes: open a PR from develop → staging, merge it; then from staging → main, merge it. Verify the CI and CD pipelines fire correctly for each promotion.</w:t>
       </w:r>
     </w:p>
-    <w:p/>
+    <w:p>
+      <w:pPr>
+        <w:jc w:val="both"/>
+      </w:pPr>
+    </w:p>
     <w:p>
       <w:pPr>
         <w:pStyle w:val="Heading2"/>
+        <w:jc w:val="both"/>
       </w:pPr>
       <w:proofErr w:type="gramStart"/>
       <w:r>
@@ -13220,6 +14266,7 @@
           <w:numId w:val="6"/>
         </w:numPr>
         <w:spacing w:before="40" w:after="40"/>
+        <w:jc w:val="both"/>
       </w:pPr>
       <w:r>
         <w:rPr>
@@ -13250,6 +14297,7 @@
           <w:numId w:val="6"/>
         </w:numPr>
         <w:spacing w:before="40" w:after="40"/>
+        <w:jc w:val="both"/>
       </w:pPr>
       <w:r>
         <w:rPr>
@@ -13266,6 +14314,7 @@
           <w:numId w:val="6"/>
         </w:numPr>
         <w:spacing w:before="40" w:after="40"/>
+        <w:jc w:val="both"/>
       </w:pPr>
       <w:r>
         <w:rPr>
@@ -13304,6 +14353,7 @@
           <w:numId w:val="6"/>
         </w:numPr>
         <w:spacing w:before="40" w:after="40"/>
+        <w:jc w:val="both"/>
       </w:pPr>
       <w:r>
         <w:rPr>
@@ -13320,6 +14370,7 @@
           <w:numId w:val="6"/>
         </w:numPr>
         <w:spacing w:before="40" w:after="40"/>
+        <w:jc w:val="both"/>
       </w:pPr>
       <w:r>
         <w:rPr>
@@ -13378,6 +14429,7 @@
           <w:numId w:val="6"/>
         </w:numPr>
         <w:spacing w:before="40" w:after="40"/>
+        <w:jc w:val="both"/>
       </w:pPr>
       <w:r>
         <w:rPr>
@@ -13422,6 +14474,7 @@
           <w:numId w:val="6"/>
         </w:numPr>
         <w:spacing w:before="40" w:after="40"/>
+        <w:jc w:val="both"/>
       </w:pPr>
       <w:r>
         <w:rPr>
@@ -13452,6 +14505,7 @@
           <w:numId w:val="6"/>
         </w:numPr>
         <w:spacing w:before="40" w:after="40"/>
+        <w:jc w:val="both"/>
       </w:pPr>
       <w:r>
         <w:rPr>
@@ -13468,6 +14522,7 @@
           <w:numId w:val="6"/>
         </w:numPr>
         <w:spacing w:before="40" w:after="40"/>
+        <w:jc w:val="both"/>
       </w:pPr>
       <w:r>
         <w:rPr>
@@ -13490,8 +14545,15 @@
         <w:t xml:space="preserve"> individual reflection (Section 17).</w:t>
       </w:r>
     </w:p>
-    <w:p/>
-    <w:p>
+    <w:p>
+      <w:pPr>
+        <w:jc w:val="both"/>
+      </w:pPr>
+    </w:p>
+    <w:p>
+      <w:pPr>
+        <w:jc w:val="both"/>
+      </w:pPr>
       <w:r>
         <w:br w:type="page"/>
       </w:r>
@@ -13499,6 +14561,7 @@
     <w:p>
       <w:pPr>
         <w:pStyle w:val="Heading1"/>
+        <w:jc w:val="both"/>
       </w:pPr>
       <w:r>
         <w:lastRenderedPageBreak/>
@@ -13508,6 +14571,7 @@
     <w:p>
       <w:pPr>
         <w:spacing w:before="60" w:after="60" w:line="276" w:lineRule="auto"/>
+        <w:jc w:val="both"/>
       </w:pPr>
       <w:r>
         <w:rPr>
@@ -13516,7 +14580,11 @@
         <w:t>Table 7: Marks Breakdown</w:t>
       </w:r>
     </w:p>
-    <w:p/>
+    <w:p>
+      <w:pPr>
+        <w:jc w:val="both"/>
+      </w:pPr>
+    </w:p>
     <w:tbl>
       <w:tblPr>
         <w:tblW w:w="9360" w:type="dxa"/>
@@ -13560,7 +14628,7 @@
           </w:tcPr>
           <w:p>
             <w:pPr>
-              <w:jc w:val="center"/>
+              <w:jc w:val="both"/>
             </w:pPr>
             <w:r>
               <w:rPr>
@@ -13594,7 +14662,7 @@
           </w:tcPr>
           <w:p>
             <w:pPr>
-              <w:jc w:val="center"/>
+              <w:jc w:val="both"/>
             </w:pPr>
             <w:r>
               <w:rPr>
@@ -13628,7 +14696,7 @@
           </w:tcPr>
           <w:p>
             <w:pPr>
-              <w:jc w:val="center"/>
+              <w:jc w:val="both"/>
             </w:pPr>
             <w:r>
               <w:rPr>
@@ -13663,6 +14731,9 @@
             </w:tcMar>
           </w:tcPr>
           <w:p>
+            <w:pPr>
+              <w:jc w:val="both"/>
+            </w:pPr>
             <w:r>
               <w:rPr>
                 <w:b/>
@@ -13694,7 +14765,7 @@
           </w:tcPr>
           <w:p>
             <w:pPr>
-              <w:jc w:val="center"/>
+              <w:jc w:val="both"/>
             </w:pPr>
             <w:r>
               <w:rPr>
@@ -13730,7 +14801,7 @@
           </w:tcPr>
           <w:p>
             <w:pPr>
-              <w:jc w:val="center"/>
+              <w:jc w:val="both"/>
             </w:pPr>
             <w:r>
               <w:rPr>
@@ -13763,6 +14834,9 @@
             <w:vAlign w:val="center"/>
           </w:tcPr>
           <w:p>
+            <w:pPr>
+              <w:jc w:val="both"/>
+            </w:pPr>
             <w:r>
               <w:rPr>
                 <w:color w:val="000000"/>
@@ -13811,7 +14885,7 @@
           </w:tcPr>
           <w:p>
             <w:pPr>
-              <w:jc w:val="center"/>
+              <w:jc w:val="both"/>
             </w:pPr>
             <w:r>
               <w:rPr>
@@ -13845,7 +14919,7 @@
           </w:tcPr>
           <w:p>
             <w:pPr>
-              <w:jc w:val="center"/>
+              <w:jc w:val="both"/>
             </w:pPr>
             <w:r>
               <w:rPr>
@@ -13878,6 +14952,9 @@
             <w:vAlign w:val="center"/>
           </w:tcPr>
           <w:p>
+            <w:pPr>
+              <w:jc w:val="both"/>
+            </w:pPr>
             <w:proofErr w:type="gramStart"/>
             <w:r>
               <w:rPr>
@@ -13918,7 +14995,7 @@
           </w:tcPr>
           <w:p>
             <w:pPr>
-              <w:jc w:val="center"/>
+              <w:jc w:val="both"/>
             </w:pPr>
             <w:r>
               <w:rPr>
@@ -13951,6 +15028,9 @@
             </w:tcMar>
           </w:tcPr>
           <w:p>
+            <w:pPr>
+              <w:jc w:val="both"/>
+            </w:pPr>
             <w:r>
               <w:rPr>
                 <w:b/>
@@ -13982,7 +15062,7 @@
           </w:tcPr>
           <w:p>
             <w:pPr>
-              <w:jc w:val="center"/>
+              <w:jc w:val="both"/>
             </w:pPr>
             <w:r>
               <w:rPr>
@@ -14018,7 +15098,7 @@
           </w:tcPr>
           <w:p>
             <w:pPr>
-              <w:jc w:val="center"/>
+              <w:jc w:val="both"/>
             </w:pPr>
             <w:r>
               <w:rPr>
@@ -14051,6 +15131,9 @@
             <w:vAlign w:val="center"/>
           </w:tcPr>
           <w:p>
+            <w:pPr>
+              <w:jc w:val="both"/>
+            </w:pPr>
             <w:r>
               <w:rPr>
                 <w:color w:val="000000"/>
@@ -14081,7 +15164,7 @@
           </w:tcPr>
           <w:p>
             <w:pPr>
-              <w:jc w:val="center"/>
+              <w:jc w:val="both"/>
             </w:pPr>
             <w:r>
               <w:rPr>
@@ -14115,7 +15198,7 @@
           </w:tcPr>
           <w:p>
             <w:pPr>
-              <w:jc w:val="center"/>
+              <w:jc w:val="both"/>
             </w:pPr>
             <w:r>
               <w:rPr>
@@ -14148,6 +15231,9 @@
             <w:vAlign w:val="center"/>
           </w:tcPr>
           <w:p>
+            <w:pPr>
+              <w:jc w:val="both"/>
+            </w:pPr>
             <w:r>
               <w:rPr>
                 <w:color w:val="000000"/>
@@ -14178,7 +15264,7 @@
           </w:tcPr>
           <w:p>
             <w:pPr>
-              <w:jc w:val="center"/>
+              <w:jc w:val="both"/>
             </w:pPr>
             <w:r>
               <w:rPr>
@@ -14212,7 +15298,7 @@
           </w:tcPr>
           <w:p>
             <w:pPr>
-              <w:jc w:val="center"/>
+              <w:jc w:val="both"/>
             </w:pPr>
             <w:r>
               <w:rPr>
@@ -14245,6 +15331,9 @@
             <w:vAlign w:val="center"/>
           </w:tcPr>
           <w:p>
+            <w:pPr>
+              <w:jc w:val="both"/>
+            </w:pPr>
             <w:r>
               <w:rPr>
                 <w:color w:val="000000"/>
@@ -14275,7 +15364,7 @@
           </w:tcPr>
           <w:p>
             <w:pPr>
-              <w:jc w:val="center"/>
+              <w:jc w:val="both"/>
             </w:pPr>
             <w:r>
               <w:rPr>
@@ -14309,7 +15398,7 @@
           </w:tcPr>
           <w:p>
             <w:pPr>
-              <w:jc w:val="center"/>
+              <w:jc w:val="both"/>
             </w:pPr>
             <w:r>
               <w:rPr>
@@ -14342,6 +15431,9 @@
             <w:vAlign w:val="center"/>
           </w:tcPr>
           <w:p>
+            <w:pPr>
+              <w:jc w:val="both"/>
+            </w:pPr>
             <w:r>
               <w:rPr>
                 <w:color w:val="000000"/>
@@ -14390,7 +15482,7 @@
           </w:tcPr>
           <w:p>
             <w:pPr>
-              <w:jc w:val="center"/>
+              <w:jc w:val="both"/>
             </w:pPr>
             <w:r>
               <w:rPr>
@@ -14423,6 +15515,9 @@
             </w:tcMar>
           </w:tcPr>
           <w:p>
+            <w:pPr>
+              <w:jc w:val="both"/>
+            </w:pPr>
             <w:r>
               <w:rPr>
                 <w:b/>
@@ -14454,7 +15549,7 @@
           </w:tcPr>
           <w:p>
             <w:pPr>
-              <w:jc w:val="center"/>
+              <w:jc w:val="both"/>
             </w:pPr>
             <w:r>
               <w:rPr>
@@ -14490,7 +15585,7 @@
           </w:tcPr>
           <w:p>
             <w:pPr>
-              <w:jc w:val="center"/>
+              <w:jc w:val="both"/>
             </w:pPr>
             <w:r>
               <w:rPr>
@@ -14523,6 +15618,9 @@
             <w:vAlign w:val="center"/>
           </w:tcPr>
           <w:p>
+            <w:pPr>
+              <w:jc w:val="both"/>
+            </w:pPr>
             <w:r>
               <w:rPr>
                 <w:color w:val="000000"/>
@@ -14553,7 +15651,7 @@
           </w:tcPr>
           <w:p>
             <w:pPr>
-              <w:jc w:val="center"/>
+              <w:jc w:val="both"/>
             </w:pPr>
             <w:r>
               <w:rPr>
@@ -14587,7 +15685,7 @@
           </w:tcPr>
           <w:p>
             <w:pPr>
-              <w:jc w:val="center"/>
+              <w:jc w:val="both"/>
             </w:pPr>
             <w:r>
               <w:rPr>
@@ -14620,6 +15718,9 @@
             <w:vAlign w:val="center"/>
           </w:tcPr>
           <w:p>
+            <w:pPr>
+              <w:jc w:val="both"/>
+            </w:pPr>
             <w:r>
               <w:rPr>
                 <w:color w:val="000000"/>
@@ -14650,7 +15751,7 @@
           </w:tcPr>
           <w:p>
             <w:pPr>
-              <w:jc w:val="center"/>
+              <w:jc w:val="both"/>
             </w:pPr>
             <w:r>
               <w:rPr>
@@ -14684,7 +15785,7 @@
           </w:tcPr>
           <w:p>
             <w:pPr>
-              <w:jc w:val="center"/>
+              <w:jc w:val="both"/>
             </w:pPr>
             <w:r>
               <w:rPr>
@@ -14717,6 +15818,9 @@
             <w:vAlign w:val="center"/>
           </w:tcPr>
           <w:p>
+            <w:pPr>
+              <w:jc w:val="both"/>
+            </w:pPr>
             <w:r>
               <w:rPr>
                 <w:color w:val="000000"/>
@@ -14755,7 +15859,7 @@
           </w:tcPr>
           <w:p>
             <w:pPr>
-              <w:jc w:val="center"/>
+              <w:jc w:val="both"/>
             </w:pPr>
             <w:r>
               <w:rPr>
@@ -14788,6 +15892,9 @@
             </w:tcMar>
           </w:tcPr>
           <w:p>
+            <w:pPr>
+              <w:jc w:val="both"/>
+            </w:pPr>
             <w:r>
               <w:rPr>
                 <w:b/>
@@ -14819,7 +15926,7 @@
           </w:tcPr>
           <w:p>
             <w:pPr>
-              <w:jc w:val="center"/>
+              <w:jc w:val="both"/>
             </w:pPr>
             <w:r>
               <w:rPr>
@@ -14855,7 +15962,7 @@
           </w:tcPr>
           <w:p>
             <w:pPr>
-              <w:jc w:val="center"/>
+              <w:jc w:val="both"/>
             </w:pPr>
             <w:r>
               <w:rPr>
@@ -14888,6 +15995,9 @@
             <w:vAlign w:val="center"/>
           </w:tcPr>
           <w:p>
+            <w:pPr>
+              <w:jc w:val="both"/>
+            </w:pPr>
             <w:r>
               <w:rPr>
                 <w:color w:val="000000"/>
@@ -14972,7 +16082,7 @@
           </w:tcPr>
           <w:p>
             <w:pPr>
-              <w:jc w:val="center"/>
+              <w:jc w:val="both"/>
             </w:pPr>
             <w:r>
               <w:rPr>
@@ -15006,7 +16116,7 @@
           </w:tcPr>
           <w:p>
             <w:pPr>
-              <w:jc w:val="center"/>
+              <w:jc w:val="both"/>
             </w:pPr>
             <w:r>
               <w:rPr>
@@ -15039,6 +16149,9 @@
             <w:vAlign w:val="center"/>
           </w:tcPr>
           <w:p>
+            <w:pPr>
+              <w:jc w:val="both"/>
+            </w:pPr>
             <w:r>
               <w:rPr>
                 <w:color w:val="000000"/>
@@ -15141,7 +16254,7 @@
           </w:tcPr>
           <w:p>
             <w:pPr>
-              <w:jc w:val="center"/>
+              <w:jc w:val="both"/>
             </w:pPr>
             <w:r>
               <w:rPr>
@@ -15175,7 +16288,7 @@
           </w:tcPr>
           <w:p>
             <w:pPr>
-              <w:jc w:val="center"/>
+              <w:jc w:val="both"/>
             </w:pPr>
             <w:r>
               <w:rPr>
@@ -15208,6 +16321,9 @@
             <w:vAlign w:val="center"/>
           </w:tcPr>
           <w:p>
+            <w:pPr>
+              <w:jc w:val="both"/>
+            </w:pPr>
             <w:r>
               <w:rPr>
                 <w:color w:val="000000"/>
@@ -15310,7 +16426,7 @@
           </w:tcPr>
           <w:p>
             <w:pPr>
-              <w:jc w:val="center"/>
+              <w:jc w:val="both"/>
             </w:pPr>
             <w:r>
               <w:rPr>
@@ -15343,6 +16459,9 @@
             </w:tcMar>
           </w:tcPr>
           <w:p>
+            <w:pPr>
+              <w:jc w:val="both"/>
+            </w:pPr>
             <w:r>
               <w:rPr>
                 <w:b/>
@@ -15374,7 +16493,7 @@
           </w:tcPr>
           <w:p>
             <w:pPr>
-              <w:jc w:val="center"/>
+              <w:jc w:val="both"/>
             </w:pPr>
             <w:r>
               <w:rPr>
@@ -15410,7 +16529,7 @@
           </w:tcPr>
           <w:p>
             <w:pPr>
-              <w:jc w:val="center"/>
+              <w:jc w:val="both"/>
             </w:pPr>
             <w:r>
               <w:rPr>
@@ -15444,6 +16563,9 @@
             <w:vAlign w:val="center"/>
           </w:tcPr>
           <w:p>
+            <w:pPr>
+              <w:jc w:val="both"/>
+            </w:pPr>
             <w:r>
               <w:rPr>
                 <w:color w:val="000000"/>
@@ -15492,7 +16614,7 @@
           </w:tcPr>
           <w:p>
             <w:pPr>
-              <w:jc w:val="center"/>
+              <w:jc w:val="both"/>
             </w:pPr>
             <w:r>
               <w:rPr>
@@ -15526,7 +16648,7 @@
           </w:tcPr>
           <w:p>
             <w:pPr>
-              <w:jc w:val="center"/>
+              <w:jc w:val="both"/>
             </w:pPr>
             <w:r>
               <w:rPr>
@@ -15559,6 +16681,9 @@
             <w:vAlign w:val="center"/>
           </w:tcPr>
           <w:p>
+            <w:pPr>
+              <w:jc w:val="both"/>
+            </w:pPr>
             <w:r>
               <w:rPr>
                 <w:color w:val="000000"/>
@@ -15607,7 +16732,7 @@
           </w:tcPr>
           <w:p>
             <w:pPr>
-              <w:jc w:val="center"/>
+              <w:jc w:val="both"/>
             </w:pPr>
             <w:r>
               <w:rPr>
@@ -15641,7 +16766,7 @@
           </w:tcPr>
           <w:p>
             <w:pPr>
-              <w:jc w:val="center"/>
+              <w:jc w:val="both"/>
             </w:pPr>
             <w:r>
               <w:rPr>
@@ -15674,6 +16799,9 @@
             <w:vAlign w:val="center"/>
           </w:tcPr>
           <w:p>
+            <w:pPr>
+              <w:jc w:val="both"/>
+            </w:pPr>
             <w:r>
               <w:rPr>
                 <w:color w:val="000000"/>
@@ -15740,7 +16868,7 @@
           </w:tcPr>
           <w:p>
             <w:pPr>
-              <w:jc w:val="center"/>
+              <w:jc w:val="both"/>
             </w:pPr>
             <w:r>
               <w:rPr>
@@ -15773,6 +16901,9 @@
             </w:tcMar>
           </w:tcPr>
           <w:p>
+            <w:pPr>
+              <w:jc w:val="both"/>
+            </w:pPr>
             <w:r>
               <w:rPr>
                 <w:b/>
@@ -15804,7 +16935,7 @@
           </w:tcPr>
           <w:p>
             <w:pPr>
-              <w:jc w:val="center"/>
+              <w:jc w:val="both"/>
             </w:pPr>
             <w:r>
               <w:rPr>
@@ -15840,7 +16971,7 @@
           </w:tcPr>
           <w:p>
             <w:pPr>
-              <w:jc w:val="center"/>
+              <w:jc w:val="both"/>
             </w:pPr>
             <w:r>
               <w:rPr>
@@ -15873,6 +17004,9 @@
             <w:vAlign w:val="center"/>
           </w:tcPr>
           <w:p>
+            <w:pPr>
+              <w:jc w:val="both"/>
+            </w:pPr>
             <w:r>
               <w:rPr>
                 <w:color w:val="000000"/>
@@ -15903,7 +17037,7 @@
           </w:tcPr>
           <w:p>
             <w:pPr>
-              <w:jc w:val="center"/>
+              <w:jc w:val="both"/>
             </w:pPr>
             <w:r>
               <w:rPr>
@@ -15937,7 +17071,7 @@
           </w:tcPr>
           <w:p>
             <w:pPr>
-              <w:jc w:val="center"/>
+              <w:jc w:val="both"/>
             </w:pPr>
             <w:r>
               <w:rPr>
@@ -15970,6 +17104,9 @@
             <w:vAlign w:val="center"/>
           </w:tcPr>
           <w:p>
+            <w:pPr>
+              <w:jc w:val="both"/>
+            </w:pPr>
             <w:r>
               <w:rPr>
                 <w:color w:val="000000"/>
@@ -16000,7 +17137,7 @@
           </w:tcPr>
           <w:p>
             <w:pPr>
-              <w:jc w:val="center"/>
+              <w:jc w:val="both"/>
             </w:pPr>
             <w:r>
               <w:rPr>
@@ -16034,7 +17171,7 @@
           </w:tcPr>
           <w:p>
             <w:pPr>
-              <w:jc w:val="right"/>
+              <w:jc w:val="both"/>
             </w:pPr>
             <w:r>
               <w:rPr>
@@ -16067,7 +17204,7 @@
           </w:tcPr>
           <w:p>
             <w:pPr>
-              <w:jc w:val="center"/>
+              <w:jc w:val="both"/>
             </w:pPr>
             <w:r>
               <w:rPr>
@@ -16083,8 +17220,15 @@
         </w:tc>
       </w:tr>
     </w:tbl>
-    <w:p/>
-    <w:p>
+    <w:p>
+      <w:pPr>
+        <w:jc w:val="both"/>
+      </w:pPr>
+    </w:p>
+    <w:p>
+      <w:pPr>
+        <w:jc w:val="both"/>
+      </w:pPr>
       <w:r>
         <w:br w:type="page"/>
       </w:r>
@@ -16092,6 +17236,7 @@
     <w:p>
       <w:pPr>
         <w:pStyle w:val="Heading1"/>
+        <w:jc w:val="both"/>
       </w:pPr>
       <w:r>
         <w:lastRenderedPageBreak/>
@@ -16101,6 +17246,7 @@
     <w:p>
       <w:pPr>
         <w:spacing w:before="60" w:after="60" w:line="276" w:lineRule="auto"/>
+        <w:jc w:val="both"/>
       </w:pPr>
       <w:r>
         <w:rPr>
@@ -16109,7 +17255,11 @@
         <w:t>The Team Lead must submit the following on LMS:</w:t>
       </w:r>
     </w:p>
-    <w:p/>
+    <w:p>
+      <w:pPr>
+        <w:jc w:val="both"/>
+      </w:pPr>
+    </w:p>
     <w:p>
       <w:pPr>
         <w:pStyle w:val="ListParagraph"/>
@@ -16118,6 +17268,7 @@
           <w:numId w:val="8"/>
         </w:numPr>
         <w:spacing w:before="40" w:after="40"/>
+        <w:jc w:val="both"/>
       </w:pPr>
       <w:r>
         <w:rPr>
@@ -16134,6 +17285,7 @@
           <w:numId w:val="8"/>
         </w:numPr>
         <w:spacing w:before="40" w:after="40"/>
+        <w:jc w:val="both"/>
       </w:pPr>
       <w:r>
         <w:rPr>
@@ -16150,6 +17302,7 @@
           <w:numId w:val="8"/>
         </w:numPr>
         <w:spacing w:before="40" w:after="40"/>
+        <w:jc w:val="both"/>
       </w:pPr>
       <w:r>
         <w:rPr>
@@ -16166,6 +17319,7 @@
           <w:numId w:val="8"/>
         </w:numPr>
         <w:spacing w:before="40" w:after="40"/>
+        <w:jc w:val="both"/>
       </w:pPr>
       <w:r>
         <w:rPr>
@@ -16182,6 +17336,7 @@
           <w:numId w:val="8"/>
         </w:numPr>
         <w:spacing w:before="40" w:after="40"/>
+        <w:jc w:val="both"/>
       </w:pPr>
       <w:r>
         <w:rPr>
@@ -16212,6 +17367,7 @@
           <w:numId w:val="8"/>
         </w:numPr>
         <w:spacing w:before="40" w:after="40"/>
+        <w:jc w:val="both"/>
       </w:pPr>
       <w:r>
         <w:rPr>
@@ -16228,6 +17384,7 @@
           <w:numId w:val="8"/>
         </w:numPr>
         <w:spacing w:before="40" w:after="40"/>
+        <w:jc w:val="both"/>
       </w:pPr>
       <w:r>
         <w:rPr>
@@ -16286,6 +17443,7 @@
           <w:numId w:val="8"/>
         </w:numPr>
         <w:spacing w:before="40" w:after="40"/>
+        <w:jc w:val="both"/>
       </w:pPr>
       <w:r>
         <w:rPr>
@@ -16316,6 +17474,7 @@
           <w:numId w:val="8"/>
         </w:numPr>
         <w:spacing w:before="40" w:after="40"/>
+        <w:jc w:val="both"/>
       </w:pPr>
       <w:r>
         <w:rPr>
@@ -16332,6 +17491,7 @@
           <w:numId w:val="8"/>
         </w:numPr>
         <w:spacing w:before="40" w:after="40"/>
+        <w:jc w:val="both"/>
       </w:pPr>
       <w:r>
         <w:rPr>
@@ -16340,10 +17500,20 @@
         <w:t>Individual Reflection: Each team member must write 4–5 lines on what they learnt and any challenges they faced, especially regarding authoring a GitHub Actions workflow file and building their HTML page.</w:t>
       </w:r>
     </w:p>
-    <w:p/>
+    <w:p>
+      <w:pPr>
+        <w:jc w:val="both"/>
+      </w:pPr>
+    </w:p>
+    <w:p>
+      <w:pPr>
+        <w:jc w:val="both"/>
+      </w:pPr>
+    </w:p>
     <w:p>
       <w:pPr>
         <w:pStyle w:val="Heading1"/>
+        <w:jc w:val="both"/>
       </w:pPr>
       <w:r>
         <w:t>VERIFICATION SCREENSHOTS</w:t>
@@ -16352,6 +17522,7 @@
     <w:p>
       <w:pPr>
         <w:spacing w:before="60" w:after="60" w:line="276" w:lineRule="auto"/>
+        <w:jc w:val="both"/>
       </w:pPr>
       <w:r>
         <w:rPr>
@@ -16374,7 +17545,11 @@
         <w:t xml:space="preserve"> the table below. Label each one clearly.</w:t>
       </w:r>
     </w:p>
-    <w:p/>
+    <w:p>
+      <w:pPr>
+        <w:jc w:val="both"/>
+      </w:pPr>
+    </w:p>
     <w:tbl>
       <w:tblPr>
         <w:tblW w:w="9360" w:type="dxa"/>
@@ -16417,7 +17592,7 @@
           </w:tcPr>
           <w:p>
             <w:pPr>
-              <w:jc w:val="center"/>
+              <w:jc w:val="both"/>
             </w:pPr>
             <w:r>
               <w:rPr>
@@ -16451,7 +17626,7 @@
           </w:tcPr>
           <w:p>
             <w:pPr>
-              <w:jc w:val="center"/>
+              <w:jc w:val="both"/>
             </w:pPr>
             <w:r>
               <w:rPr>
@@ -16486,6 +17661,9 @@
             <w:vAlign w:val="center"/>
           </w:tcPr>
           <w:p>
+            <w:pPr>
+              <w:jc w:val="both"/>
+            </w:pPr>
             <w:r>
               <w:rPr>
                 <w:b/>
@@ -16517,65 +17695,15 @@
             </w:tcMar>
           </w:tcPr>
           <w:p>
+            <w:pPr>
+              <w:jc w:val="both"/>
+            </w:pPr>
             <w:r>
               <w:rPr>
                 <w:noProof/>
               </w:rPr>
               <w:drawing>
-                <wp:inline distT="0" distB="0" distL="0" distR="0" wp14:anchorId="72019C4A" wp14:editId="428C5E69">
-                  <wp:extent cx="6400800" cy="2840990"/>
-                  <wp:effectExtent l="0" t="0" r="0" b="0"/>
-                  <wp:docPr id="441678337" name="Picture 14"/>
-                  <wp:cNvGraphicFramePr>
-                    <a:graphicFrameLocks xmlns:a="http://schemas.openxmlformats.org/drawingml/2006/main" noChangeAspect="1"/>
-                  </wp:cNvGraphicFramePr>
-                  <a:graphic xmlns:a="http://schemas.openxmlformats.org/drawingml/2006/main">
-                    <a:graphicData uri="http://schemas.openxmlformats.org/drawingml/2006/picture">
-                      <pic:pic xmlns:pic="http://schemas.openxmlformats.org/drawingml/2006/picture">
-                        <pic:nvPicPr>
-                          <pic:cNvPr id="0" name="Picture 28"/>
-                          <pic:cNvPicPr>
-                            <a:picLocks noChangeAspect="1" noChangeArrowheads="1"/>
-                          </pic:cNvPicPr>
-                        </pic:nvPicPr>
-                        <pic:blipFill>
-                          <a:blip r:embed="rId7">
-                            <a:extLst>
-                              <a:ext uri="{28A0092B-C50C-407E-A947-70E740481C1C}">
-                                <a14:useLocalDpi xmlns:a14="http://schemas.microsoft.com/office/drawing/2010/main" val="0"/>
-                              </a:ext>
-                            </a:extLst>
-                          </a:blip>
-                          <a:srcRect/>
-                          <a:stretch>
-                            <a:fillRect/>
-                          </a:stretch>
-                        </pic:blipFill>
-                        <pic:spPr bwMode="auto">
-                          <a:xfrm>
-                            <a:off x="0" y="0"/>
-                            <a:ext cx="6400800" cy="2840990"/>
-                          </a:xfrm>
-                          <a:prstGeom prst="rect">
-                            <a:avLst/>
-                          </a:prstGeom>
-                          <a:noFill/>
-                          <a:ln>
-                            <a:noFill/>
-                          </a:ln>
-                        </pic:spPr>
-                      </pic:pic>
-                    </a:graphicData>
-                  </a:graphic>
-                </wp:inline>
-              </w:drawing>
-            </w:r>
-            <w:r>
-              <w:rPr>
-                <w:noProof/>
-              </w:rPr>
-              <w:drawing>
-                <wp:inline distT="0" distB="0" distL="0" distR="0" wp14:anchorId="42D5A710" wp14:editId="76B638F8">
+                <wp:inline distT="0" distB="0" distL="0" distR="0" wp14:anchorId="42D5A710" wp14:editId="6D3EA227">
                   <wp:extent cx="6400800" cy="3750310"/>
                   <wp:effectExtent l="0" t="0" r="0" b="2540"/>
                   <wp:docPr id="1441451676" name="Picture 13"/>
@@ -16592,7 +17720,7 @@
                           </pic:cNvPicPr>
                         </pic:nvPicPr>
                         <pic:blipFill>
-                          <a:blip r:embed="rId8">
+                          <a:blip r:embed="rId7">
                             <a:extLst>
                               <a:ext uri="{28A0092B-C50C-407E-A947-70E740481C1C}">
                                 <a14:useLocalDpi xmlns:a14="http://schemas.microsoft.com/office/drawing/2010/main" val="0"/>
@@ -16627,7 +17755,6 @@
               <w:rPr>
                 <w:noProof/>
               </w:rPr>
-              <w:lastRenderedPageBreak/>
               <w:drawing>
                 <wp:inline distT="0" distB="0" distL="0" distR="0" wp14:anchorId="1976E51C" wp14:editId="2A0C17A7">
                   <wp:extent cx="6400800" cy="2780030"/>
@@ -16646,7 +17773,7 @@
                           </pic:cNvPicPr>
                         </pic:nvPicPr>
                         <pic:blipFill>
-                          <a:blip r:embed="rId9">
+                          <a:blip r:embed="rId8">
                             <a:extLst>
                               <a:ext uri="{28A0092B-C50C-407E-A947-70E740481C1C}">
                                 <a14:useLocalDpi xmlns:a14="http://schemas.microsoft.com/office/drawing/2010/main" val="0"/>
@@ -16700,6 +17827,9 @@
             <w:vAlign w:val="center"/>
           </w:tcPr>
           <w:p>
+            <w:pPr>
+              <w:jc w:val="both"/>
+            </w:pPr>
             <w:r>
               <w:rPr>
                 <w:b/>
@@ -16731,6 +17861,9 @@
             </w:tcMar>
           </w:tcPr>
           <w:p>
+            <w:pPr>
+              <w:jc w:val="both"/>
+            </w:pPr>
             <w:r>
               <w:rPr>
                 <w:noProof/>
@@ -16753,7 +17886,7 @@
                           </pic:cNvPicPr>
                         </pic:nvPicPr>
                         <pic:blipFill>
-                          <a:blip r:embed="rId10" cstate="print">
+                          <a:blip r:embed="rId9" cstate="print">
                             <a:extLst>
                               <a:ext uri="{28A0092B-C50C-407E-A947-70E740481C1C}">
                                 <a14:useLocalDpi xmlns:a14="http://schemas.microsoft.com/office/drawing/2010/main" val="0"/>
@@ -16806,7 +17939,7 @@
                           </pic:cNvPicPr>
                         </pic:nvPicPr>
                         <pic:blipFill>
-                          <a:blip r:embed="rId11" cstate="print">
+                          <a:blip r:embed="rId10" cstate="print">
                             <a:extLst>
                               <a:ext uri="{28A0092B-C50C-407E-A947-70E740481C1C}">
                                 <a14:useLocalDpi xmlns:a14="http://schemas.microsoft.com/office/drawing/2010/main" val="0"/>
@@ -16860,7 +17993,7 @@
                           </pic:cNvPicPr>
                         </pic:nvPicPr>
                         <pic:blipFill>
-                          <a:blip r:embed="rId12" cstate="print">
+                          <a:blip r:embed="rId11" cstate="print">
                             <a:extLst>
                               <a:ext uri="{28A0092B-C50C-407E-A947-70E740481C1C}">
                                 <a14:useLocalDpi xmlns:a14="http://schemas.microsoft.com/office/drawing/2010/main" val="0"/>
@@ -16914,15 +18047,17 @@
             <w:vAlign w:val="center"/>
           </w:tcPr>
           <w:p>
-            <w:r>
-              <w:rPr>
-                <w:b/>
-                <w:bCs/>
-                <w:color w:val="000000"/>
-                <w:sz w:val="20"/>
-                <w:szCs w:val="20"/>
-              </w:rPr>
-              <w:lastRenderedPageBreak/>
+            <w:pPr>
+              <w:jc w:val="both"/>
+            </w:pPr>
+            <w:r>
+              <w:rPr>
+                <w:b/>
+                <w:bCs/>
+                <w:color w:val="000000"/>
+                <w:sz w:val="20"/>
+                <w:szCs w:val="20"/>
+              </w:rPr>
               <w:t>Docker Hub – Pushed Images with All Environment Tags (dev, staging, prod)</w:t>
             </w:r>
           </w:p>
@@ -16945,6 +18080,9 @@
             </w:tcMar>
           </w:tcPr>
           <w:p>
+            <w:pPr>
+              <w:jc w:val="both"/>
+            </w:pPr>
             <w:r>
               <w:rPr>
                 <w:noProof/>
@@ -16967,7 +18105,7 @@
                           </pic:cNvPicPr>
                         </pic:nvPicPr>
                         <pic:blipFill>
-                          <a:blip r:embed="rId13">
+                          <a:blip r:embed="rId12">
                             <a:extLst>
                               <a:ext uri="{28A0092B-C50C-407E-A947-70E740481C1C}">
                                 <a14:useLocalDpi xmlns:a14="http://schemas.microsoft.com/office/drawing/2010/main" val="0"/>
@@ -17031,6 +18169,9 @@
             <w:vAlign w:val="center"/>
           </w:tcPr>
           <w:p>
+            <w:pPr>
+              <w:jc w:val="both"/>
+            </w:pPr>
             <w:r>
               <w:rPr>
                 <w:b/>
@@ -17062,6 +18203,9 @@
             </w:tcMar>
           </w:tcPr>
           <w:p>
+            <w:pPr>
+              <w:jc w:val="both"/>
+            </w:pPr>
             <w:r>
               <w:rPr>
                 <w:noProof/>
@@ -17084,7 +18228,7 @@
                           </pic:cNvPicPr>
                         </pic:nvPicPr>
                         <pic:blipFill>
-                          <a:blip r:embed="rId14" cstate="print">
+                          <a:blip r:embed="rId13" cstate="print">
                             <a:extLst>
                               <a:ext uri="{28A0092B-C50C-407E-A947-70E740481C1C}">
                                 <a14:useLocalDpi xmlns:a14="http://schemas.microsoft.com/office/drawing/2010/main" val="0"/>
@@ -17137,7 +18281,7 @@
                           </pic:cNvPicPr>
                         </pic:nvPicPr>
                         <pic:blipFill>
-                          <a:blip r:embed="rId15" cstate="print">
+                          <a:blip r:embed="rId14" cstate="print">
                             <a:extLst>
                               <a:ext uri="{28A0092B-C50C-407E-A947-70E740481C1C}">
                                 <a14:useLocalDpi xmlns:a14="http://schemas.microsoft.com/office/drawing/2010/main" val="0"/>
@@ -17191,7 +18335,7 @@
                           </pic:cNvPicPr>
                         </pic:nvPicPr>
                         <pic:blipFill>
-                          <a:blip r:embed="rId16" cstate="print">
+                          <a:blip r:embed="rId15" cstate="print">
                             <a:extLst>
                               <a:ext uri="{28A0092B-C50C-407E-A947-70E740481C1C}">
                                 <a14:useLocalDpi xmlns:a14="http://schemas.microsoft.com/office/drawing/2010/main" val="0"/>
@@ -17245,15 +18389,17 @@
             <w:vAlign w:val="center"/>
           </w:tcPr>
           <w:p>
-            <w:r>
-              <w:rPr>
-                <w:b/>
-                <w:bCs/>
-                <w:color w:val="000000"/>
-                <w:sz w:val="20"/>
-                <w:szCs w:val="20"/>
-              </w:rPr>
-              <w:lastRenderedPageBreak/>
+            <w:pPr>
+              <w:jc w:val="both"/>
+            </w:pPr>
+            <w:r>
+              <w:rPr>
+                <w:b/>
+                <w:bCs/>
+                <w:color w:val="000000"/>
+                <w:sz w:val="20"/>
+                <w:szCs w:val="20"/>
+              </w:rPr>
               <w:t xml:space="preserve">Live </w:t>
             </w:r>
             <w:proofErr w:type="spellStart"/>
@@ -17298,6 +18444,9 @@
             </w:tcMar>
           </w:tcPr>
           <w:p>
+            <w:pPr>
+              <w:jc w:val="both"/>
+            </w:pPr>
             <w:r>
               <w:rPr>
                 <w:noProof/>
@@ -17320,7 +18469,7 @@
                           </pic:cNvPicPr>
                         </pic:nvPicPr>
                         <pic:blipFill>
-                          <a:blip r:embed="rId17">
+                          <a:blip r:embed="rId16">
                             <a:extLst>
                               <a:ext uri="{28A0092B-C50C-407E-A947-70E740481C1C}">
                                 <a14:useLocalDpi xmlns:a14="http://schemas.microsoft.com/office/drawing/2010/main" val="0"/>
@@ -17374,6 +18523,9 @@
             <w:vAlign w:val="center"/>
           </w:tcPr>
           <w:p>
+            <w:pPr>
+              <w:jc w:val="both"/>
+            </w:pPr>
             <w:r>
               <w:rPr>
                 <w:b/>
@@ -17427,6 +18579,9 @@
             </w:tcMar>
           </w:tcPr>
           <w:p>
+            <w:pPr>
+              <w:jc w:val="both"/>
+            </w:pPr>
             <w:r>
               <w:rPr>
                 <w:noProof/>
@@ -17449,7 +18604,7 @@
                           </pic:cNvPicPr>
                         </pic:nvPicPr>
                         <pic:blipFill>
-                          <a:blip r:embed="rId18">
+                          <a:blip r:embed="rId17">
                             <a:extLst>
                               <a:ext uri="{28A0092B-C50C-407E-A947-70E740481C1C}">
                                 <a14:useLocalDpi xmlns:a14="http://schemas.microsoft.com/office/drawing/2010/main" val="0"/>
@@ -17503,14 +18658,18 @@
             <w:vAlign w:val="center"/>
           </w:tcPr>
           <w:p>
-            <w:r>
-              <w:rPr>
-                <w:b/>
-                <w:bCs/>
-                <w:color w:val="000000"/>
-                <w:sz w:val="20"/>
-                <w:szCs w:val="20"/>
-              </w:rPr>
+            <w:pPr>
+              <w:jc w:val="both"/>
+            </w:pPr>
+            <w:r>
+              <w:rPr>
+                <w:b/>
+                <w:bCs/>
+                <w:color w:val="000000"/>
+                <w:sz w:val="20"/>
+                <w:szCs w:val="20"/>
+              </w:rPr>
+              <w:lastRenderedPageBreak/>
               <w:t xml:space="preserve">Live </w:t>
             </w:r>
             <w:proofErr w:type="spellStart"/>
@@ -17555,15 +18714,18 @@
             </w:tcMar>
           </w:tcPr>
           <w:p>
+            <w:pPr>
+              <w:jc w:val="both"/>
+            </w:pPr>
             <w:r>
               <w:rPr>
                 <w:noProof/>
               </w:rPr>
               <w:drawing>
-                <wp:inline distT="0" distB="0" distL="0" distR="0" wp14:anchorId="34147DC7" wp14:editId="5C68E66D">
-                  <wp:extent cx="6400800" cy="2821940"/>
+                <wp:inline distT="0" distB="0" distL="0" distR="0" wp14:anchorId="3013ED76" wp14:editId="5EAB8A6A">
+                  <wp:extent cx="6400800" cy="2821305"/>
                   <wp:effectExtent l="0" t="0" r="0" b="0"/>
-                  <wp:docPr id="32742938" name="Picture 6"/>
+                  <wp:docPr id="1911319710" name="Picture 22"/>
                   <wp:cNvGraphicFramePr>
                     <a:graphicFrameLocks xmlns:a="http://schemas.openxmlformats.org/drawingml/2006/main" noChangeAspect="1"/>
                   </wp:cNvGraphicFramePr>
@@ -17571,7 +18733,60 @@
                     <a:graphicData uri="http://schemas.openxmlformats.org/drawingml/2006/picture">
                       <pic:pic xmlns:pic="http://schemas.openxmlformats.org/drawingml/2006/picture">
                         <pic:nvPicPr>
-                          <pic:cNvPr id="0" name="Picture 11"/>
+                          <pic:cNvPr id="0" name="Picture 45"/>
+                          <pic:cNvPicPr>
+                            <a:picLocks noChangeAspect="1" noChangeArrowheads="1"/>
+                          </pic:cNvPicPr>
+                        </pic:nvPicPr>
+                        <pic:blipFill>
+                          <a:blip r:embed="rId18">
+                            <a:extLst>
+                              <a:ext uri="{28A0092B-C50C-407E-A947-70E740481C1C}">
+                                <a14:useLocalDpi xmlns:a14="http://schemas.microsoft.com/office/drawing/2010/main" val="0"/>
+                              </a:ext>
+                            </a:extLst>
+                          </a:blip>
+                          <a:srcRect/>
+                          <a:stretch>
+                            <a:fillRect/>
+                          </a:stretch>
+                        </pic:blipFill>
+                        <pic:spPr bwMode="auto">
+                          <a:xfrm>
+                            <a:off x="0" y="0"/>
+                            <a:ext cx="6400800" cy="2821305"/>
+                          </a:xfrm>
+                          <a:prstGeom prst="rect">
+                            <a:avLst/>
+                          </a:prstGeom>
+                          <a:noFill/>
+                          <a:ln>
+                            <a:noFill/>
+                          </a:ln>
+                        </pic:spPr>
+                      </pic:pic>
+                    </a:graphicData>
+                  </a:graphic>
+                </wp:inline>
+              </w:drawing>
+            </w:r>
+            <w:r>
+              <w:rPr>
+                <w:noProof/>
+              </w:rPr>
+              <w:drawing>
+                <wp:inline distT="0" distB="0" distL="0" distR="0" wp14:anchorId="07899C51" wp14:editId="4CDC1E2A">
+                  <wp:extent cx="6400800" cy="2821305"/>
+                  <wp:effectExtent l="0" t="0" r="0" b="0"/>
+                  <wp:docPr id="1706890109" name="Picture 21"/>
+                  <wp:cNvGraphicFramePr>
+                    <a:graphicFrameLocks xmlns:a="http://schemas.openxmlformats.org/drawingml/2006/main" noChangeAspect="1"/>
+                  </wp:cNvGraphicFramePr>
+                  <a:graphic xmlns:a="http://schemas.openxmlformats.org/drawingml/2006/main">
+                    <a:graphicData uri="http://schemas.openxmlformats.org/drawingml/2006/picture">
+                      <pic:pic xmlns:pic="http://schemas.openxmlformats.org/drawingml/2006/picture">
+                        <pic:nvPicPr>
+                          <pic:cNvPr id="0" name="Picture 44"/>
                           <pic:cNvPicPr>
                             <a:picLocks noChangeAspect="1" noChangeArrowheads="1"/>
                           </pic:cNvPicPr>
@@ -17592,7 +18807,7 @@
                         <pic:spPr bwMode="auto">
                           <a:xfrm>
                             <a:off x="0" y="0"/>
-                            <a:ext cx="6400800" cy="2821940"/>
+                            <a:ext cx="6400800" cy="2821305"/>
                           </a:xfrm>
                           <a:prstGeom prst="rect">
                             <a:avLst/>
@@ -17631,6 +18846,9 @@
             <w:vAlign w:val="center"/>
           </w:tcPr>
           <w:p>
+            <w:pPr>
+              <w:jc w:val="both"/>
+            </w:pPr>
             <w:r>
               <w:rPr>
                 <w:b/>
@@ -17662,6 +18880,9 @@
             </w:tcMar>
           </w:tcPr>
           <w:p>
+            <w:pPr>
+              <w:jc w:val="both"/>
+            </w:pPr>
             <w:r>
               <w:drawing>
                 <wp:inline distT="0" distB="0" distL="0" distR="0" wp14:anchorId="0E59C30E" wp14:editId="249C9D7F">
@@ -17703,10 +18924,20 @@
         </w:tc>
       </w:tr>
     </w:tbl>
-    <w:p/>
+    <w:p>
+      <w:pPr>
+        <w:jc w:val="both"/>
+      </w:pPr>
+    </w:p>
+    <w:p>
+      <w:pPr>
+        <w:jc w:val="both"/>
+      </w:pPr>
+    </w:p>
     <w:p>
       <w:pPr>
         <w:pStyle w:val="Heading1"/>
+        <w:jc w:val="both"/>
       </w:pPr>
       <w:r>
         <w:t>INDIVIDUAL REFLECTIONS</w:t>
@@ -17714,32 +18945,28 @@
     </w:p>
     <w:p>
       <w:pPr>
-        <w:spacing w:before="60" w:after="60" w:line="276" w:lineRule="auto"/>
-        <w:rPr>
-          <w:color w:val="000000"/>
-        </w:rPr>
-      </w:pPr>
-      <w:r>
-        <w:rPr>
-          <w:color w:val="000000"/>
-        </w:rPr>
-        <w:t>Each team member must write 4–5 lines below describing what they learnt during this Term Project, any challenges they encountered while authoring their workflow file and building their HTML page, and how they resolved those challenges.</w:t>
-      </w:r>
-    </w:p>
-    <w:p>
-      <w:pPr>
-        <w:rPr>
-          <w:color w:val="000000"/>
-        </w:rPr>
-      </w:pPr>
-      <w:r>
-        <w:rPr>
-          <w:color w:val="000000"/>
-        </w:rPr>
-        <w:br w:type="page"/>
-      </w:r>
-    </w:p>
-    <w:p/>
+        <w:jc w:val="both"/>
+        <w:rPr>
+          <w:color w:val="000000"/>
+        </w:rPr>
+      </w:pPr>
+    </w:p>
+    <w:p>
+      <w:pPr>
+        <w:jc w:val="both"/>
+        <w:rPr>
+          <w:color w:val="000000"/>
+        </w:rPr>
+      </w:pPr>
+      <w:r>
+        <w:rPr>
+          <w:b/>
+          <w:bCs/>
+          <w:color w:val="2E75B6"/>
+        </w:rPr>
+        <w:t>Hafiz Syed Shah Ali</w:t>
+      </w:r>
+    </w:p>
     <w:p>
       <w:pPr>
         <w:pBdr>
@@ -17748,18 +18975,14 @@
         <w:spacing w:before="160" w:after="40"/>
         <w:jc w:val="both"/>
         <w:rPr>
-          <w:b/>
-          <w:bCs/>
           <w:color w:val="2E75B6"/>
         </w:rPr>
       </w:pPr>
       <w:r>
         <w:rPr>
-          <w:b/>
-          <w:bCs/>
           <w:color w:val="2E75B6"/>
         </w:rPr>
-        <w:t>Hafiz Syed Shah Ali</w:t>
+        <w:t>As Team Lead, I was responsible for the entire pipeline infrastructure — setting</w:t>
       </w:r>
     </w:p>
     <w:p>
@@ -17770,18 +18993,14 @@
         <w:spacing w:before="160" w:after="40"/>
         <w:jc w:val="both"/>
         <w:rPr>
-          <w:b/>
-          <w:bCs/>
           <w:color w:val="2E75B6"/>
         </w:rPr>
       </w:pPr>
       <w:r>
         <w:rPr>
-          <w:b/>
-          <w:bCs/>
           <w:color w:val="2E75B6"/>
         </w:rPr>
-        <w:t>As Team Lead, I was responsible for the entire pipeline infrastructure — setting</w:t>
+        <w:t>up the repository, configuring environments, managing secrets, and ensuring all</w:t>
       </w:r>
     </w:p>
     <w:p>
@@ -17792,18 +19011,14 @@
         <w:spacing w:before="160" w:after="40"/>
         <w:jc w:val="both"/>
         <w:rPr>
-          <w:b/>
-          <w:bCs/>
           <w:color w:val="2E75B6"/>
         </w:rPr>
       </w:pPr>
       <w:r>
         <w:rPr>
-          <w:b/>
-          <w:bCs/>
           <w:color w:val="2E75B6"/>
         </w:rPr>
-        <w:t>up the repository, configuring environments, managing secrets, and ensuring all</w:t>
+        <w:t>workflows connected end-to-end. The most valuable experience for me was learning</w:t>
       </w:r>
     </w:p>
     <w:p>
@@ -17814,18 +19029,14 @@
         <w:spacing w:before="160" w:after="40"/>
         <w:jc w:val="both"/>
         <w:rPr>
-          <w:b/>
-          <w:bCs/>
           <w:color w:val="2E75B6"/>
         </w:rPr>
       </w:pPr>
       <w:r>
         <w:rPr>
-          <w:b/>
-          <w:bCs/>
           <w:color w:val="2E75B6"/>
         </w:rPr>
-        <w:t>workflows connected end-to-end. The most valuable experience for me was learning</w:t>
+        <w:t>how to coordinate multiple people working on the same codebase without stepping</w:t>
       </w:r>
     </w:p>
     <w:p>
@@ -17836,18 +19047,14 @@
         <w:spacing w:before="160" w:after="40"/>
         <w:jc w:val="both"/>
         <w:rPr>
-          <w:b/>
-          <w:bCs/>
           <w:color w:val="2E75B6"/>
         </w:rPr>
       </w:pPr>
       <w:r>
         <w:rPr>
-          <w:b/>
-          <w:bCs/>
           <w:color w:val="2E75B6"/>
         </w:rPr>
-        <w:t>how to coordinate multiple people working on the same codebase without stepping</w:t>
+        <w:t>on each other. Setting up branch protection rules and reviewing Pull Requests</w:t>
       </w:r>
     </w:p>
     <w:p>
@@ -17858,19 +19065,23 @@
         <w:spacing w:before="160" w:after="40"/>
         <w:jc w:val="both"/>
         <w:rPr>
-          <w:b/>
-          <w:bCs/>
           <w:color w:val="2E75B6"/>
         </w:rPr>
       </w:pPr>
       <w:r>
         <w:rPr>
-          <w:b/>
-          <w:bCs/>
           <w:color w:val="2E75B6"/>
         </w:rPr>
-        <w:t>on each other. Setting up branch protection rules and reviewing Pull Requests</w:t>
-      </w:r>
+        <w:t xml:space="preserve">gave me a real sense of what a DevOps lead does in a professional team. I </w:t>
+      </w:r>
+      <w:proofErr w:type="gramStart"/>
+      <w:r>
+        <w:rPr>
+          <w:color w:val="2E75B6"/>
+        </w:rPr>
+        <w:t>now</w:t>
+      </w:r>
+      <w:proofErr w:type="gramEnd"/>
     </w:p>
     <w:p>
       <w:pPr>
@@ -17880,29 +19091,15 @@
         <w:spacing w:before="160" w:after="40"/>
         <w:jc w:val="both"/>
         <w:rPr>
-          <w:b/>
-          <w:bCs/>
           <w:color w:val="2E75B6"/>
         </w:rPr>
       </w:pPr>
       <w:r>
         <w:rPr>
-          <w:b/>
-          <w:bCs/>
           <w:color w:val="2E75B6"/>
         </w:rPr>
-        <w:t xml:space="preserve">gave me a real sense of what a DevOps lead does in a professional team. I </w:t>
-      </w:r>
-      <w:proofErr w:type="gramStart"/>
-      <w:r>
-        <w:rPr>
-          <w:b/>
-          <w:bCs/>
-          <w:color w:val="2E75B6"/>
-        </w:rPr>
-        <w:t>now</w:t>
-      </w:r>
-      <w:proofErr w:type="gramEnd"/>
+        <w:t>feel confident working with GitHub Actions and Render in future projects.</w:t>
+      </w:r>
     </w:p>
     <w:p>
       <w:pPr>
@@ -17911,6 +19108,12 @@
         </w:pBdr>
         <w:spacing w:before="160" w:after="40"/>
         <w:jc w:val="both"/>
+      </w:pPr>
+    </w:p>
+    <w:p>
+      <w:pPr>
+        <w:spacing w:before="100" w:after="40"/>
+        <w:jc w:val="both"/>
         <w:rPr>
           <w:b/>
           <w:bCs/>
@@ -17923,8 +19126,155 @@
           <w:bCs/>
           <w:color w:val="2E75B6"/>
         </w:rPr>
-        <w:t>feel confident working with GitHub Actions and Render in future projects.</w:t>
-      </w:r>
+        <w:t>Abdul Wahab</w:t>
+      </w:r>
+    </w:p>
+    <w:p>
+      <w:pPr>
+        <w:spacing w:before="100" w:after="40"/>
+        <w:jc w:val="both"/>
+        <w:rPr>
+          <w:color w:val="2E75B6"/>
+        </w:rPr>
+      </w:pPr>
+      <w:r>
+        <w:rPr>
+          <w:color w:val="2E75B6"/>
+        </w:rPr>
+        <w:t>I worked on the Hunza page and the ci-</w:t>
+      </w:r>
+      <w:proofErr w:type="spellStart"/>
+      <w:r>
+        <w:rPr>
+          <w:color w:val="2E75B6"/>
+        </w:rPr>
+        <w:t>staging.yml</w:t>
+      </w:r>
+      <w:proofErr w:type="spellEnd"/>
+      <w:r>
+        <w:rPr>
+          <w:color w:val="2E75B6"/>
+        </w:rPr>
+        <w:t xml:space="preserve"> workflow. Getting the CI</w:t>
+      </w:r>
+    </w:p>
+    <w:p>
+      <w:pPr>
+        <w:spacing w:before="100" w:after="40"/>
+        <w:jc w:val="both"/>
+        <w:rPr>
+          <w:color w:val="2E75B6"/>
+        </w:rPr>
+      </w:pPr>
+      <w:r>
+        <w:rPr>
+          <w:color w:val="2E75B6"/>
+        </w:rPr>
+        <w:t>pipeline to pass HTML and CSS validation checks taught me to write cleaner, more</w:t>
+      </w:r>
+    </w:p>
+    <w:p>
+      <w:pPr>
+        <w:spacing w:before="100" w:after="40"/>
+        <w:jc w:val="both"/>
+        <w:rPr>
+          <w:color w:val="2E75B6"/>
+        </w:rPr>
+      </w:pPr>
+      <w:proofErr w:type="gramStart"/>
+      <w:r>
+        <w:rPr>
+          <w:color w:val="2E75B6"/>
+        </w:rPr>
+        <w:t>standards</w:t>
+      </w:r>
+      <w:proofErr w:type="gramEnd"/>
+      <w:r>
+        <w:rPr>
+          <w:color w:val="2E75B6"/>
+        </w:rPr>
+        <w:t>-compliant code. I initially struggled with understanding how the staging</w:t>
+      </w:r>
+    </w:p>
+    <w:p>
+      <w:pPr>
+        <w:spacing w:before="100" w:after="40"/>
+        <w:jc w:val="both"/>
+        <w:rPr>
+          <w:color w:val="2E75B6"/>
+        </w:rPr>
+      </w:pPr>
+      <w:r>
+        <w:rPr>
+          <w:color w:val="2E75B6"/>
+        </w:rPr>
+        <w:t>environment differs from development in a real pipeline, but working through</w:t>
+      </w:r>
+    </w:p>
+    <w:p>
+      <w:pPr>
+        <w:spacing w:before="100" w:after="40"/>
+        <w:jc w:val="both"/>
+        <w:rPr>
+          <w:color w:val="2E75B6"/>
+        </w:rPr>
+      </w:pPr>
+      <w:proofErr w:type="gramStart"/>
+      <w:r>
+        <w:rPr>
+          <w:color w:val="2E75B6"/>
+        </w:rPr>
+        <w:t>it</w:t>
+      </w:r>
+      <w:proofErr w:type="gramEnd"/>
+      <w:r>
+        <w:rPr>
+          <w:color w:val="2E75B6"/>
+        </w:rPr>
+        <w:t xml:space="preserve"> made the concept very clear. This project gave me my first real hands-on</w:t>
+      </w:r>
+    </w:p>
+    <w:p>
+      <w:pPr>
+        <w:spacing w:before="100" w:after="40"/>
+        <w:jc w:val="both"/>
+        <w:rPr>
+          <w:color w:val="2E75B6"/>
+        </w:rPr>
+      </w:pPr>
+      <w:r>
+        <w:rPr>
+          <w:color w:val="2E75B6"/>
+        </w:rPr>
+        <w:t>experience with containerization and I enjoyed learning how Docker fits into the</w:t>
+      </w:r>
+    </w:p>
+    <w:p>
+      <w:pPr>
+        <w:spacing w:before="100" w:after="40"/>
+        <w:jc w:val="both"/>
+        <w:rPr>
+          <w:color w:val="2E75B6"/>
+        </w:rPr>
+      </w:pPr>
+      <w:r>
+        <w:rPr>
+          <w:color w:val="2E75B6"/>
+        </w:rPr>
+        <w:t>overall delivery process.</w:t>
+      </w:r>
+      <w:r>
+        <w:rPr>
+          <w:color w:val="2E75B6"/>
+        </w:rPr>
+        <w:t xml:space="preserve"> </w:t>
+      </w:r>
+    </w:p>
+    <w:p>
+      <w:pPr>
+        <w:spacing w:before="100" w:after="40"/>
+        <w:jc w:val="both"/>
+      </w:pPr>
     </w:p>
     <w:p>
       <w:pPr>
@@ -17951,7 +19301,8 @@
           <w:bCs/>
           <w:color w:val="2E75B6"/>
         </w:rPr>
-        <w:t>Abdul Wahab</w:t>
+        <w:lastRenderedPageBreak/>
+        <w:t>Abu Bakar Saeed</w:t>
       </w:r>
     </w:p>
     <w:p>
@@ -17959,36 +19310,28 @@
         <w:spacing w:before="100" w:after="40"/>
         <w:jc w:val="both"/>
         <w:rPr>
-          <w:b/>
-          <w:bCs/>
           <w:color w:val="2E75B6"/>
         </w:rPr>
       </w:pPr>
       <w:r>
         <w:rPr>
-          <w:b/>
-          <w:bCs/>
           <w:color w:val="2E75B6"/>
         </w:rPr>
-        <w:t>I worked on the Hunza page and the ci-</w:t>
+        <w:t>My contribution was building the Lahore page and writing the cd-</w:t>
       </w:r>
       <w:proofErr w:type="spellStart"/>
       <w:r>
         <w:rPr>
-          <w:b/>
-          <w:bCs/>
           <w:color w:val="2E75B6"/>
         </w:rPr>
-        <w:t>staging.yml</w:t>
+        <w:t>dev.yml</w:t>
       </w:r>
       <w:proofErr w:type="spellEnd"/>
       <w:r>
         <w:rPr>
-          <w:b/>
-          <w:bCs/>
           <w:color w:val="2E75B6"/>
         </w:rPr>
-        <w:t xml:space="preserve"> workflow. Getting the CI</w:t>
+        <w:t xml:space="preserve"> deployment</w:t>
       </w:r>
     </w:p>
     <w:p>
@@ -17996,18 +19339,14 @@
         <w:spacing w:before="100" w:after="40"/>
         <w:jc w:val="both"/>
         <w:rPr>
-          <w:b/>
-          <w:bCs/>
           <w:color w:val="2E75B6"/>
         </w:rPr>
       </w:pPr>
       <w:r>
         <w:rPr>
-          <w:b/>
-          <w:bCs/>
           <w:color w:val="2E75B6"/>
         </w:rPr>
-        <w:t>pipeline to pass HTML and CSS validation checks taught me to write cleaner, more</w:t>
+        <w:t>workflow for the Development environment. Before this project, I had</w:t>
       </w:r>
     </w:p>
     <w:p>
@@ -18015,28 +19354,43 @@
         <w:spacing w:before="100" w:after="40"/>
         <w:jc w:val="both"/>
         <w:rPr>
-          <w:b/>
-          <w:bCs/>
           <w:color w:val="2E75B6"/>
         </w:rPr>
       </w:pPr>
+      <w:r>
+        <w:rPr>
+          <w:color w:val="2E75B6"/>
+        </w:rPr>
+        <w:t>never written a GitHub Actions workflow file. Understanding the YAML syntax</w:t>
+      </w:r>
+    </w:p>
+    <w:p>
+      <w:pPr>
+        <w:spacing w:before="100" w:after="40"/>
+        <w:jc w:val="both"/>
+        <w:rPr>
+          <w:color w:val="2E75B6"/>
+        </w:rPr>
+      </w:pPr>
+      <w:r>
+        <w:rPr>
+          <w:color w:val="2E75B6"/>
+        </w:rPr>
+        <w:t xml:space="preserve">and how triggers, jobs, and steps </w:t>
+      </w:r>
       <w:proofErr w:type="gramStart"/>
       <w:r>
         <w:rPr>
-          <w:b/>
-          <w:bCs/>
           <w:color w:val="2E75B6"/>
         </w:rPr>
-        <w:t>standards</w:t>
+        <w:t>connect together</w:t>
       </w:r>
       <w:proofErr w:type="gramEnd"/>
       <w:r>
         <w:rPr>
-          <w:b/>
-          <w:bCs/>
           <w:color w:val="2E75B6"/>
         </w:rPr>
-        <w:t>-compliant code. I initially struggled with understanding how the staging</w:t>
+        <w:t xml:space="preserve"> was challenging at first, but</w:t>
       </w:r>
     </w:p>
     <w:p>
@@ -18044,85 +19398,29 @@
         <w:spacing w:before="100" w:after="40"/>
         <w:jc w:val="both"/>
         <w:rPr>
-          <w:b/>
-          <w:bCs/>
           <w:color w:val="2E75B6"/>
         </w:rPr>
       </w:pPr>
       <w:r>
         <w:rPr>
-          <w:b/>
-          <w:bCs/>
           <w:color w:val="2E75B6"/>
         </w:rPr>
-        <w:t>environment differs from development in a real pipeline, but working through</w:t>
+        <w:t>clicking through once it worked was very satisfying. I also learned how Docker</w:t>
       </w:r>
     </w:p>
     <w:p>
       <w:pPr>
         <w:spacing w:before="100" w:after="40"/>
         <w:jc w:val="both"/>
-        <w:rPr>
-          <w:b/>
-          <w:bCs/>
+      </w:pPr>
+      <w:r>
+        <w:rPr>
           <w:color w:val="2E75B6"/>
         </w:rPr>
-      </w:pPr>
-      <w:proofErr w:type="gramStart"/>
-      <w:r>
-        <w:rPr>
-          <w:b/>
-          <w:bCs/>
-          <w:color w:val="2E75B6"/>
-        </w:rPr>
-        <w:t>it</w:t>
-      </w:r>
-      <w:proofErr w:type="gramEnd"/>
-      <w:r>
-        <w:rPr>
-          <w:b/>
-          <w:bCs/>
-          <w:color w:val="2E75B6"/>
-        </w:rPr>
-        <w:t xml:space="preserve"> made the concept very clear. This project gave me my first real hands-on</w:t>
-      </w:r>
-    </w:p>
-    <w:p>
-      <w:pPr>
-        <w:spacing w:before="100" w:after="40"/>
-        <w:jc w:val="both"/>
-        <w:rPr>
-          <w:b/>
-          <w:bCs/>
-          <w:color w:val="2E75B6"/>
-        </w:rPr>
-      </w:pPr>
-      <w:r>
-        <w:rPr>
-          <w:b/>
-          <w:bCs/>
-          <w:color w:val="2E75B6"/>
-        </w:rPr>
-        <w:t>experience with containerization and I enjoyed learning how Docker fits into the</w:t>
-      </w:r>
-    </w:p>
-    <w:p>
-      <w:pPr>
-        <w:spacing w:before="100" w:after="40"/>
-        <w:jc w:val="both"/>
-      </w:pPr>
-      <w:r>
-        <w:rPr>
-          <w:b/>
-          <w:bCs/>
-          <w:color w:val="2E75B6"/>
-        </w:rPr>
-        <w:t>overall delivery process.</w:t>
-      </w:r>
-      <w:r>
-        <w:rPr>
-          <w:b/>
-          <w:bCs/>
+        <w:t>images are built and tagged, which I think will be very useful going forward.</w:t>
+      </w:r>
+      <w:r>
+        <w:rPr>
           <w:color w:val="2E75B6"/>
         </w:rPr>
         <w:t xml:space="preserve"> </w:t>
@@ -18134,11 +19432,13 @@
           <w:bottom w:val="single" w:sz="2" w:space="1" w:color="CCCCCC"/>
         </w:pBdr>
         <w:spacing w:before="160" w:after="40"/>
+        <w:jc w:val="both"/>
       </w:pPr>
     </w:p>
     <w:p>
       <w:pPr>
         <w:spacing w:before="100" w:after="40"/>
+        <w:jc w:val="both"/>
         <w:rPr>
           <w:b/>
           <w:bCs/>
@@ -18151,155 +19451,126 @@
           <w:bCs/>
           <w:color w:val="2E75B6"/>
         </w:rPr>
-        <w:t>Abu Bakar Saeed</w:t>
+        <w:t>Muhammad Hassan Malik</w:t>
       </w:r>
     </w:p>
     <w:p>
       <w:pPr>
         <w:spacing w:before="100" w:after="40"/>
-        <w:rPr>
-          <w:b/>
-          <w:bCs/>
+        <w:jc w:val="both"/>
+        <w:rPr>
           <w:color w:val="2E75B6"/>
         </w:rPr>
       </w:pPr>
       <w:r>
         <w:rPr>
-          <w:b/>
-          <w:bCs/>
           <w:color w:val="2E75B6"/>
         </w:rPr>
-        <w:t>My contribution was building the Lahore page and writing the cd-</w:t>
+        <w:t>I built the Swat page and wrote the ci-</w:t>
       </w:r>
       <w:proofErr w:type="spellStart"/>
       <w:r>
         <w:rPr>
-          <w:b/>
-          <w:bCs/>
           <w:color w:val="2E75B6"/>
         </w:rPr>
-        <w:t>dev.yml</w:t>
+        <w:t>prod.yml</w:t>
       </w:r>
       <w:proofErr w:type="spellEnd"/>
       <w:r>
         <w:rPr>
-          <w:b/>
-          <w:bCs/>
           <w:color w:val="2E75B6"/>
         </w:rPr>
-        <w:t xml:space="preserve"> deployment</w:t>
+        <w:t xml:space="preserve"> workflow, which was the final CI</w:t>
       </w:r>
     </w:p>
     <w:p>
       <w:pPr>
         <w:spacing w:before="100" w:after="40"/>
-        <w:rPr>
-          <w:b/>
-          <w:bCs/>
+        <w:jc w:val="both"/>
+        <w:rPr>
           <w:color w:val="2E75B6"/>
         </w:rPr>
       </w:pPr>
       <w:r>
         <w:rPr>
-          <w:b/>
-          <w:bCs/>
           <w:color w:val="2E75B6"/>
         </w:rPr>
-        <w:t>workflow for the Development environment. Before this project, I had</w:t>
+        <w:t>step before Production. Being responsible for the Production CI pipeline made me</w:t>
       </w:r>
     </w:p>
     <w:p>
       <w:pPr>
         <w:spacing w:before="100" w:after="40"/>
-        <w:rPr>
-          <w:b/>
-          <w:bCs/>
+        <w:jc w:val="both"/>
+        <w:rPr>
           <w:color w:val="2E75B6"/>
         </w:rPr>
       </w:pPr>
       <w:r>
         <w:rPr>
-          <w:b/>
-          <w:bCs/>
           <w:color w:val="2E75B6"/>
         </w:rPr>
-        <w:t>never written a GitHub Actions workflow file. Understanding the YAML syntax</w:t>
+        <w:t>more careful and thorough. I tested locally before pushing every change because</w:t>
       </w:r>
     </w:p>
     <w:p>
       <w:pPr>
         <w:spacing w:before="100" w:after="40"/>
-        <w:rPr>
-          <w:b/>
-          <w:bCs/>
+        <w:jc w:val="both"/>
+        <w:rPr>
           <w:color w:val="2E75B6"/>
         </w:rPr>
       </w:pPr>
       <w:r>
         <w:rPr>
-          <w:b/>
-          <w:bCs/>
           <w:color w:val="2E75B6"/>
         </w:rPr>
-        <w:t xml:space="preserve">and how triggers, jobs, and steps </w:t>
-      </w:r>
+        <w:t>a broken Production workflow affects everyone. The project taught me how much</w:t>
+      </w:r>
+    </w:p>
+    <w:p>
+      <w:pPr>
+        <w:spacing w:before="100" w:after="40"/>
+        <w:jc w:val="both"/>
+        <w:rPr>
+          <w:color w:val="2E75B6"/>
+        </w:rPr>
+      </w:pPr>
+      <w:r>
+        <w:rPr>
+          <w:color w:val="2E75B6"/>
+        </w:rPr>
+        <w:t>discipline a CI/CD pipeline enforces by design — bad code simply does not reach</w:t>
+      </w:r>
+    </w:p>
+    <w:p>
+      <w:pPr>
+        <w:spacing w:before="100" w:after="40"/>
+        <w:jc w:val="both"/>
+        <w:rPr>
+          <w:color w:val="2E75B6"/>
+        </w:rPr>
+      </w:pPr>
       <w:proofErr w:type="gramStart"/>
       <w:r>
         <w:rPr>
-          <w:b/>
-          <w:bCs/>
           <w:color w:val="2E75B6"/>
         </w:rPr>
-        <w:t>connect together</w:t>
+        <w:t>the</w:t>
       </w:r>
       <w:proofErr w:type="gramEnd"/>
       <w:r>
         <w:rPr>
-          <w:b/>
-          <w:bCs/>
           <w:color w:val="2E75B6"/>
         </w:rPr>
-        <w:t xml:space="preserve"> was challenging at first, but</w:t>
+        <w:t xml:space="preserve"> end user, and that is a powerful concept to understand early in your career. </w:t>
       </w:r>
     </w:p>
     <w:p>
       <w:pPr>
         <w:spacing w:before="100" w:after="40"/>
-        <w:rPr>
-          <w:b/>
-          <w:bCs/>
-          <w:color w:val="2E75B6"/>
-        </w:rPr>
-      </w:pPr>
-      <w:r>
-        <w:rPr>
-          <w:b/>
-          <w:bCs/>
-          <w:color w:val="2E75B6"/>
-        </w:rPr>
-        <w:t>clicking through once it worked was very satisfying. I also learned how Docker</w:t>
-      </w:r>
-    </w:p>
-    <w:p>
-      <w:pPr>
-        <w:spacing w:before="100" w:after="40"/>
-      </w:pPr>
-      <w:r>
-        <w:rPr>
-          <w:b/>
-          <w:bCs/>
-          <w:color w:val="2E75B6"/>
-        </w:rPr>
-        <w:t>images are built and tagged, which I think will be very useful going forward.</w:t>
-      </w:r>
-      <w:r>
-        <w:rPr>
-          <w:b/>
-          <w:bCs/>
-          <w:color w:val="2E75B6"/>
-        </w:rPr>
-        <w:t xml:space="preserve"> </w:t>
-      </w:r>
+        <w:jc w:val="both"/>
+      </w:pPr>
     </w:p>
     <w:p>
       <w:pPr>
@@ -18307,11 +19578,18 @@
           <w:bottom w:val="single" w:sz="2" w:space="1" w:color="CCCCCC"/>
         </w:pBdr>
         <w:spacing w:before="160" w:after="40"/>
+        <w:jc w:val="both"/>
+      </w:pPr>
+    </w:p>
+    <w:p>
+      <w:pPr>
+        <w:jc w:val="both"/>
       </w:pPr>
     </w:p>
     <w:p>
       <w:pPr>
         <w:spacing w:before="100" w:after="40"/>
+        <w:jc w:val="both"/>
         <w:rPr>
           <w:b/>
           <w:bCs/>
@@ -18324,156 +19602,110 @@
           <w:bCs/>
           <w:color w:val="2E75B6"/>
         </w:rPr>
-        <w:t>Muhammad Hassan Malik</w:t>
+        <w:t>Abdul Raheem</w:t>
       </w:r>
     </w:p>
     <w:p>
       <w:pPr>
         <w:spacing w:before="100" w:after="40"/>
-        <w:rPr>
-          <w:b/>
-          <w:bCs/>
+        <w:jc w:val="both"/>
+        <w:rPr>
           <w:color w:val="2E75B6"/>
         </w:rPr>
       </w:pPr>
       <w:r>
         <w:rPr>
-          <w:b/>
-          <w:bCs/>
           <w:color w:val="2E75B6"/>
         </w:rPr>
-        <w:t>I built the Swat page and wrote the ci-</w:t>
+        <w:t>My role was developing the Karachi page and configuring the cd-</w:t>
       </w:r>
       <w:proofErr w:type="spellStart"/>
       <w:r>
         <w:rPr>
-          <w:b/>
-          <w:bCs/>
           <w:color w:val="2E75B6"/>
         </w:rPr>
-        <w:t>prod.yml</w:t>
+        <w:t>staging.yml</w:t>
       </w:r>
       <w:proofErr w:type="spellEnd"/>
-      <w:r>
-        <w:rPr>
-          <w:b/>
-          <w:bCs/>
+    </w:p>
+    <w:p>
+      <w:pPr>
+        <w:spacing w:before="100" w:after="40"/>
+        <w:jc w:val="both"/>
+        <w:rPr>
           <w:color w:val="2E75B6"/>
         </w:rPr>
-        <w:t xml:space="preserve"> workflow, which was the final CI</w:t>
+      </w:pPr>
+      <w:r>
+        <w:rPr>
+          <w:color w:val="2E75B6"/>
+        </w:rPr>
+        <w:t>workflow. Working on the Staging deployment helped me understand why an intermediate environment is necessary before pushing to Production — it catches</w:t>
       </w:r>
     </w:p>
     <w:p>
       <w:pPr>
         <w:spacing w:before="100" w:after="40"/>
-        <w:rPr>
-          <w:b/>
-          <w:bCs/>
+        <w:jc w:val="both"/>
+        <w:rPr>
           <w:color w:val="2E75B6"/>
         </w:rPr>
       </w:pPr>
       <w:r>
         <w:rPr>
-          <w:b/>
-          <w:bCs/>
           <w:color w:val="2E75B6"/>
         </w:rPr>
-        <w:t>step before Production. Being responsible for the Production CI pipeline made me</w:t>
+        <w:t xml:space="preserve">issues that are easy to miss in Development. I also learned how </w:t>
+      </w:r>
+      <w:proofErr w:type="gramStart"/>
+      <w:r>
+        <w:rPr>
+          <w:color w:val="2E75B6"/>
+        </w:rPr>
+        <w:t>Render</w:t>
+      </w:r>
+      <w:proofErr w:type="gramEnd"/>
+      <w:r>
+        <w:rPr>
+          <w:color w:val="2E75B6"/>
+        </w:rPr>
+        <w:t xml:space="preserve"> Deploy</w:t>
       </w:r>
     </w:p>
     <w:p>
       <w:pPr>
         <w:spacing w:before="100" w:after="40"/>
-        <w:rPr>
-          <w:b/>
-          <w:bCs/>
+        <w:jc w:val="both"/>
+        <w:rPr>
           <w:color w:val="2E75B6"/>
         </w:rPr>
       </w:pPr>
       <w:r>
         <w:rPr>
-          <w:b/>
-          <w:bCs/>
           <w:color w:val="2E75B6"/>
         </w:rPr>
-        <w:t>more careful and thorough. I tested locally before pushing every change because</w:t>
+        <w:t>Hooks work and how they can trigger a deployment from a CI/CD pipeline without</w:t>
       </w:r>
     </w:p>
     <w:p>
       <w:pPr>
         <w:spacing w:before="100" w:after="40"/>
-        <w:rPr>
-          <w:b/>
-          <w:bCs/>
+        <w:jc w:val="both"/>
+        <w:rPr>
           <w:color w:val="2E75B6"/>
         </w:rPr>
       </w:pPr>
       <w:r>
         <w:rPr>
-          <w:b/>
-          <w:bCs/>
           <w:color w:val="2E75B6"/>
         </w:rPr>
-        <w:t>a broken Production workflow affects everyone. The project taught me how much</w:t>
+        <w:t>embedding sensitive credentials directly in workflow files.</w:t>
       </w:r>
     </w:p>
     <w:p>
       <w:pPr>
         <w:spacing w:before="100" w:after="40"/>
-        <w:rPr>
-          <w:b/>
-          <w:bCs/>
-          <w:color w:val="2E75B6"/>
-        </w:rPr>
-      </w:pPr>
-      <w:r>
-        <w:rPr>
-          <w:b/>
-          <w:bCs/>
-          <w:color w:val="2E75B6"/>
-        </w:rPr>
-        <w:t>discipline a CI/CD pipeline enforces by design — bad code simply does not reach</w:t>
-      </w:r>
-    </w:p>
-    <w:p>
-      <w:pPr>
-        <w:spacing w:before="100" w:after="40"/>
-        <w:rPr>
-          <w:b/>
-          <w:bCs/>
-          <w:color w:val="2E75B6"/>
-        </w:rPr>
-      </w:pPr>
-      <w:proofErr w:type="gramStart"/>
-      <w:r>
-        <w:rPr>
-          <w:b/>
-          <w:bCs/>
-          <w:color w:val="2E75B6"/>
-        </w:rPr>
-        <w:t>the</w:t>
-      </w:r>
-      <w:proofErr w:type="gramEnd"/>
-      <w:r>
-        <w:rPr>
-          <w:b/>
-          <w:bCs/>
-          <w:color w:val="2E75B6"/>
-        </w:rPr>
-        <w:t xml:space="preserve"> end user, and that is a powerful concept to understand early in your career.</w:t>
-      </w:r>
-      <w:r>
-        <w:rPr>
-          <w:b/>
-          <w:bCs/>
-          <w:color w:val="2E75B6"/>
-        </w:rPr>
-        <w:t xml:space="preserve"> </w:t>
-      </w:r>
-    </w:p>
-    <w:p>
-      <w:pPr>
-        <w:spacing w:before="100" w:after="40"/>
+        <w:jc w:val="both"/>
       </w:pPr>
     </w:p>
     <w:p>
@@ -18482,172 +19714,7 @@
           <w:bottom w:val="single" w:sz="2" w:space="1" w:color="CCCCCC"/>
         </w:pBdr>
         <w:spacing w:before="160" w:after="40"/>
-      </w:pPr>
-    </w:p>
-    <w:p/>
-    <w:p>
-      <w:pPr>
-        <w:spacing w:before="100" w:after="40"/>
-        <w:rPr>
-          <w:b/>
-          <w:bCs/>
-          <w:color w:val="2E75B6"/>
-        </w:rPr>
-      </w:pPr>
-      <w:r>
-        <w:rPr>
-          <w:b/>
-          <w:bCs/>
-          <w:color w:val="2E75B6"/>
-        </w:rPr>
-        <w:t>Abdul Raheem</w:t>
-      </w:r>
-    </w:p>
-    <w:p>
-      <w:pPr>
-        <w:spacing w:before="100" w:after="40"/>
-        <w:rPr>
-          <w:b/>
-          <w:bCs/>
-          <w:color w:val="2E75B6"/>
-        </w:rPr>
-      </w:pPr>
-      <w:r>
-        <w:rPr>
-          <w:b/>
-          <w:bCs/>
-          <w:color w:val="2E75B6"/>
-        </w:rPr>
-        <w:t>My role was developing the Karachi page and configuring the cd-</w:t>
-      </w:r>
-      <w:proofErr w:type="spellStart"/>
-      <w:r>
-        <w:rPr>
-          <w:b/>
-          <w:bCs/>
-          <w:color w:val="2E75B6"/>
-        </w:rPr>
-        <w:t>staging.yml</w:t>
-      </w:r>
-      <w:proofErr w:type="spellEnd"/>
-    </w:p>
-    <w:p>
-      <w:pPr>
-        <w:spacing w:before="100" w:after="40"/>
-        <w:rPr>
-          <w:b/>
-          <w:bCs/>
-          <w:color w:val="2E75B6"/>
-        </w:rPr>
-      </w:pPr>
-      <w:r>
-        <w:rPr>
-          <w:b/>
-          <w:bCs/>
-          <w:color w:val="2E75B6"/>
-        </w:rPr>
-        <w:t>workflow. Working on the Staging deployment helped me understand why an</w:t>
-      </w:r>
-      <w:r>
-        <w:rPr>
-          <w:b/>
-          <w:bCs/>
-          <w:color w:val="2E75B6"/>
-        </w:rPr>
-        <w:t xml:space="preserve"> </w:t>
-      </w:r>
-      <w:r>
-        <w:rPr>
-          <w:b/>
-          <w:bCs/>
-          <w:color w:val="2E75B6"/>
-        </w:rPr>
-        <w:t>intermediate environment is necessary before pushing to Production — it catches</w:t>
-      </w:r>
-    </w:p>
-    <w:p>
-      <w:pPr>
-        <w:spacing w:before="100" w:after="40"/>
-        <w:rPr>
-          <w:b/>
-          <w:bCs/>
-          <w:color w:val="2E75B6"/>
-        </w:rPr>
-      </w:pPr>
-      <w:r>
-        <w:rPr>
-          <w:b/>
-          <w:bCs/>
-          <w:color w:val="2E75B6"/>
-        </w:rPr>
-        <w:t xml:space="preserve">issues that are easy to miss in Development. I also learned how </w:t>
-      </w:r>
-      <w:proofErr w:type="gramStart"/>
-      <w:r>
-        <w:rPr>
-          <w:b/>
-          <w:bCs/>
-          <w:color w:val="2E75B6"/>
-        </w:rPr>
-        <w:t>Render</w:t>
-      </w:r>
-      <w:proofErr w:type="gramEnd"/>
-      <w:r>
-        <w:rPr>
-          <w:b/>
-          <w:bCs/>
-          <w:color w:val="2E75B6"/>
-        </w:rPr>
-        <w:t xml:space="preserve"> Deploy</w:t>
-      </w:r>
-    </w:p>
-    <w:p>
-      <w:pPr>
-        <w:spacing w:before="100" w:after="40"/>
-        <w:rPr>
-          <w:b/>
-          <w:bCs/>
-          <w:color w:val="2E75B6"/>
-        </w:rPr>
-      </w:pPr>
-      <w:r>
-        <w:rPr>
-          <w:b/>
-          <w:bCs/>
-          <w:color w:val="2E75B6"/>
-        </w:rPr>
-        <w:t>Hooks work and how they can trigger a deployment from a CI/CD pipeline without</w:t>
-      </w:r>
-    </w:p>
-    <w:p>
-      <w:pPr>
-        <w:spacing w:before="100" w:after="40"/>
-        <w:rPr>
-          <w:b/>
-          <w:bCs/>
-          <w:color w:val="2E75B6"/>
-        </w:rPr>
-      </w:pPr>
-      <w:r>
-        <w:rPr>
-          <w:b/>
-          <w:bCs/>
-          <w:color w:val="2E75B6"/>
-        </w:rPr>
-        <w:t>embedding sensitive credentials directly in workflow files.</w:t>
-      </w:r>
-    </w:p>
-    <w:p>
-      <w:pPr>
-        <w:spacing w:before="100" w:after="40"/>
-      </w:pPr>
-    </w:p>
-    <w:p>
-      <w:pPr>
-        <w:pBdr>
-          <w:bottom w:val="single" w:sz="2" w:space="1" w:color="CCCCCC"/>
-        </w:pBdr>
-        <w:spacing w:before="160" w:after="40"/>
+        <w:jc w:val="both"/>
       </w:pPr>
       <w:r>
         <w:rPr>
@@ -18658,8 +19725,15 @@
         <w:t xml:space="preserve"> </w:t>
       </w:r>
     </w:p>
-    <w:p/>
-    <w:p>
+    <w:p>
+      <w:pPr>
+        <w:jc w:val="both"/>
+      </w:pPr>
+    </w:p>
+    <w:p>
+      <w:pPr>
+        <w:jc w:val="both"/>
+      </w:pPr>
       <w:r>
         <w:br w:type="page"/>
       </w:r>
@@ -18667,6 +19741,7 @@
     <w:p>
       <w:pPr>
         <w:pStyle w:val="Heading1"/>
+        <w:jc w:val="both"/>
       </w:pPr>
       <w:r>
         <w:lastRenderedPageBreak/>
@@ -18676,6 +19751,7 @@
     <w:p>
       <w:pPr>
         <w:spacing w:before="60" w:after="60" w:line="276" w:lineRule="auto"/>
+        <w:jc w:val="both"/>
       </w:pPr>
       <w:r>
         <w:rPr>
@@ -18712,7 +19788,11 @@
         <w:t>, and HTML pages.</w:t>
       </w:r>
     </w:p>
-    <w:p/>
+    <w:p>
+      <w:pPr>
+        <w:jc w:val="both"/>
+      </w:pPr>
+    </w:p>
     <w:tbl>
       <w:tblPr>
         <w:tblW w:w="9360" w:type="dxa"/>
@@ -18755,7 +19835,7 @@
           </w:tcPr>
           <w:p>
             <w:pPr>
-              <w:jc w:val="center"/>
+              <w:jc w:val="both"/>
             </w:pPr>
             <w:r>
               <w:rPr>
@@ -18789,7 +19869,7 @@
           </w:tcPr>
           <w:p>
             <w:pPr>
-              <w:jc w:val="center"/>
+              <w:jc w:val="both"/>
             </w:pPr>
             <w:r>
               <w:rPr>
@@ -18824,6 +19904,9 @@
             <w:vAlign w:val="center"/>
           </w:tcPr>
           <w:p>
+            <w:pPr>
+              <w:jc w:val="both"/>
+            </w:pPr>
             <w:r>
               <w:rPr>
                 <w:b/>
@@ -18854,6 +19937,9 @@
             </w:tcMar>
           </w:tcPr>
           <w:p>
+            <w:pPr>
+              <w:jc w:val="both"/>
+            </w:pPr>
             <w:r>
               <w:rPr>
                 <w:rFonts w:ascii="Courier New" w:eastAsia="Courier New" w:hAnsi="Courier New" w:cs="Courier New"/>
@@ -18886,6 +19972,9 @@
             <w:vAlign w:val="center"/>
           </w:tcPr>
           <w:p>
+            <w:pPr>
+              <w:jc w:val="both"/>
+            </w:pPr>
             <w:r>
               <w:rPr>
                 <w:b/>
@@ -18916,6 +20005,9 @@
             </w:tcMar>
           </w:tcPr>
           <w:p>
+            <w:pPr>
+              <w:jc w:val="both"/>
+            </w:pPr>
             <w:r>
               <w:rPr>
                 <w:rFonts w:ascii="Courier New" w:eastAsia="Courier New" w:hAnsi="Courier New" w:cs="Courier New"/>
@@ -18948,6 +20040,9 @@
             <w:vAlign w:val="center"/>
           </w:tcPr>
           <w:p>
+            <w:pPr>
+              <w:jc w:val="both"/>
+            </w:pPr>
             <w:r>
               <w:rPr>
                 <w:b/>
@@ -19000,6 +20095,9 @@
             </w:tcMar>
           </w:tcPr>
           <w:p>
+            <w:pPr>
+              <w:jc w:val="both"/>
+            </w:pPr>
             <w:r>
               <w:rPr>
                 <w:rFonts w:ascii="Courier New" w:eastAsia="Courier New" w:hAnsi="Courier New" w:cs="Courier New"/>
@@ -19032,6 +20130,9 @@
             <w:vAlign w:val="center"/>
           </w:tcPr>
           <w:p>
+            <w:pPr>
+              <w:jc w:val="both"/>
+            </w:pPr>
             <w:r>
               <w:rPr>
                 <w:b/>
@@ -19062,6 +20163,9 @@
             </w:tcMar>
           </w:tcPr>
           <w:p>
+            <w:pPr>
+              <w:jc w:val="both"/>
+            </w:pPr>
             <w:r>
               <w:rPr>
                 <w:rFonts w:ascii="Courier New" w:eastAsia="Courier New" w:hAnsi="Courier New" w:cs="Courier New"/>
@@ -19094,6 +20198,9 @@
             <w:vAlign w:val="center"/>
           </w:tcPr>
           <w:p>
+            <w:pPr>
+              <w:jc w:val="both"/>
+            </w:pPr>
             <w:r>
               <w:rPr>
                 <w:b/>
@@ -19124,6 +20231,9 @@
             </w:tcMar>
           </w:tcPr>
           <w:p>
+            <w:pPr>
+              <w:jc w:val="both"/>
+            </w:pPr>
             <w:r>
               <w:rPr>
                 <w:rFonts w:ascii="Courier New" w:eastAsia="Courier New" w:hAnsi="Courier New" w:cs="Courier New"/>
@@ -19156,6 +20266,9 @@
             <w:vAlign w:val="center"/>
           </w:tcPr>
           <w:p>
+            <w:pPr>
+              <w:jc w:val="both"/>
+            </w:pPr>
             <w:r>
               <w:rPr>
                 <w:b/>
@@ -19186,6 +20299,9 @@
             </w:tcMar>
           </w:tcPr>
           <w:p>
+            <w:pPr>
+              <w:jc w:val="both"/>
+            </w:pPr>
             <w:r>
               <w:rPr>
                 <w:rFonts w:ascii="Courier New" w:eastAsia="Courier New" w:hAnsi="Courier New" w:cs="Courier New"/>
@@ -19218,6 +20334,9 @@
             <w:vAlign w:val="center"/>
           </w:tcPr>
           <w:p>
+            <w:pPr>
+              <w:jc w:val="both"/>
+            </w:pPr>
             <w:r>
               <w:rPr>
                 <w:b/>
@@ -19248,6 +20367,9 @@
             </w:tcMar>
           </w:tcPr>
           <w:p>
+            <w:pPr>
+              <w:jc w:val="both"/>
+            </w:pPr>
             <w:r>
               <w:rPr>
                 <w:rFonts w:ascii="Courier New" w:eastAsia="Courier New" w:hAnsi="Courier New" w:cs="Courier New"/>
@@ -19280,6 +20402,9 @@
             <w:vAlign w:val="center"/>
           </w:tcPr>
           <w:p>
+            <w:pPr>
+              <w:jc w:val="both"/>
+            </w:pPr>
             <w:r>
               <w:rPr>
                 <w:b/>
@@ -19310,6 +20435,9 @@
             </w:tcMar>
           </w:tcPr>
           <w:p>
+            <w:pPr>
+              <w:jc w:val="both"/>
+            </w:pPr>
             <w:r>
               <w:rPr>
                 <w:rFonts w:ascii="Courier New" w:eastAsia="Courier New" w:hAnsi="Courier New" w:cs="Courier New"/>
@@ -19342,6 +20470,9 @@
             <w:vAlign w:val="center"/>
           </w:tcPr>
           <w:p>
+            <w:pPr>
+              <w:jc w:val="both"/>
+            </w:pPr>
             <w:r>
               <w:rPr>
                 <w:b/>
@@ -19372,6 +20503,9 @@
             </w:tcMar>
           </w:tcPr>
           <w:p>
+            <w:pPr>
+              <w:jc w:val="both"/>
+            </w:pPr>
             <w:r>
               <w:rPr>
                 <w:rFonts w:ascii="Courier New" w:eastAsia="Courier New" w:hAnsi="Courier New" w:cs="Courier New"/>
@@ -19404,6 +20538,9 @@
             <w:vAlign w:val="center"/>
           </w:tcPr>
           <w:p>
+            <w:pPr>
+              <w:jc w:val="both"/>
+            </w:pPr>
             <w:r>
               <w:rPr>
                 <w:b/>
@@ -19434,6 +20571,9 @@
             </w:tcMar>
           </w:tcPr>
           <w:p>
+            <w:pPr>
+              <w:jc w:val="both"/>
+            </w:pPr>
             <w:r>
               <w:rPr>
                 <w:rFonts w:ascii="Courier New" w:eastAsia="Courier New" w:hAnsi="Courier New" w:cs="Courier New"/>
@@ -19466,6 +20606,9 @@
             <w:vAlign w:val="center"/>
           </w:tcPr>
           <w:p>
+            <w:pPr>
+              <w:jc w:val="both"/>
+            </w:pPr>
             <w:r>
               <w:rPr>
                 <w:b/>
@@ -19496,6 +20639,9 @@
             </w:tcMar>
           </w:tcPr>
           <w:p>
+            <w:pPr>
+              <w:jc w:val="both"/>
+            </w:pPr>
             <w:r>
               <w:rPr>
                 <w:rFonts w:ascii="Courier New" w:eastAsia="Courier New" w:hAnsi="Courier New" w:cs="Courier New"/>
@@ -19528,6 +20674,9 @@
             <w:vAlign w:val="center"/>
           </w:tcPr>
           <w:p>
+            <w:pPr>
+              <w:jc w:val="both"/>
+            </w:pPr>
             <w:r>
               <w:rPr>
                 <w:b/>
@@ -19558,6 +20707,9 @@
             </w:tcMar>
           </w:tcPr>
           <w:p>
+            <w:pPr>
+              <w:jc w:val="both"/>
+            </w:pPr>
             <w:r>
               <w:rPr>
                 <w:rFonts w:ascii="Courier New" w:eastAsia="Courier New" w:hAnsi="Courier New" w:cs="Courier New"/>
@@ -19590,6 +20742,9 @@
             <w:vAlign w:val="center"/>
           </w:tcPr>
           <w:p>
+            <w:pPr>
+              <w:jc w:val="both"/>
+            </w:pPr>
             <w:proofErr w:type="spellStart"/>
             <w:r>
               <w:rPr>
@@ -19632,6 +20787,9 @@
             </w:tcMar>
           </w:tcPr>
           <w:p>
+            <w:pPr>
+              <w:jc w:val="both"/>
+            </w:pPr>
             <w:r>
               <w:rPr>
                 <w:rFonts w:ascii="Courier New" w:eastAsia="Courier New" w:hAnsi="Courier New" w:cs="Courier New"/>
@@ -19664,6 +20822,9 @@
             <w:vAlign w:val="center"/>
           </w:tcPr>
           <w:p>
+            <w:pPr>
+              <w:jc w:val="both"/>
+            </w:pPr>
             <w:r>
               <w:rPr>
                 <w:b/>
@@ -19694,6 +20855,9 @@
             </w:tcMar>
           </w:tcPr>
           <w:p>
+            <w:pPr>
+              <w:jc w:val="both"/>
+            </w:pPr>
             <w:r>
               <w:rPr>
                 <w:rFonts w:ascii="Courier New" w:eastAsia="Courier New" w:hAnsi="Courier New" w:cs="Courier New"/>
@@ -19726,6 +20890,9 @@
             <w:vAlign w:val="center"/>
           </w:tcPr>
           <w:p>
+            <w:pPr>
+              <w:jc w:val="both"/>
+            </w:pPr>
             <w:r>
               <w:rPr>
                 <w:b/>
@@ -19756,6 +20923,9 @@
             </w:tcMar>
           </w:tcPr>
           <w:p>
+            <w:pPr>
+              <w:jc w:val="both"/>
+            </w:pPr>
             <w:r>
               <w:rPr>
                 <w:rFonts w:ascii="Courier New" w:eastAsia="Courier New" w:hAnsi="Courier New" w:cs="Courier New"/>
@@ -19788,6 +20958,9 @@
             <w:vAlign w:val="center"/>
           </w:tcPr>
           <w:p>
+            <w:pPr>
+              <w:jc w:val="both"/>
+            </w:pPr>
             <w:r>
               <w:rPr>
                 <w:b/>
@@ -19818,6 +20991,9 @@
             </w:tcMar>
           </w:tcPr>
           <w:p>
+            <w:pPr>
+              <w:jc w:val="both"/>
+            </w:pPr>
             <w:r>
               <w:rPr>
                 <w:rFonts w:ascii="Courier New" w:eastAsia="Courier New" w:hAnsi="Courier New" w:cs="Courier New"/>
@@ -19850,6 +21026,9 @@
             <w:vAlign w:val="center"/>
           </w:tcPr>
           <w:p>
+            <w:pPr>
+              <w:jc w:val="both"/>
+            </w:pPr>
             <w:r>
               <w:rPr>
                 <w:b/>
@@ -19880,6 +21059,9 @@
             </w:tcMar>
           </w:tcPr>
           <w:p>
+            <w:pPr>
+              <w:jc w:val="both"/>
+            </w:pPr>
             <w:r>
               <w:rPr>
                 <w:rFonts w:ascii="Courier New" w:eastAsia="Courier New" w:hAnsi="Courier New" w:cs="Courier New"/>
@@ -19912,6 +21094,9 @@
             <w:vAlign w:val="center"/>
           </w:tcPr>
           <w:p>
+            <w:pPr>
+              <w:jc w:val="both"/>
+            </w:pPr>
             <w:r>
               <w:rPr>
                 <w:b/>
@@ -19942,6 +21127,9 @@
             </w:tcMar>
           </w:tcPr>
           <w:p>
+            <w:pPr>
+              <w:jc w:val="both"/>
+            </w:pPr>
             <w:r>
               <w:rPr>
                 <w:rFonts w:ascii="Courier New" w:eastAsia="Courier New" w:hAnsi="Courier New" w:cs="Courier New"/>
@@ -19974,15 +21162,17 @@
             <w:vAlign w:val="center"/>
           </w:tcPr>
           <w:p>
-            <w:r>
-              <w:rPr>
-                <w:b/>
-                <w:bCs/>
-                <w:color w:val="000000"/>
-                <w:sz w:val="20"/>
-                <w:szCs w:val="20"/>
-              </w:rPr>
-              <w:lastRenderedPageBreak/>
+            <w:pPr>
+              <w:jc w:val="both"/>
+            </w:pPr>
+            <w:r>
+              <w:rPr>
+                <w:b/>
+                <w:bCs/>
+                <w:color w:val="000000"/>
+                <w:sz w:val="20"/>
+                <w:szCs w:val="20"/>
+              </w:rPr>
               <w:t>CSS Custom Properties (Variables)</w:t>
             </w:r>
           </w:p>
@@ -20005,6 +21195,9 @@
             </w:tcMar>
           </w:tcPr>
           <w:p>
+            <w:pPr>
+              <w:jc w:val="both"/>
+            </w:pPr>
             <w:r>
               <w:rPr>
                 <w:rFonts w:ascii="Courier New" w:eastAsia="Courier New" w:hAnsi="Courier New" w:cs="Courier New"/>
@@ -20018,7 +21211,11 @@
         </w:tc>
       </w:tr>
     </w:tbl>
-    <w:p/>
+    <w:p>
+      <w:pPr>
+        <w:jc w:val="both"/>
+      </w:pPr>
+    </w:p>
     <w:sectPr>
       <w:headerReference w:type="default" r:id="rId21"/>
       <w:footerReference w:type="default" r:id="rId22"/>

--- a/DF_TermProject_Spring2026_final.docx
+++ b/DF_TermProject_Spring2026_final.docx
@@ -1404,10 +1404,7 @@
               <w:jc w:val="both"/>
             </w:pPr>
             <w:r>
-              <w:t>feature/</w:t>
-            </w:r>
-            <w:r>
-              <w:t>wahab0724/</w:t>
+              <w:t>feature/wahab0724/</w:t>
             </w:r>
             <w:proofErr w:type="spellStart"/>
             <w:r>
@@ -1632,13 +1629,7 @@
               <w:jc w:val="both"/>
             </w:pPr>
             <w:r>
-              <w:t>f</w:t>
-            </w:r>
-            <w:r>
-              <w:t>eature</w:t>
-            </w:r>
-            <w:r>
-              <w:t>/</w:t>
+              <w:t>feature/</w:t>
             </w:r>
             <w:proofErr w:type="spellStart"/>
             <w:r>
@@ -17568,8 +17559,8 @@
         <w:tblLook w:val="04A0" w:firstRow="1" w:lastRow="0" w:firstColumn="1" w:lastColumn="0" w:noHBand="0" w:noVBand="1"/>
       </w:tblPr>
       <w:tblGrid>
-        <w:gridCol w:w="1378"/>
-        <w:gridCol w:w="8700"/>
+        <w:gridCol w:w="1542"/>
+        <w:gridCol w:w="8536"/>
       </w:tblGrid>
       <w:tr>
         <w:tc>
@@ -17703,9 +17694,9 @@
                 <w:noProof/>
               </w:rPr>
               <w:drawing>
-                <wp:inline distT="0" distB="0" distL="0" distR="0" wp14:anchorId="42D5A710" wp14:editId="6D3EA227">
-                  <wp:extent cx="6400800" cy="3750310"/>
-                  <wp:effectExtent l="0" t="0" r="0" b="2540"/>
+                <wp:inline distT="0" distB="0" distL="0" distR="0" wp14:anchorId="42D5A710" wp14:editId="5C4FF944">
+                  <wp:extent cx="5486400" cy="3214551"/>
+                  <wp:effectExtent l="0" t="0" r="0" b="5080"/>
                   <wp:docPr id="1441451676" name="Picture 13"/>
                   <wp:cNvGraphicFramePr>
                     <a:graphicFrameLocks xmlns:a="http://schemas.openxmlformats.org/drawingml/2006/main" noChangeAspect="1"/>
@@ -17715,59 +17706,6 @@
                       <pic:pic xmlns:pic="http://schemas.openxmlformats.org/drawingml/2006/picture">
                         <pic:nvPicPr>
                           <pic:cNvPr id="0" name="Picture 27"/>
-                          <pic:cNvPicPr>
-                            <a:picLocks noChangeAspect="1" noChangeArrowheads="1"/>
-                          </pic:cNvPicPr>
-                        </pic:nvPicPr>
-                        <pic:blipFill>
-                          <a:blip r:embed="rId7">
-                            <a:extLst>
-                              <a:ext uri="{28A0092B-C50C-407E-A947-70E740481C1C}">
-                                <a14:useLocalDpi xmlns:a14="http://schemas.microsoft.com/office/drawing/2010/main" val="0"/>
-                              </a:ext>
-                            </a:extLst>
-                          </a:blip>
-                          <a:srcRect/>
-                          <a:stretch>
-                            <a:fillRect/>
-                          </a:stretch>
-                        </pic:blipFill>
-                        <pic:spPr bwMode="auto">
-                          <a:xfrm>
-                            <a:off x="0" y="0"/>
-                            <a:ext cx="6400800" cy="3750310"/>
-                          </a:xfrm>
-                          <a:prstGeom prst="rect">
-                            <a:avLst/>
-                          </a:prstGeom>
-                          <a:noFill/>
-                          <a:ln>
-                            <a:noFill/>
-                          </a:ln>
-                        </pic:spPr>
-                      </pic:pic>
-                    </a:graphicData>
-                  </a:graphic>
-                </wp:inline>
-              </w:drawing>
-            </w:r>
-            <w:r>
-              <w:rPr>
-                <w:noProof/>
-              </w:rPr>
-              <w:drawing>
-                <wp:inline distT="0" distB="0" distL="0" distR="0" wp14:anchorId="1976E51C" wp14:editId="2A0C17A7">
-                  <wp:extent cx="6400800" cy="2780030"/>
-                  <wp:effectExtent l="0" t="0" r="0" b="1270"/>
-                  <wp:docPr id="1674124911" name="Picture 12"/>
-                  <wp:cNvGraphicFramePr>
-                    <a:graphicFrameLocks xmlns:a="http://schemas.openxmlformats.org/drawingml/2006/main" noChangeAspect="1"/>
-                  </wp:cNvGraphicFramePr>
-                  <a:graphic xmlns:a="http://schemas.openxmlformats.org/drawingml/2006/main">
-                    <a:graphicData uri="http://schemas.openxmlformats.org/drawingml/2006/picture">
-                      <pic:pic xmlns:pic="http://schemas.openxmlformats.org/drawingml/2006/picture">
-                        <pic:nvPicPr>
-                          <pic:cNvPr id="0" name="Picture 26"/>
                           <pic:cNvPicPr>
                             <a:picLocks noChangeAspect="1" noChangeArrowheads="1"/>
                           </pic:cNvPicPr>
@@ -17788,7 +17726,7 @@
                         <pic:spPr bwMode="auto">
                           <a:xfrm>
                             <a:off x="0" y="0"/>
-                            <a:ext cx="6400800" cy="2780030"/>
+                            <a:ext cx="5486400" cy="3214551"/>
                           </a:xfrm>
                           <a:prstGeom prst="rect">
                             <a:avLst/>
@@ -17804,75 +17742,15 @@
                 </wp:inline>
               </w:drawing>
             </w:r>
-          </w:p>
-        </w:tc>
-      </w:tr>
-      <w:tr>
-        <w:tc>
-          <w:tcPr>
-            <w:tcW w:w="3200" w:type="dxa"/>
-            <w:tcBorders>
-              <w:top w:val="single" w:sz="1" w:space="0" w:color="AAAAAA"/>
-              <w:left w:val="single" w:sz="1" w:space="0" w:color="AAAAAA"/>
-              <w:bottom w:val="single" w:sz="1" w:space="0" w:color="AAAAAA"/>
-              <w:right w:val="single" w:sz="1" w:space="0" w:color="AAAAAA"/>
-            </w:tcBorders>
-            <w:shd w:val="clear" w:color="auto" w:fill="FFFFFF"/>
-            <w:tcMar>
-              <w:top w:w="80" w:type="dxa"/>
-              <w:left w:w="120" w:type="dxa"/>
-              <w:bottom w:w="80" w:type="dxa"/>
-              <w:right w:w="120" w:type="dxa"/>
-            </w:tcMar>
-            <w:vAlign w:val="center"/>
-          </w:tcPr>
-          <w:p>
-            <w:pPr>
-              <w:jc w:val="both"/>
-            </w:pPr>
-            <w:r>
-              <w:rPr>
-                <w:b/>
-                <w:bCs/>
-                <w:color w:val="000000"/>
-                <w:sz w:val="20"/>
-                <w:szCs w:val="20"/>
-              </w:rPr>
-              <w:lastRenderedPageBreak/>
-              <w:t>CI Workflow Runs – Triggered by each member's PR on develop (all steps green)</w:t>
-            </w:r>
-          </w:p>
-        </w:tc>
-        <w:tc>
-          <w:tcPr>
-            <w:tcW w:w="6160" w:type="dxa"/>
-            <w:tcBorders>
-              <w:top w:val="single" w:sz="1" w:space="0" w:color="AAAAAA"/>
-              <w:left w:val="single" w:sz="1" w:space="0" w:color="AAAAAA"/>
-              <w:bottom w:val="single" w:sz="1" w:space="0" w:color="AAAAAA"/>
-              <w:right w:val="single" w:sz="1" w:space="0" w:color="AAAAAA"/>
-            </w:tcBorders>
-            <w:shd w:val="clear" w:color="auto" w:fill="FFFFFF"/>
-            <w:tcMar>
-              <w:top w:w="80" w:type="dxa"/>
-              <w:left w:w="120" w:type="dxa"/>
-              <w:bottom w:w="80" w:type="dxa"/>
-              <w:right w:w="120" w:type="dxa"/>
-            </w:tcMar>
-          </w:tcPr>
-          <w:p>
-            <w:pPr>
-              <w:jc w:val="both"/>
-            </w:pPr>
             <w:r>
               <w:rPr>
                 <w:noProof/>
               </w:rPr>
               <w:drawing>
-                <wp:inline distT="0" distB="0" distL="0" distR="0" wp14:anchorId="21F7AE19" wp14:editId="78729296">
-                  <wp:extent cx="6400800" cy="3016885"/>
+                <wp:inline distT="0" distB="0" distL="0" distR="0" wp14:anchorId="1976E51C" wp14:editId="6D83D0B4">
+                  <wp:extent cx="5486400" cy="2382883"/>
                   <wp:effectExtent l="0" t="0" r="0" b="0"/>
-                  <wp:docPr id="1948889459" name="Picture 17"/>
+                  <wp:docPr id="1674124911" name="Picture 12"/>
                   <wp:cNvGraphicFramePr>
                     <a:graphicFrameLocks xmlns:a="http://schemas.openxmlformats.org/drawingml/2006/main" noChangeAspect="1"/>
                   </wp:cNvGraphicFramePr>
@@ -17880,13 +17758,13 @@
                     <a:graphicData uri="http://schemas.openxmlformats.org/drawingml/2006/picture">
                       <pic:pic xmlns:pic="http://schemas.openxmlformats.org/drawingml/2006/picture">
                         <pic:nvPicPr>
-                          <pic:cNvPr id="0" name="Picture 34"/>
+                          <pic:cNvPr id="0" name="Picture 26"/>
                           <pic:cNvPicPr>
                             <a:picLocks noChangeAspect="1" noChangeArrowheads="1"/>
                           </pic:cNvPicPr>
                         </pic:nvPicPr>
                         <pic:blipFill>
-                          <a:blip r:embed="rId9" cstate="print">
+                          <a:blip r:embed="rId9">
                             <a:extLst>
                               <a:ext uri="{28A0092B-C50C-407E-A947-70E740481C1C}">
                                 <a14:useLocalDpi xmlns:a14="http://schemas.microsoft.com/office/drawing/2010/main" val="0"/>
@@ -17901,7 +17779,7 @@
                         <pic:spPr bwMode="auto">
                           <a:xfrm>
                             <a:off x="0" y="0"/>
-                            <a:ext cx="6400800" cy="3016885"/>
+                            <a:ext cx="5486400" cy="2382883"/>
                           </a:xfrm>
                           <a:prstGeom prst="rect">
                             <a:avLst/>
@@ -17917,15 +17795,75 @@
                 </wp:inline>
               </w:drawing>
             </w:r>
+          </w:p>
+        </w:tc>
+      </w:tr>
+      <w:tr>
+        <w:tc>
+          <w:tcPr>
+            <w:tcW w:w="3200" w:type="dxa"/>
+            <w:tcBorders>
+              <w:top w:val="single" w:sz="1" w:space="0" w:color="AAAAAA"/>
+              <w:left w:val="single" w:sz="1" w:space="0" w:color="AAAAAA"/>
+              <w:bottom w:val="single" w:sz="1" w:space="0" w:color="AAAAAA"/>
+              <w:right w:val="single" w:sz="1" w:space="0" w:color="AAAAAA"/>
+            </w:tcBorders>
+            <w:shd w:val="clear" w:color="auto" w:fill="FFFFFF"/>
+            <w:tcMar>
+              <w:top w:w="80" w:type="dxa"/>
+              <w:left w:w="120" w:type="dxa"/>
+              <w:bottom w:w="80" w:type="dxa"/>
+              <w:right w:w="120" w:type="dxa"/>
+            </w:tcMar>
+            <w:vAlign w:val="center"/>
+          </w:tcPr>
+          <w:p>
+            <w:pPr>
+              <w:jc w:val="both"/>
+            </w:pPr>
+            <w:r>
+              <w:rPr>
+                <w:b/>
+                <w:bCs/>
+                <w:color w:val="000000"/>
+                <w:sz w:val="20"/>
+                <w:szCs w:val="20"/>
+              </w:rPr>
+              <w:lastRenderedPageBreak/>
+              <w:t>CI Workflow Runs – Triggered by each member's PR on develop (all steps green)</w:t>
+            </w:r>
+          </w:p>
+        </w:tc>
+        <w:tc>
+          <w:tcPr>
+            <w:tcW w:w="6160" w:type="dxa"/>
+            <w:tcBorders>
+              <w:top w:val="single" w:sz="1" w:space="0" w:color="AAAAAA"/>
+              <w:left w:val="single" w:sz="1" w:space="0" w:color="AAAAAA"/>
+              <w:bottom w:val="single" w:sz="1" w:space="0" w:color="AAAAAA"/>
+              <w:right w:val="single" w:sz="1" w:space="0" w:color="AAAAAA"/>
+            </w:tcBorders>
+            <w:shd w:val="clear" w:color="auto" w:fill="FFFFFF"/>
+            <w:tcMar>
+              <w:top w:w="80" w:type="dxa"/>
+              <w:left w:w="120" w:type="dxa"/>
+              <w:bottom w:w="80" w:type="dxa"/>
+              <w:right w:w="120" w:type="dxa"/>
+            </w:tcMar>
+          </w:tcPr>
+          <w:p>
+            <w:pPr>
+              <w:jc w:val="both"/>
+            </w:pPr>
             <w:r>
               <w:rPr>
                 <w:noProof/>
               </w:rPr>
               <w:drawing>
-                <wp:inline distT="0" distB="0" distL="0" distR="0" wp14:anchorId="35DEC914" wp14:editId="4B2F80F2">
-                  <wp:extent cx="6400800" cy="3003550"/>
-                  <wp:effectExtent l="0" t="0" r="0" b="6350"/>
-                  <wp:docPr id="469338810" name="Picture 16"/>
+                <wp:inline distT="0" distB="0" distL="0" distR="0" wp14:anchorId="21F7AE19" wp14:editId="6ECFDCE2">
+                  <wp:extent cx="5486400" cy="2585901"/>
+                  <wp:effectExtent l="0" t="0" r="0" b="5080"/>
+                  <wp:docPr id="1948889459" name="Picture 17"/>
                   <wp:cNvGraphicFramePr>
                     <a:graphicFrameLocks xmlns:a="http://schemas.openxmlformats.org/drawingml/2006/main" noChangeAspect="1"/>
                   </wp:cNvGraphicFramePr>
@@ -17933,7 +17871,7 @@
                     <a:graphicData uri="http://schemas.openxmlformats.org/drawingml/2006/picture">
                       <pic:pic xmlns:pic="http://schemas.openxmlformats.org/drawingml/2006/picture">
                         <pic:nvPicPr>
-                          <pic:cNvPr id="0" name="Picture 33"/>
+                          <pic:cNvPr id="0" name="Picture 34"/>
                           <pic:cNvPicPr>
                             <a:picLocks noChangeAspect="1" noChangeArrowheads="1"/>
                           </pic:cNvPicPr>
@@ -17954,7 +17892,7 @@
                         <pic:spPr bwMode="auto">
                           <a:xfrm>
                             <a:off x="0" y="0"/>
-                            <a:ext cx="6400800" cy="3003550"/>
+                            <a:ext cx="5486400" cy="2585901"/>
                           </a:xfrm>
                           <a:prstGeom prst="rect">
                             <a:avLst/>
@@ -17974,12 +17912,11 @@
               <w:rPr>
                 <w:noProof/>
               </w:rPr>
-              <w:lastRenderedPageBreak/>
               <w:drawing>
-                <wp:inline distT="0" distB="0" distL="0" distR="0" wp14:anchorId="3ED4CF7E" wp14:editId="1C999680">
-                  <wp:extent cx="6400800" cy="3006725"/>
-                  <wp:effectExtent l="0" t="0" r="0" b="3175"/>
-                  <wp:docPr id="1050503312" name="Picture 15"/>
+                <wp:inline distT="0" distB="0" distL="0" distR="0" wp14:anchorId="35DEC914" wp14:editId="12194745">
+                  <wp:extent cx="5486400" cy="2574471"/>
+                  <wp:effectExtent l="0" t="0" r="0" b="0"/>
+                  <wp:docPr id="469338810" name="Picture 16"/>
                   <wp:cNvGraphicFramePr>
                     <a:graphicFrameLocks xmlns:a="http://schemas.openxmlformats.org/drawingml/2006/main" noChangeAspect="1"/>
                   </wp:cNvGraphicFramePr>
@@ -17987,7 +17924,7 @@
                     <a:graphicData uri="http://schemas.openxmlformats.org/drawingml/2006/picture">
                       <pic:pic xmlns:pic="http://schemas.openxmlformats.org/drawingml/2006/picture">
                         <pic:nvPicPr>
-                          <pic:cNvPr id="0" name="Picture 32"/>
+                          <pic:cNvPr id="0" name="Picture 33"/>
                           <pic:cNvPicPr>
                             <a:picLocks noChangeAspect="1" noChangeArrowheads="1"/>
                           </pic:cNvPicPr>
@@ -18008,7 +17945,7 @@
                         <pic:spPr bwMode="auto">
                           <a:xfrm>
                             <a:off x="0" y="0"/>
-                            <a:ext cx="6400800" cy="3006725"/>
+                            <a:ext cx="5486400" cy="2574471"/>
                           </a:xfrm>
                           <a:prstGeom prst="rect">
                             <a:avLst/>
@@ -18024,74 +17961,15 @@
                 </wp:inline>
               </w:drawing>
             </w:r>
-          </w:p>
-        </w:tc>
-      </w:tr>
-      <w:tr>
-        <w:tc>
-          <w:tcPr>
-            <w:tcW w:w="3200" w:type="dxa"/>
-            <w:tcBorders>
-              <w:top w:val="single" w:sz="1" w:space="0" w:color="AAAAAA"/>
-              <w:left w:val="single" w:sz="1" w:space="0" w:color="AAAAAA"/>
-              <w:bottom w:val="single" w:sz="1" w:space="0" w:color="AAAAAA"/>
-              <w:right w:val="single" w:sz="1" w:space="0" w:color="AAAAAA"/>
-            </w:tcBorders>
-            <w:shd w:val="clear" w:color="auto" w:fill="EBF3FA"/>
-            <w:tcMar>
-              <w:top w:w="80" w:type="dxa"/>
-              <w:left w:w="120" w:type="dxa"/>
-              <w:bottom w:w="80" w:type="dxa"/>
-              <w:right w:w="120" w:type="dxa"/>
-            </w:tcMar>
-            <w:vAlign w:val="center"/>
-          </w:tcPr>
-          <w:p>
-            <w:pPr>
-              <w:jc w:val="both"/>
-            </w:pPr>
-            <w:r>
-              <w:rPr>
-                <w:b/>
-                <w:bCs/>
-                <w:color w:val="000000"/>
-                <w:sz w:val="20"/>
-                <w:szCs w:val="20"/>
-              </w:rPr>
-              <w:t>Docker Hub – Pushed Images with All Environment Tags (dev, staging, prod)</w:t>
-            </w:r>
-          </w:p>
-        </w:tc>
-        <w:tc>
-          <w:tcPr>
-            <w:tcW w:w="6160" w:type="dxa"/>
-            <w:tcBorders>
-              <w:top w:val="single" w:sz="1" w:space="0" w:color="AAAAAA"/>
-              <w:left w:val="single" w:sz="1" w:space="0" w:color="AAAAAA"/>
-              <w:bottom w:val="single" w:sz="1" w:space="0" w:color="AAAAAA"/>
-              <w:right w:val="single" w:sz="1" w:space="0" w:color="AAAAAA"/>
-            </w:tcBorders>
-            <w:shd w:val="clear" w:color="auto" w:fill="EBF3FA"/>
-            <w:tcMar>
-              <w:top w:w="80" w:type="dxa"/>
-              <w:left w:w="120" w:type="dxa"/>
-              <w:bottom w:w="80" w:type="dxa"/>
-              <w:right w:w="120" w:type="dxa"/>
-            </w:tcMar>
-          </w:tcPr>
-          <w:p>
-            <w:pPr>
-              <w:jc w:val="both"/>
-            </w:pPr>
             <w:r>
               <w:rPr>
                 <w:noProof/>
               </w:rPr>
               <w:drawing>
-                <wp:inline distT="0" distB="0" distL="0" distR="0" wp14:anchorId="18E57E37" wp14:editId="48FE3C9C">
-                  <wp:extent cx="6400800" cy="2804160"/>
+                <wp:inline distT="0" distB="0" distL="0" distR="0" wp14:anchorId="3ED4CF7E" wp14:editId="1C12A38E">
+                  <wp:extent cx="5486400" cy="2577193"/>
                   <wp:effectExtent l="0" t="0" r="0" b="0"/>
-                  <wp:docPr id="318106762" name="Picture 10"/>
+                  <wp:docPr id="1050503312" name="Picture 15"/>
                   <wp:cNvGraphicFramePr>
                     <a:graphicFrameLocks xmlns:a="http://schemas.openxmlformats.org/drawingml/2006/main" noChangeAspect="1"/>
                   </wp:cNvGraphicFramePr>
@@ -18099,13 +17977,13 @@
                     <a:graphicData uri="http://schemas.openxmlformats.org/drawingml/2006/picture">
                       <pic:pic xmlns:pic="http://schemas.openxmlformats.org/drawingml/2006/picture">
                         <pic:nvPicPr>
-                          <pic:cNvPr id="0" name="Picture 19"/>
+                          <pic:cNvPr id="0" name="Picture 32"/>
                           <pic:cNvPicPr>
                             <a:picLocks noChangeAspect="1" noChangeArrowheads="1"/>
                           </pic:cNvPicPr>
                         </pic:nvPicPr>
                         <pic:blipFill>
-                          <a:blip r:embed="rId12">
+                          <a:blip r:embed="rId12" cstate="print">
                             <a:extLst>
                               <a:ext uri="{28A0092B-C50C-407E-A947-70E740481C1C}">
                                 <a14:useLocalDpi xmlns:a14="http://schemas.microsoft.com/office/drawing/2010/main" val="0"/>
@@ -18120,7 +17998,7 @@
                         <pic:spPr bwMode="auto">
                           <a:xfrm>
                             <a:off x="0" y="0"/>
-                            <a:ext cx="6400800" cy="2804160"/>
+                            <a:ext cx="5486400" cy="2577193"/>
                           </a:xfrm>
                           <a:prstGeom prst="rect">
                             <a:avLst/>
@@ -18136,16 +18014,6 @@
                 </wp:inline>
               </w:drawing>
             </w:r>
-            <w:r>
-              <w:rPr>
-                <w:i/>
-                <w:iCs/>
-                <w:color w:val="595959"/>
-                <w:sz w:val="20"/>
-                <w:szCs w:val="20"/>
-              </w:rPr>
-              <w:t xml:space="preserve"> </w:t>
-            </w:r>
           </w:p>
         </w:tc>
       </w:tr>
@@ -18159,7 +18027,7 @@
               <w:bottom w:val="single" w:sz="1" w:space="0" w:color="AAAAAA"/>
               <w:right w:val="single" w:sz="1" w:space="0" w:color="AAAAAA"/>
             </w:tcBorders>
-            <w:shd w:val="clear" w:color="auto" w:fill="FFFFFF"/>
+            <w:shd w:val="clear" w:color="auto" w:fill="EBF3FA"/>
             <w:tcMar>
               <w:top w:w="80" w:type="dxa"/>
               <w:left w:w="120" w:type="dxa"/>
@@ -18181,7 +18049,7 @@
                 <w:szCs w:val="20"/>
               </w:rPr>
               <w:lastRenderedPageBreak/>
-              <w:t>CD Workflow Runs – All three environments triggered by push events</w:t>
+              <w:t>Docker Hub – Pushed Images with All Environment Tags (dev, staging, prod)</w:t>
             </w:r>
           </w:p>
         </w:tc>
@@ -18194,7 +18062,7 @@
               <w:bottom w:val="single" w:sz="1" w:space="0" w:color="AAAAAA"/>
               <w:right w:val="single" w:sz="1" w:space="0" w:color="AAAAAA"/>
             </w:tcBorders>
-            <w:shd w:val="clear" w:color="auto" w:fill="FFFFFF"/>
+            <w:shd w:val="clear" w:color="auto" w:fill="EBF3FA"/>
             <w:tcMar>
               <w:top w:w="80" w:type="dxa"/>
               <w:left w:w="120" w:type="dxa"/>
@@ -18211,10 +18079,10 @@
                 <w:noProof/>
               </w:rPr>
               <w:drawing>
-                <wp:inline distT="0" distB="0" distL="0" distR="0" wp14:anchorId="2F4F5D82" wp14:editId="2B274548">
-                  <wp:extent cx="6400800" cy="3013710"/>
+                <wp:inline distT="0" distB="0" distL="0" distR="0" wp14:anchorId="18E57E37" wp14:editId="1CDB171E">
+                  <wp:extent cx="5486400" cy="2403566"/>
                   <wp:effectExtent l="0" t="0" r="0" b="0"/>
-                  <wp:docPr id="1104392522" name="Picture 20"/>
+                  <wp:docPr id="318106762" name="Picture 10"/>
                   <wp:cNvGraphicFramePr>
                     <a:graphicFrameLocks xmlns:a="http://schemas.openxmlformats.org/drawingml/2006/main" noChangeAspect="1"/>
                   </wp:cNvGraphicFramePr>
@@ -18222,7 +18090,7 @@
                     <a:graphicData uri="http://schemas.openxmlformats.org/drawingml/2006/picture">
                       <pic:pic xmlns:pic="http://schemas.openxmlformats.org/drawingml/2006/picture">
                         <pic:nvPicPr>
-                          <pic:cNvPr id="0" name="Picture 40"/>
+                          <pic:cNvPr id="0" name="Picture 19"/>
                           <pic:cNvPicPr>
                             <a:picLocks noChangeAspect="1" noChangeArrowheads="1"/>
                           </pic:cNvPicPr>
@@ -18243,7 +18111,7 @@
                         <pic:spPr bwMode="auto">
                           <a:xfrm>
                             <a:off x="0" y="0"/>
-                            <a:ext cx="6400800" cy="3013710"/>
+                            <a:ext cx="5486400" cy="2403566"/>
                           </a:xfrm>
                           <a:prstGeom prst="rect">
                             <a:avLst/>
@@ -18261,13 +18129,83 @@
             </w:r>
             <w:r>
               <w:rPr>
+                <w:i/>
+                <w:iCs/>
+                <w:color w:val="595959"/>
+                <w:sz w:val="20"/>
+                <w:szCs w:val="20"/>
+              </w:rPr>
+              <w:t xml:space="preserve"> </w:t>
+            </w:r>
+          </w:p>
+        </w:tc>
+      </w:tr>
+      <w:tr>
+        <w:tc>
+          <w:tcPr>
+            <w:tcW w:w="3200" w:type="dxa"/>
+            <w:tcBorders>
+              <w:top w:val="single" w:sz="1" w:space="0" w:color="AAAAAA"/>
+              <w:left w:val="single" w:sz="1" w:space="0" w:color="AAAAAA"/>
+              <w:bottom w:val="single" w:sz="1" w:space="0" w:color="AAAAAA"/>
+              <w:right w:val="single" w:sz="1" w:space="0" w:color="AAAAAA"/>
+            </w:tcBorders>
+            <w:shd w:val="clear" w:color="auto" w:fill="FFFFFF"/>
+            <w:tcMar>
+              <w:top w:w="80" w:type="dxa"/>
+              <w:left w:w="120" w:type="dxa"/>
+              <w:bottom w:w="80" w:type="dxa"/>
+              <w:right w:w="120" w:type="dxa"/>
+            </w:tcMar>
+            <w:vAlign w:val="center"/>
+          </w:tcPr>
+          <w:p>
+            <w:pPr>
+              <w:jc w:val="both"/>
+            </w:pPr>
+            <w:r>
+              <w:rPr>
+                <w:b/>
+                <w:bCs/>
+                <w:color w:val="000000"/>
+                <w:sz w:val="20"/>
+                <w:szCs w:val="20"/>
+              </w:rPr>
+              <w:lastRenderedPageBreak/>
+              <w:t>CD Workflow Runs – All three environments triggered by push events</w:t>
+            </w:r>
+          </w:p>
+        </w:tc>
+        <w:tc>
+          <w:tcPr>
+            <w:tcW w:w="6160" w:type="dxa"/>
+            <w:tcBorders>
+              <w:top w:val="single" w:sz="1" w:space="0" w:color="AAAAAA"/>
+              <w:left w:val="single" w:sz="1" w:space="0" w:color="AAAAAA"/>
+              <w:bottom w:val="single" w:sz="1" w:space="0" w:color="AAAAAA"/>
+              <w:right w:val="single" w:sz="1" w:space="0" w:color="AAAAAA"/>
+            </w:tcBorders>
+            <w:shd w:val="clear" w:color="auto" w:fill="FFFFFF"/>
+            <w:tcMar>
+              <w:top w:w="80" w:type="dxa"/>
+              <w:left w:w="120" w:type="dxa"/>
+              <w:bottom w:w="80" w:type="dxa"/>
+              <w:right w:w="120" w:type="dxa"/>
+            </w:tcMar>
+          </w:tcPr>
+          <w:p>
+            <w:pPr>
+              <w:jc w:val="both"/>
+            </w:pPr>
+            <w:r>
+              <w:rPr>
                 <w:noProof/>
               </w:rPr>
               <w:drawing>
-                <wp:inline distT="0" distB="0" distL="0" distR="0" wp14:anchorId="12C31FA4" wp14:editId="5A87E9F5">
-                  <wp:extent cx="6400800" cy="2996565"/>
-                  <wp:effectExtent l="0" t="0" r="0" b="0"/>
-                  <wp:docPr id="948828267" name="Picture 19"/>
+                <wp:inline distT="0" distB="0" distL="0" distR="0" wp14:anchorId="2F4F5D82" wp14:editId="73263C10">
+                  <wp:extent cx="5486400" cy="2583180"/>
+                  <wp:effectExtent l="0" t="0" r="0" b="7620"/>
+                  <wp:docPr id="1104392522" name="Picture 20"/>
                   <wp:cNvGraphicFramePr>
                     <a:graphicFrameLocks xmlns:a="http://schemas.openxmlformats.org/drawingml/2006/main" noChangeAspect="1"/>
                   </wp:cNvGraphicFramePr>
@@ -18275,7 +18213,7 @@
                     <a:graphicData uri="http://schemas.openxmlformats.org/drawingml/2006/picture">
                       <pic:pic xmlns:pic="http://schemas.openxmlformats.org/drawingml/2006/picture">
                         <pic:nvPicPr>
-                          <pic:cNvPr id="0" name="Picture 39"/>
+                          <pic:cNvPr id="0" name="Picture 40"/>
                           <pic:cNvPicPr>
                             <a:picLocks noChangeAspect="1" noChangeArrowheads="1"/>
                           </pic:cNvPicPr>
@@ -18296,7 +18234,7 @@
                         <pic:spPr bwMode="auto">
                           <a:xfrm>
                             <a:off x="0" y="0"/>
-                            <a:ext cx="6400800" cy="2996565"/>
+                            <a:ext cx="5486400" cy="2583180"/>
                           </a:xfrm>
                           <a:prstGeom prst="rect">
                             <a:avLst/>
@@ -18316,12 +18254,11 @@
               <w:rPr>
                 <w:noProof/>
               </w:rPr>
-              <w:lastRenderedPageBreak/>
               <w:drawing>
-                <wp:inline distT="0" distB="0" distL="0" distR="0" wp14:anchorId="62A1A121" wp14:editId="26A9C8C5">
-                  <wp:extent cx="6400800" cy="3003550"/>
-                  <wp:effectExtent l="0" t="0" r="0" b="6350"/>
-                  <wp:docPr id="1381778564" name="Picture 18"/>
+                <wp:inline distT="0" distB="0" distL="0" distR="0" wp14:anchorId="12C31FA4" wp14:editId="061BCA22">
+                  <wp:extent cx="5486400" cy="2568484"/>
+                  <wp:effectExtent l="0" t="0" r="0" b="3810"/>
+                  <wp:docPr id="948828267" name="Picture 19"/>
                   <wp:cNvGraphicFramePr>
                     <a:graphicFrameLocks xmlns:a="http://schemas.openxmlformats.org/drawingml/2006/main" noChangeAspect="1"/>
                   </wp:cNvGraphicFramePr>
@@ -18329,7 +18266,7 @@
                     <a:graphicData uri="http://schemas.openxmlformats.org/drawingml/2006/picture">
                       <pic:pic xmlns:pic="http://schemas.openxmlformats.org/drawingml/2006/picture">
                         <pic:nvPicPr>
-                          <pic:cNvPr id="0" name="Picture 38"/>
+                          <pic:cNvPr id="0" name="Picture 39"/>
                           <pic:cNvPicPr>
                             <a:picLocks noChangeAspect="1" noChangeArrowheads="1"/>
                           </pic:cNvPicPr>
@@ -18350,7 +18287,7 @@
                         <pic:spPr bwMode="auto">
                           <a:xfrm>
                             <a:off x="0" y="0"/>
-                            <a:ext cx="6400800" cy="3003550"/>
+                            <a:ext cx="5486400" cy="2568484"/>
                           </a:xfrm>
                           <a:prstGeom prst="rect">
                             <a:avLst/>
@@ -18366,96 +18303,15 @@
                 </wp:inline>
               </w:drawing>
             </w:r>
-          </w:p>
-        </w:tc>
-      </w:tr>
-      <w:tr>
-        <w:tc>
-          <w:tcPr>
-            <w:tcW w:w="3200" w:type="dxa"/>
-            <w:tcBorders>
-              <w:top w:val="single" w:sz="1" w:space="0" w:color="AAAAAA"/>
-              <w:left w:val="single" w:sz="1" w:space="0" w:color="AAAAAA"/>
-              <w:bottom w:val="single" w:sz="1" w:space="0" w:color="AAAAAA"/>
-              <w:right w:val="single" w:sz="1" w:space="0" w:color="AAAAAA"/>
-            </w:tcBorders>
-            <w:shd w:val="clear" w:color="auto" w:fill="EBF3FA"/>
-            <w:tcMar>
-              <w:top w:w="80" w:type="dxa"/>
-              <w:left w:w="120" w:type="dxa"/>
-              <w:bottom w:w="80" w:type="dxa"/>
-              <w:right w:w="120" w:type="dxa"/>
-            </w:tcMar>
-            <w:vAlign w:val="center"/>
-          </w:tcPr>
-          <w:p>
-            <w:pPr>
-              <w:jc w:val="both"/>
-            </w:pPr>
-            <w:r>
-              <w:rPr>
-                <w:b/>
-                <w:bCs/>
-                <w:color w:val="000000"/>
-                <w:sz w:val="20"/>
-                <w:szCs w:val="20"/>
-              </w:rPr>
-              <w:t xml:space="preserve">Live </w:t>
-            </w:r>
-            <w:proofErr w:type="spellStart"/>
-            <w:r>
-              <w:rPr>
-                <w:b/>
-                <w:bCs/>
-                <w:color w:val="000000"/>
-                <w:sz w:val="20"/>
-                <w:szCs w:val="20"/>
-              </w:rPr>
-              <w:t>PakVista</w:t>
-            </w:r>
-            <w:proofErr w:type="spellEnd"/>
-            <w:r>
-              <w:rPr>
-                <w:b/>
-                <w:bCs/>
-                <w:color w:val="000000"/>
-                <w:sz w:val="20"/>
-                <w:szCs w:val="20"/>
-              </w:rPr>
-              <w:t xml:space="preserve"> – Development Render Service (all 5 pages accessible)</w:t>
-            </w:r>
-          </w:p>
-        </w:tc>
-        <w:tc>
-          <w:tcPr>
-            <w:tcW w:w="6160" w:type="dxa"/>
-            <w:tcBorders>
-              <w:top w:val="single" w:sz="1" w:space="0" w:color="AAAAAA"/>
-              <w:left w:val="single" w:sz="1" w:space="0" w:color="AAAAAA"/>
-              <w:bottom w:val="single" w:sz="1" w:space="0" w:color="AAAAAA"/>
-              <w:right w:val="single" w:sz="1" w:space="0" w:color="AAAAAA"/>
-            </w:tcBorders>
-            <w:shd w:val="clear" w:color="auto" w:fill="EBF3FA"/>
-            <w:tcMar>
-              <w:top w:w="80" w:type="dxa"/>
-              <w:left w:w="120" w:type="dxa"/>
-              <w:bottom w:w="80" w:type="dxa"/>
-              <w:right w:w="120" w:type="dxa"/>
-            </w:tcMar>
-          </w:tcPr>
-          <w:p>
-            <w:pPr>
-              <w:jc w:val="both"/>
-            </w:pPr>
             <w:r>
               <w:rPr>
                 <w:noProof/>
               </w:rPr>
               <w:drawing>
-                <wp:inline distT="0" distB="0" distL="0" distR="0" wp14:anchorId="64AC019B" wp14:editId="4ECBF471">
-                  <wp:extent cx="6400800" cy="2850515"/>
-                  <wp:effectExtent l="0" t="0" r="0" b="6985"/>
-                  <wp:docPr id="1965465994" name="Picture 4"/>
+                <wp:inline distT="0" distB="0" distL="0" distR="0" wp14:anchorId="62A1A121" wp14:editId="78984F01">
+                  <wp:extent cx="5486400" cy="2574471"/>
+                  <wp:effectExtent l="0" t="0" r="0" b="0"/>
+                  <wp:docPr id="1381778564" name="Picture 18"/>
                   <wp:cNvGraphicFramePr>
                     <a:graphicFrameLocks xmlns:a="http://schemas.openxmlformats.org/drawingml/2006/main" noChangeAspect="1"/>
                   </wp:cNvGraphicFramePr>
@@ -18463,13 +18319,13 @@
                     <a:graphicData uri="http://schemas.openxmlformats.org/drawingml/2006/picture">
                       <pic:pic xmlns:pic="http://schemas.openxmlformats.org/drawingml/2006/picture">
                         <pic:nvPicPr>
-                          <pic:cNvPr id="0" name="Picture 7"/>
+                          <pic:cNvPr id="0" name="Picture 38"/>
                           <pic:cNvPicPr>
                             <a:picLocks noChangeAspect="1" noChangeArrowheads="1"/>
                           </pic:cNvPicPr>
                         </pic:nvPicPr>
                         <pic:blipFill>
-                          <a:blip r:embed="rId16">
+                          <a:blip r:embed="rId16" cstate="print">
                             <a:extLst>
                               <a:ext uri="{28A0092B-C50C-407E-A947-70E740481C1C}">
                                 <a14:useLocalDpi xmlns:a14="http://schemas.microsoft.com/office/drawing/2010/main" val="0"/>
@@ -18484,7 +18340,7 @@
                         <pic:spPr bwMode="auto">
                           <a:xfrm>
                             <a:off x="0" y="0"/>
-                            <a:ext cx="6400800" cy="2850515"/>
+                            <a:ext cx="5486400" cy="2574471"/>
                           </a:xfrm>
                           <a:prstGeom prst="rect">
                             <a:avLst/>
@@ -18513,7 +18369,7 @@
               <w:bottom w:val="single" w:sz="1" w:space="0" w:color="AAAAAA"/>
               <w:right w:val="single" w:sz="1" w:space="0" w:color="AAAAAA"/>
             </w:tcBorders>
-            <w:shd w:val="clear" w:color="auto" w:fill="FFFFFF"/>
+            <w:shd w:val="clear" w:color="auto" w:fill="EBF3FA"/>
             <w:tcMar>
               <w:top w:w="80" w:type="dxa"/>
               <w:left w:w="120" w:type="dxa"/>
@@ -18557,7 +18413,7 @@
                 <w:sz w:val="20"/>
                 <w:szCs w:val="20"/>
               </w:rPr>
-              <w:t xml:space="preserve"> – Staging Render Service (all 5 pages accessible)</w:t>
+              <w:t xml:space="preserve"> – Development Render Service (all 5 pages accessible)</w:t>
             </w:r>
           </w:p>
         </w:tc>
@@ -18570,7 +18426,7 @@
               <w:bottom w:val="single" w:sz="1" w:space="0" w:color="AAAAAA"/>
               <w:right w:val="single" w:sz="1" w:space="0" w:color="AAAAAA"/>
             </w:tcBorders>
-            <w:shd w:val="clear" w:color="auto" w:fill="FFFFFF"/>
+            <w:shd w:val="clear" w:color="auto" w:fill="EBF3FA"/>
             <w:tcMar>
               <w:top w:w="80" w:type="dxa"/>
               <w:left w:w="120" w:type="dxa"/>
@@ -18587,10 +18443,10 @@
                 <w:noProof/>
               </w:rPr>
               <w:drawing>
-                <wp:inline distT="0" distB="0" distL="0" distR="0" wp14:anchorId="05CA7FA4" wp14:editId="25204872">
-                  <wp:extent cx="6400800" cy="2837815"/>
-                  <wp:effectExtent l="0" t="0" r="0" b="635"/>
-                  <wp:docPr id="1040050821" name="Picture 5"/>
+                <wp:inline distT="0" distB="0" distL="0" distR="0" wp14:anchorId="37FE7411" wp14:editId="0383F69B">
+                  <wp:extent cx="5486400" cy="2911384"/>
+                  <wp:effectExtent l="0" t="0" r="0" b="3810"/>
+                  <wp:docPr id="648996208" name="Picture 6"/>
                   <wp:cNvGraphicFramePr>
                     <a:graphicFrameLocks xmlns:a="http://schemas.openxmlformats.org/drawingml/2006/main" noChangeAspect="1"/>
                   </wp:cNvGraphicFramePr>
@@ -18598,13 +18454,13 @@
                     <a:graphicData uri="http://schemas.openxmlformats.org/drawingml/2006/picture">
                       <pic:pic xmlns:pic="http://schemas.openxmlformats.org/drawingml/2006/picture">
                         <pic:nvPicPr>
-                          <pic:cNvPr id="0" name="Picture 9"/>
+                          <pic:cNvPr id="0" name="Picture 6"/>
                           <pic:cNvPicPr>
                             <a:picLocks noChangeAspect="1" noChangeArrowheads="1"/>
                           </pic:cNvPicPr>
                         </pic:nvPicPr>
                         <pic:blipFill>
-                          <a:blip r:embed="rId17">
+                          <a:blip r:embed="rId17" cstate="print">
                             <a:extLst>
                               <a:ext uri="{28A0092B-C50C-407E-A947-70E740481C1C}">
                                 <a14:useLocalDpi xmlns:a14="http://schemas.microsoft.com/office/drawing/2010/main" val="0"/>
@@ -18619,7 +18475,7 @@
                         <pic:spPr bwMode="auto">
                           <a:xfrm>
                             <a:off x="0" y="0"/>
-                            <a:ext cx="6400800" cy="2837815"/>
+                            <a:ext cx="5486400" cy="2911384"/>
                           </a:xfrm>
                           <a:prstGeom prst="rect">
                             <a:avLst/>
@@ -18635,97 +18491,15 @@
                 </wp:inline>
               </w:drawing>
             </w:r>
-          </w:p>
-        </w:tc>
-      </w:tr>
-      <w:tr>
-        <w:tc>
-          <w:tcPr>
-            <w:tcW w:w="3200" w:type="dxa"/>
-            <w:tcBorders>
-              <w:top w:val="single" w:sz="1" w:space="0" w:color="AAAAAA"/>
-              <w:left w:val="single" w:sz="1" w:space="0" w:color="AAAAAA"/>
-              <w:bottom w:val="single" w:sz="1" w:space="0" w:color="AAAAAA"/>
-              <w:right w:val="single" w:sz="1" w:space="0" w:color="AAAAAA"/>
-            </w:tcBorders>
-            <w:shd w:val="clear" w:color="auto" w:fill="EBF3FA"/>
-            <w:tcMar>
-              <w:top w:w="80" w:type="dxa"/>
-              <w:left w:w="120" w:type="dxa"/>
-              <w:bottom w:w="80" w:type="dxa"/>
-              <w:right w:w="120" w:type="dxa"/>
-            </w:tcMar>
-            <w:vAlign w:val="center"/>
-          </w:tcPr>
-          <w:p>
-            <w:pPr>
-              <w:jc w:val="both"/>
-            </w:pPr>
-            <w:r>
-              <w:rPr>
-                <w:b/>
-                <w:bCs/>
-                <w:color w:val="000000"/>
-                <w:sz w:val="20"/>
-                <w:szCs w:val="20"/>
-              </w:rPr>
-              <w:lastRenderedPageBreak/>
-              <w:t xml:space="preserve">Live </w:t>
-            </w:r>
-            <w:proofErr w:type="spellStart"/>
-            <w:r>
-              <w:rPr>
-                <w:b/>
-                <w:bCs/>
-                <w:color w:val="000000"/>
-                <w:sz w:val="20"/>
-                <w:szCs w:val="20"/>
-              </w:rPr>
-              <w:t>PakVista</w:t>
-            </w:r>
-            <w:proofErr w:type="spellEnd"/>
-            <w:r>
-              <w:rPr>
-                <w:b/>
-                <w:bCs/>
-                <w:color w:val="000000"/>
-                <w:sz w:val="20"/>
-                <w:szCs w:val="20"/>
-              </w:rPr>
-              <w:t xml:space="preserve"> – Production Render Service (all 5 pages accessible)</w:t>
-            </w:r>
-          </w:p>
-        </w:tc>
-        <w:tc>
-          <w:tcPr>
-            <w:tcW w:w="6160" w:type="dxa"/>
-            <w:tcBorders>
-              <w:top w:val="single" w:sz="1" w:space="0" w:color="AAAAAA"/>
-              <w:left w:val="single" w:sz="1" w:space="0" w:color="AAAAAA"/>
-              <w:bottom w:val="single" w:sz="1" w:space="0" w:color="AAAAAA"/>
-              <w:right w:val="single" w:sz="1" w:space="0" w:color="AAAAAA"/>
-            </w:tcBorders>
-            <w:shd w:val="clear" w:color="auto" w:fill="EBF3FA"/>
-            <w:tcMar>
-              <w:top w:w="80" w:type="dxa"/>
-              <w:left w:w="120" w:type="dxa"/>
-              <w:bottom w:w="80" w:type="dxa"/>
-              <w:right w:w="120" w:type="dxa"/>
-            </w:tcMar>
-          </w:tcPr>
-          <w:p>
-            <w:pPr>
-              <w:jc w:val="both"/>
-            </w:pPr>
             <w:r>
               <w:rPr>
                 <w:noProof/>
               </w:rPr>
               <w:drawing>
-                <wp:inline distT="0" distB="0" distL="0" distR="0" wp14:anchorId="3013ED76" wp14:editId="5EAB8A6A">
-                  <wp:extent cx="6400800" cy="2821305"/>
-                  <wp:effectExtent l="0" t="0" r="0" b="0"/>
-                  <wp:docPr id="1911319710" name="Picture 22"/>
+                <wp:inline distT="0" distB="0" distL="0" distR="0" wp14:anchorId="37B77C87" wp14:editId="2F1CEB84">
+                  <wp:extent cx="5486400" cy="2911384"/>
+                  <wp:effectExtent l="0" t="0" r="0" b="3810"/>
+                  <wp:docPr id="1180653488" name="Picture 5"/>
                   <wp:cNvGraphicFramePr>
                     <a:graphicFrameLocks xmlns:a="http://schemas.openxmlformats.org/drawingml/2006/main" noChangeAspect="1"/>
                   </wp:cNvGraphicFramePr>
@@ -18733,13 +18507,13 @@
                     <a:graphicData uri="http://schemas.openxmlformats.org/drawingml/2006/picture">
                       <pic:pic xmlns:pic="http://schemas.openxmlformats.org/drawingml/2006/picture">
                         <pic:nvPicPr>
-                          <pic:cNvPr id="0" name="Picture 45"/>
+                          <pic:cNvPr id="0" name="Picture 5"/>
                           <pic:cNvPicPr>
                             <a:picLocks noChangeAspect="1" noChangeArrowheads="1"/>
                           </pic:cNvPicPr>
                         </pic:nvPicPr>
                         <pic:blipFill>
-                          <a:blip r:embed="rId18">
+                          <a:blip r:embed="rId18" cstate="print">
                             <a:extLst>
                               <a:ext uri="{28A0092B-C50C-407E-A947-70E740481C1C}">
                                 <a14:useLocalDpi xmlns:a14="http://schemas.microsoft.com/office/drawing/2010/main" val="0"/>
@@ -18754,7 +18528,7 @@
                         <pic:spPr bwMode="auto">
                           <a:xfrm>
                             <a:off x="0" y="0"/>
-                            <a:ext cx="6400800" cy="2821305"/>
+                            <a:ext cx="5486400" cy="2911384"/>
                           </a:xfrm>
                           <a:prstGeom prst="rect">
                             <a:avLst/>
@@ -18774,11 +18548,12 @@
               <w:rPr>
                 <w:noProof/>
               </w:rPr>
+              <w:lastRenderedPageBreak/>
               <w:drawing>
-                <wp:inline distT="0" distB="0" distL="0" distR="0" wp14:anchorId="07899C51" wp14:editId="4CDC1E2A">
-                  <wp:extent cx="6400800" cy="2821305"/>
-                  <wp:effectExtent l="0" t="0" r="0" b="0"/>
-                  <wp:docPr id="1706890109" name="Picture 21"/>
+                <wp:inline distT="0" distB="0" distL="0" distR="0" wp14:anchorId="15312468" wp14:editId="7D43DA5C">
+                  <wp:extent cx="5486400" cy="2908119"/>
+                  <wp:effectExtent l="0" t="0" r="0" b="6985"/>
+                  <wp:docPr id="129188097" name="Picture 4"/>
                   <wp:cNvGraphicFramePr>
                     <a:graphicFrameLocks xmlns:a="http://schemas.openxmlformats.org/drawingml/2006/main" noChangeAspect="1"/>
                   </wp:cNvGraphicFramePr>
@@ -18786,13 +18561,13 @@
                     <a:graphicData uri="http://schemas.openxmlformats.org/drawingml/2006/picture">
                       <pic:pic xmlns:pic="http://schemas.openxmlformats.org/drawingml/2006/picture">
                         <pic:nvPicPr>
-                          <pic:cNvPr id="0" name="Picture 44"/>
+                          <pic:cNvPr id="0" name="Picture 4"/>
                           <pic:cNvPicPr>
                             <a:picLocks noChangeAspect="1" noChangeArrowheads="1"/>
                           </pic:cNvPicPr>
                         </pic:nvPicPr>
                         <pic:blipFill>
-                          <a:blip r:embed="rId19">
+                          <a:blip r:embed="rId19" cstate="print">
                             <a:extLst>
                               <a:ext uri="{28A0092B-C50C-407E-A947-70E740481C1C}">
                                 <a14:useLocalDpi xmlns:a14="http://schemas.microsoft.com/office/drawing/2010/main" val="0"/>
@@ -18807,7 +18582,7 @@
                         <pic:spPr bwMode="auto">
                           <a:xfrm>
                             <a:off x="0" y="0"/>
-                            <a:ext cx="6400800" cy="2821305"/>
+                            <a:ext cx="5486400" cy="2908119"/>
                           </a:xfrm>
                           <a:prstGeom prst="rect">
                             <a:avLst/>
@@ -18823,6 +18598,166 @@
                 </wp:inline>
               </w:drawing>
             </w:r>
+            <w:r>
+              <w:rPr>
+                <w:noProof/>
+              </w:rPr>
+              <w:drawing>
+                <wp:inline distT="0" distB="0" distL="0" distR="0" wp14:anchorId="194E69B3" wp14:editId="527F6B4A">
+                  <wp:extent cx="5486400" cy="2917371"/>
+                  <wp:effectExtent l="0" t="0" r="0" b="0"/>
+                  <wp:docPr id="148540636" name="Picture 3"/>
+                  <wp:cNvGraphicFramePr>
+                    <a:graphicFrameLocks xmlns:a="http://schemas.openxmlformats.org/drawingml/2006/main" noChangeAspect="1"/>
+                  </wp:cNvGraphicFramePr>
+                  <a:graphic xmlns:a="http://schemas.openxmlformats.org/drawingml/2006/main">
+                    <a:graphicData uri="http://schemas.openxmlformats.org/drawingml/2006/picture">
+                      <pic:pic xmlns:pic="http://schemas.openxmlformats.org/drawingml/2006/picture">
+                        <pic:nvPicPr>
+                          <pic:cNvPr id="0" name="Picture 3"/>
+                          <pic:cNvPicPr>
+                            <a:picLocks noChangeAspect="1" noChangeArrowheads="1"/>
+                          </pic:cNvPicPr>
+                        </pic:nvPicPr>
+                        <pic:blipFill>
+                          <a:blip r:embed="rId20" cstate="print">
+                            <a:extLst>
+                              <a:ext uri="{28A0092B-C50C-407E-A947-70E740481C1C}">
+                                <a14:useLocalDpi xmlns:a14="http://schemas.microsoft.com/office/drawing/2010/main" val="0"/>
+                              </a:ext>
+                            </a:extLst>
+                          </a:blip>
+                          <a:srcRect/>
+                          <a:stretch>
+                            <a:fillRect/>
+                          </a:stretch>
+                        </pic:blipFill>
+                        <pic:spPr bwMode="auto">
+                          <a:xfrm>
+                            <a:off x="0" y="0"/>
+                            <a:ext cx="5486400" cy="2917371"/>
+                          </a:xfrm>
+                          <a:prstGeom prst="rect">
+                            <a:avLst/>
+                          </a:prstGeom>
+                          <a:noFill/>
+                          <a:ln>
+                            <a:noFill/>
+                          </a:ln>
+                        </pic:spPr>
+                      </pic:pic>
+                    </a:graphicData>
+                  </a:graphic>
+                </wp:inline>
+              </w:drawing>
+            </w:r>
+            <w:r>
+              <w:rPr>
+                <w:noProof/>
+              </w:rPr>
+              <w:lastRenderedPageBreak/>
+              <w:drawing>
+                <wp:inline distT="0" distB="0" distL="0" distR="0" wp14:anchorId="7039A92D" wp14:editId="6E3DC36F">
+                  <wp:extent cx="5486400" cy="2442210"/>
+                  <wp:effectExtent l="0" t="0" r="0" b="0"/>
+                  <wp:docPr id="1296422014" name="Picture 2"/>
+                  <wp:cNvGraphicFramePr>
+                    <a:graphicFrameLocks xmlns:a="http://schemas.openxmlformats.org/drawingml/2006/main" noChangeAspect="1"/>
+                  </wp:cNvGraphicFramePr>
+                  <a:graphic xmlns:a="http://schemas.openxmlformats.org/drawingml/2006/main">
+                    <a:graphicData uri="http://schemas.openxmlformats.org/drawingml/2006/picture">
+                      <pic:pic xmlns:pic="http://schemas.openxmlformats.org/drawingml/2006/picture">
+                        <pic:nvPicPr>
+                          <pic:cNvPr id="0" name="Picture 2"/>
+                          <pic:cNvPicPr>
+                            <a:picLocks noChangeAspect="1" noChangeArrowheads="1"/>
+                          </pic:cNvPicPr>
+                        </pic:nvPicPr>
+                        <pic:blipFill>
+                          <a:blip r:embed="rId21" cstate="print">
+                            <a:extLst>
+                              <a:ext uri="{28A0092B-C50C-407E-A947-70E740481C1C}">
+                                <a14:useLocalDpi xmlns:a14="http://schemas.microsoft.com/office/drawing/2010/main" val="0"/>
+                              </a:ext>
+                            </a:extLst>
+                          </a:blip>
+                          <a:srcRect/>
+                          <a:stretch>
+                            <a:fillRect/>
+                          </a:stretch>
+                        </pic:blipFill>
+                        <pic:spPr bwMode="auto">
+                          <a:xfrm>
+                            <a:off x="0" y="0"/>
+                            <a:ext cx="5486400" cy="2442210"/>
+                          </a:xfrm>
+                          <a:prstGeom prst="rect">
+                            <a:avLst/>
+                          </a:prstGeom>
+                          <a:noFill/>
+                          <a:ln>
+                            <a:noFill/>
+                          </a:ln>
+                        </pic:spPr>
+                      </pic:pic>
+                    </a:graphicData>
+                  </a:graphic>
+                </wp:inline>
+              </w:drawing>
+            </w:r>
+            <w:r>
+              <w:rPr>
+                <w:noProof/>
+              </w:rPr>
+              <w:drawing>
+                <wp:inline distT="0" distB="0" distL="0" distR="0" wp14:anchorId="6F1C298B" wp14:editId="7A71790C">
+                  <wp:extent cx="5486400" cy="2908119"/>
+                  <wp:effectExtent l="0" t="0" r="0" b="6985"/>
+                  <wp:docPr id="180789451" name="Picture 1"/>
+                  <wp:cNvGraphicFramePr>
+                    <a:graphicFrameLocks xmlns:a="http://schemas.openxmlformats.org/drawingml/2006/main" noChangeAspect="1"/>
+                  </wp:cNvGraphicFramePr>
+                  <a:graphic xmlns:a="http://schemas.openxmlformats.org/drawingml/2006/main">
+                    <a:graphicData uri="http://schemas.openxmlformats.org/drawingml/2006/picture">
+                      <pic:pic xmlns:pic="http://schemas.openxmlformats.org/drawingml/2006/picture">
+                        <pic:nvPicPr>
+                          <pic:cNvPr id="0" name="Picture 1"/>
+                          <pic:cNvPicPr>
+                            <a:picLocks noChangeAspect="1" noChangeArrowheads="1"/>
+                          </pic:cNvPicPr>
+                        </pic:nvPicPr>
+                        <pic:blipFill>
+                          <a:blip r:embed="rId22" cstate="print">
+                            <a:extLst>
+                              <a:ext uri="{28A0092B-C50C-407E-A947-70E740481C1C}">
+                                <a14:useLocalDpi xmlns:a14="http://schemas.microsoft.com/office/drawing/2010/main" val="0"/>
+                              </a:ext>
+                            </a:extLst>
+                          </a:blip>
+                          <a:srcRect/>
+                          <a:stretch>
+                            <a:fillRect/>
+                          </a:stretch>
+                        </pic:blipFill>
+                        <pic:spPr bwMode="auto">
+                          <a:xfrm>
+                            <a:off x="0" y="0"/>
+                            <a:ext cx="5486400" cy="2908119"/>
+                          </a:xfrm>
+                          <a:prstGeom prst="rect">
+                            <a:avLst/>
+                          </a:prstGeom>
+                          <a:noFill/>
+                          <a:ln>
+                            <a:noFill/>
+                          </a:ln>
+                        </pic:spPr>
+                      </pic:pic>
+                    </a:graphicData>
+                  </a:graphic>
+                </wp:inline>
+              </w:drawing>
+            </w:r>
           </w:p>
         </w:tc>
       </w:tr>
@@ -18858,6 +18793,432 @@
                 <w:szCs w:val="20"/>
               </w:rPr>
               <w:lastRenderedPageBreak/>
+              <w:t xml:space="preserve">Live </w:t>
+            </w:r>
+            <w:proofErr w:type="spellStart"/>
+            <w:r>
+              <w:rPr>
+                <w:b/>
+                <w:bCs/>
+                <w:color w:val="000000"/>
+                <w:sz w:val="20"/>
+                <w:szCs w:val="20"/>
+              </w:rPr>
+              <w:t>PakVista</w:t>
+            </w:r>
+            <w:proofErr w:type="spellEnd"/>
+            <w:r>
+              <w:rPr>
+                <w:b/>
+                <w:bCs/>
+                <w:color w:val="000000"/>
+                <w:sz w:val="20"/>
+                <w:szCs w:val="20"/>
+              </w:rPr>
+              <w:t xml:space="preserve"> – Staging Render Service (all 5 pages accessible)</w:t>
+            </w:r>
+          </w:p>
+        </w:tc>
+        <w:tc>
+          <w:tcPr>
+            <w:tcW w:w="6160" w:type="dxa"/>
+            <w:tcBorders>
+              <w:top w:val="single" w:sz="1" w:space="0" w:color="AAAAAA"/>
+              <w:left w:val="single" w:sz="1" w:space="0" w:color="AAAAAA"/>
+              <w:bottom w:val="single" w:sz="1" w:space="0" w:color="AAAAAA"/>
+              <w:right w:val="single" w:sz="1" w:space="0" w:color="AAAAAA"/>
+            </w:tcBorders>
+            <w:shd w:val="clear" w:color="auto" w:fill="FFFFFF"/>
+            <w:tcMar>
+              <w:top w:w="80" w:type="dxa"/>
+              <w:left w:w="120" w:type="dxa"/>
+              <w:bottom w:w="80" w:type="dxa"/>
+              <w:right w:w="120" w:type="dxa"/>
+            </w:tcMar>
+          </w:tcPr>
+          <w:p>
+            <w:pPr>
+              <w:jc w:val="both"/>
+            </w:pPr>
+            <w:r>
+              <w:rPr>
+                <w:noProof/>
+              </w:rPr>
+              <w:drawing>
+                <wp:inline distT="0" distB="0" distL="0" distR="0" wp14:anchorId="4C720807" wp14:editId="012819C6">
+                  <wp:extent cx="5486400" cy="2430236"/>
+                  <wp:effectExtent l="0" t="0" r="0" b="8255"/>
+                  <wp:docPr id="1850916667" name="Picture 8"/>
+                  <wp:cNvGraphicFramePr>
+                    <a:graphicFrameLocks xmlns:a="http://schemas.openxmlformats.org/drawingml/2006/main" noChangeAspect="1"/>
+                  </wp:cNvGraphicFramePr>
+                  <a:graphic xmlns:a="http://schemas.openxmlformats.org/drawingml/2006/main">
+                    <a:graphicData uri="http://schemas.openxmlformats.org/drawingml/2006/picture">
+                      <pic:pic xmlns:pic="http://schemas.openxmlformats.org/drawingml/2006/picture">
+                        <pic:nvPicPr>
+                          <pic:cNvPr id="0" name="Picture 14"/>
+                          <pic:cNvPicPr>
+                            <a:picLocks noChangeAspect="1" noChangeArrowheads="1"/>
+                          </pic:cNvPicPr>
+                        </pic:nvPicPr>
+                        <pic:blipFill>
+                          <a:blip r:embed="rId23" cstate="print">
+                            <a:extLst>
+                              <a:ext uri="{28A0092B-C50C-407E-A947-70E740481C1C}">
+                                <a14:useLocalDpi xmlns:a14="http://schemas.microsoft.com/office/drawing/2010/main" val="0"/>
+                              </a:ext>
+                            </a:extLst>
+                          </a:blip>
+                          <a:srcRect/>
+                          <a:stretch>
+                            <a:fillRect/>
+                          </a:stretch>
+                        </pic:blipFill>
+                        <pic:spPr bwMode="auto">
+                          <a:xfrm>
+                            <a:off x="0" y="0"/>
+                            <a:ext cx="5486400" cy="2430236"/>
+                          </a:xfrm>
+                          <a:prstGeom prst="rect">
+                            <a:avLst/>
+                          </a:prstGeom>
+                          <a:noFill/>
+                          <a:ln>
+                            <a:noFill/>
+                          </a:ln>
+                        </pic:spPr>
+                      </pic:pic>
+                    </a:graphicData>
+                  </a:graphic>
+                </wp:inline>
+              </w:drawing>
+            </w:r>
+            <w:r>
+              <w:rPr>
+                <w:noProof/>
+              </w:rPr>
+              <w:drawing>
+                <wp:inline distT="0" distB="0" distL="0" distR="0" wp14:anchorId="4DAACA2F" wp14:editId="724CA378">
+                  <wp:extent cx="5486400" cy="2911384"/>
+                  <wp:effectExtent l="0" t="0" r="0" b="3810"/>
+                  <wp:docPr id="539144957" name="Picture 7"/>
+                  <wp:cNvGraphicFramePr>
+                    <a:graphicFrameLocks xmlns:a="http://schemas.openxmlformats.org/drawingml/2006/main" noChangeAspect="1"/>
+                  </wp:cNvGraphicFramePr>
+                  <a:graphic xmlns:a="http://schemas.openxmlformats.org/drawingml/2006/main">
+                    <a:graphicData uri="http://schemas.openxmlformats.org/drawingml/2006/picture">
+                      <pic:pic xmlns:pic="http://schemas.openxmlformats.org/drawingml/2006/picture">
+                        <pic:nvPicPr>
+                          <pic:cNvPr id="0" name="Picture 13"/>
+                          <pic:cNvPicPr>
+                            <a:picLocks noChangeAspect="1" noChangeArrowheads="1"/>
+                          </pic:cNvPicPr>
+                        </pic:nvPicPr>
+                        <pic:blipFill>
+                          <a:blip r:embed="rId24" cstate="print">
+                            <a:extLst>
+                              <a:ext uri="{28A0092B-C50C-407E-A947-70E740481C1C}">
+                                <a14:useLocalDpi xmlns:a14="http://schemas.microsoft.com/office/drawing/2010/main" val="0"/>
+                              </a:ext>
+                            </a:extLst>
+                          </a:blip>
+                          <a:srcRect/>
+                          <a:stretch>
+                            <a:fillRect/>
+                          </a:stretch>
+                        </pic:blipFill>
+                        <pic:spPr bwMode="auto">
+                          <a:xfrm>
+                            <a:off x="0" y="0"/>
+                            <a:ext cx="5486400" cy="2911384"/>
+                          </a:xfrm>
+                          <a:prstGeom prst="rect">
+                            <a:avLst/>
+                          </a:prstGeom>
+                          <a:noFill/>
+                          <a:ln>
+                            <a:noFill/>
+                          </a:ln>
+                        </pic:spPr>
+                      </pic:pic>
+                    </a:graphicData>
+                  </a:graphic>
+                </wp:inline>
+              </w:drawing>
+            </w:r>
+          </w:p>
+        </w:tc>
+      </w:tr>
+      <w:tr>
+        <w:tc>
+          <w:tcPr>
+            <w:tcW w:w="3200" w:type="dxa"/>
+            <w:tcBorders>
+              <w:top w:val="single" w:sz="1" w:space="0" w:color="AAAAAA"/>
+              <w:left w:val="single" w:sz="1" w:space="0" w:color="AAAAAA"/>
+              <w:bottom w:val="single" w:sz="1" w:space="0" w:color="AAAAAA"/>
+              <w:right w:val="single" w:sz="1" w:space="0" w:color="AAAAAA"/>
+            </w:tcBorders>
+            <w:shd w:val="clear" w:color="auto" w:fill="EBF3FA"/>
+            <w:tcMar>
+              <w:top w:w="80" w:type="dxa"/>
+              <w:left w:w="120" w:type="dxa"/>
+              <w:bottom w:w="80" w:type="dxa"/>
+              <w:right w:w="120" w:type="dxa"/>
+            </w:tcMar>
+            <w:vAlign w:val="center"/>
+          </w:tcPr>
+          <w:p>
+            <w:pPr>
+              <w:jc w:val="both"/>
+            </w:pPr>
+            <w:r>
+              <w:rPr>
+                <w:b/>
+                <w:bCs/>
+                <w:color w:val="000000"/>
+                <w:sz w:val="20"/>
+                <w:szCs w:val="20"/>
+              </w:rPr>
+              <w:lastRenderedPageBreak/>
+              <w:t xml:space="preserve">Live </w:t>
+            </w:r>
+            <w:proofErr w:type="spellStart"/>
+            <w:r>
+              <w:rPr>
+                <w:b/>
+                <w:bCs/>
+                <w:color w:val="000000"/>
+                <w:sz w:val="20"/>
+                <w:szCs w:val="20"/>
+              </w:rPr>
+              <w:t>PakVista</w:t>
+            </w:r>
+            <w:proofErr w:type="spellEnd"/>
+            <w:r>
+              <w:rPr>
+                <w:b/>
+                <w:bCs/>
+                <w:color w:val="000000"/>
+                <w:sz w:val="20"/>
+                <w:szCs w:val="20"/>
+              </w:rPr>
+              <w:t xml:space="preserve"> – Production Render Service (all 5 pages accessible)</w:t>
+            </w:r>
+          </w:p>
+        </w:tc>
+        <w:tc>
+          <w:tcPr>
+            <w:tcW w:w="6160" w:type="dxa"/>
+            <w:tcBorders>
+              <w:top w:val="single" w:sz="1" w:space="0" w:color="AAAAAA"/>
+              <w:left w:val="single" w:sz="1" w:space="0" w:color="AAAAAA"/>
+              <w:bottom w:val="single" w:sz="1" w:space="0" w:color="AAAAAA"/>
+              <w:right w:val="single" w:sz="1" w:space="0" w:color="AAAAAA"/>
+            </w:tcBorders>
+            <w:shd w:val="clear" w:color="auto" w:fill="EBF3FA"/>
+            <w:tcMar>
+              <w:top w:w="80" w:type="dxa"/>
+              <w:left w:w="120" w:type="dxa"/>
+              <w:bottom w:w="80" w:type="dxa"/>
+              <w:right w:w="120" w:type="dxa"/>
+            </w:tcMar>
+          </w:tcPr>
+          <w:p>
+            <w:r>
+              <w:rPr>
+                <w:noProof/>
+              </w:rPr>
+              <w:drawing>
+                <wp:inline distT="0" distB="0" distL="0" distR="0" wp14:anchorId="4C13BB83" wp14:editId="66A20FFF">
+                  <wp:extent cx="5486400" cy="2418261"/>
+                  <wp:effectExtent l="0" t="0" r="0" b="1270"/>
+                  <wp:docPr id="367009621" name="Picture 11"/>
+                  <wp:cNvGraphicFramePr>
+                    <a:graphicFrameLocks xmlns:a="http://schemas.openxmlformats.org/drawingml/2006/main" noChangeAspect="1"/>
+                  </wp:cNvGraphicFramePr>
+                  <a:graphic xmlns:a="http://schemas.openxmlformats.org/drawingml/2006/main">
+                    <a:graphicData uri="http://schemas.openxmlformats.org/drawingml/2006/picture">
+                      <pic:pic xmlns:pic="http://schemas.openxmlformats.org/drawingml/2006/picture">
+                        <pic:nvPicPr>
+                          <pic:cNvPr id="0" name="Picture 19"/>
+                          <pic:cNvPicPr>
+                            <a:picLocks noChangeAspect="1" noChangeArrowheads="1"/>
+                          </pic:cNvPicPr>
+                        </pic:nvPicPr>
+                        <pic:blipFill>
+                          <a:blip r:embed="rId25" cstate="print">
+                            <a:extLst>
+                              <a:ext uri="{28A0092B-C50C-407E-A947-70E740481C1C}">
+                                <a14:useLocalDpi xmlns:a14="http://schemas.microsoft.com/office/drawing/2010/main" val="0"/>
+                              </a:ext>
+                            </a:extLst>
+                          </a:blip>
+                          <a:srcRect/>
+                          <a:stretch>
+                            <a:fillRect/>
+                          </a:stretch>
+                        </pic:blipFill>
+                        <pic:spPr bwMode="auto">
+                          <a:xfrm>
+                            <a:off x="0" y="0"/>
+                            <a:ext cx="5486400" cy="2418261"/>
+                          </a:xfrm>
+                          <a:prstGeom prst="rect">
+                            <a:avLst/>
+                          </a:prstGeom>
+                          <a:noFill/>
+                          <a:ln>
+                            <a:noFill/>
+                          </a:ln>
+                        </pic:spPr>
+                      </pic:pic>
+                    </a:graphicData>
+                  </a:graphic>
+                </wp:inline>
+              </w:drawing>
+            </w:r>
+            <w:r>
+              <w:rPr>
+                <w:noProof/>
+              </w:rPr>
+              <w:drawing>
+                <wp:inline distT="0" distB="0" distL="0" distR="0" wp14:anchorId="2C0D645C" wp14:editId="2B39E20E">
+                  <wp:extent cx="5486400" cy="2418261"/>
+                  <wp:effectExtent l="0" t="0" r="0" b="1270"/>
+                  <wp:docPr id="553847783" name="Picture 10"/>
+                  <wp:cNvGraphicFramePr>
+                    <a:graphicFrameLocks xmlns:a="http://schemas.openxmlformats.org/drawingml/2006/main" noChangeAspect="1"/>
+                  </wp:cNvGraphicFramePr>
+                  <a:graphic xmlns:a="http://schemas.openxmlformats.org/drawingml/2006/main">
+                    <a:graphicData uri="http://schemas.openxmlformats.org/drawingml/2006/picture">
+                      <pic:pic xmlns:pic="http://schemas.openxmlformats.org/drawingml/2006/picture">
+                        <pic:nvPicPr>
+                          <pic:cNvPr id="0" name="Picture 18"/>
+                          <pic:cNvPicPr>
+                            <a:picLocks noChangeAspect="1" noChangeArrowheads="1"/>
+                          </pic:cNvPicPr>
+                        </pic:nvPicPr>
+                        <pic:blipFill>
+                          <a:blip r:embed="rId26" cstate="print">
+                            <a:extLst>
+                              <a:ext uri="{28A0092B-C50C-407E-A947-70E740481C1C}">
+                                <a14:useLocalDpi xmlns:a14="http://schemas.microsoft.com/office/drawing/2010/main" val="0"/>
+                              </a:ext>
+                            </a:extLst>
+                          </a:blip>
+                          <a:srcRect/>
+                          <a:stretch>
+                            <a:fillRect/>
+                          </a:stretch>
+                        </pic:blipFill>
+                        <pic:spPr bwMode="auto">
+                          <a:xfrm>
+                            <a:off x="0" y="0"/>
+                            <a:ext cx="5486400" cy="2418261"/>
+                          </a:xfrm>
+                          <a:prstGeom prst="rect">
+                            <a:avLst/>
+                          </a:prstGeom>
+                          <a:noFill/>
+                          <a:ln>
+                            <a:noFill/>
+                          </a:ln>
+                        </pic:spPr>
+                      </pic:pic>
+                    </a:graphicData>
+                  </a:graphic>
+                </wp:inline>
+              </w:drawing>
+            </w:r>
+            <w:r>
+              <w:rPr>
+                <w:noProof/>
+              </w:rPr>
+              <w:drawing>
+                <wp:inline distT="0" distB="0" distL="0" distR="0" wp14:anchorId="18CFFA1C" wp14:editId="031A83AB">
+                  <wp:extent cx="5486400" cy="2891790"/>
+                  <wp:effectExtent l="0" t="0" r="0" b="3810"/>
+                  <wp:docPr id="1379183908" name="Picture 9"/>
+                  <wp:cNvGraphicFramePr>
+                    <a:graphicFrameLocks xmlns:a="http://schemas.openxmlformats.org/drawingml/2006/main" noChangeAspect="1"/>
+                  </wp:cNvGraphicFramePr>
+                  <a:graphic xmlns:a="http://schemas.openxmlformats.org/drawingml/2006/main">
+                    <a:graphicData uri="http://schemas.openxmlformats.org/drawingml/2006/picture">
+                      <pic:pic xmlns:pic="http://schemas.openxmlformats.org/drawingml/2006/picture">
+                        <pic:nvPicPr>
+                          <pic:cNvPr id="0" name="Picture 17"/>
+                          <pic:cNvPicPr>
+                            <a:picLocks noChangeAspect="1" noChangeArrowheads="1"/>
+                          </pic:cNvPicPr>
+                        </pic:nvPicPr>
+                        <pic:blipFill>
+                          <a:blip r:embed="rId27" cstate="print">
+                            <a:extLst>
+                              <a:ext uri="{28A0092B-C50C-407E-A947-70E740481C1C}">
+                                <a14:useLocalDpi xmlns:a14="http://schemas.microsoft.com/office/drawing/2010/main" val="0"/>
+                              </a:ext>
+                            </a:extLst>
+                          </a:blip>
+                          <a:srcRect/>
+                          <a:stretch>
+                            <a:fillRect/>
+                          </a:stretch>
+                        </pic:blipFill>
+                        <pic:spPr bwMode="auto">
+                          <a:xfrm>
+                            <a:off x="0" y="0"/>
+                            <a:ext cx="5486400" cy="2891790"/>
+                          </a:xfrm>
+                          <a:prstGeom prst="rect">
+                            <a:avLst/>
+                          </a:prstGeom>
+                          <a:noFill/>
+                          <a:ln>
+                            <a:noFill/>
+                          </a:ln>
+                        </pic:spPr>
+                      </pic:pic>
+                    </a:graphicData>
+                  </a:graphic>
+                </wp:inline>
+              </w:drawing>
+            </w:r>
+          </w:p>
+        </w:tc>
+      </w:tr>
+      <w:tr>
+        <w:tc>
+          <w:tcPr>
+            <w:tcW w:w="3200" w:type="dxa"/>
+            <w:tcBorders>
+              <w:top w:val="single" w:sz="1" w:space="0" w:color="AAAAAA"/>
+              <w:left w:val="single" w:sz="1" w:space="0" w:color="AAAAAA"/>
+              <w:bottom w:val="single" w:sz="1" w:space="0" w:color="AAAAAA"/>
+              <w:right w:val="single" w:sz="1" w:space="0" w:color="AAAAAA"/>
+            </w:tcBorders>
+            <w:shd w:val="clear" w:color="auto" w:fill="FFFFFF"/>
+            <w:tcMar>
+              <w:top w:w="80" w:type="dxa"/>
+              <w:left w:w="120" w:type="dxa"/>
+              <w:bottom w:w="80" w:type="dxa"/>
+              <w:right w:w="120" w:type="dxa"/>
+            </w:tcMar>
+            <w:vAlign w:val="center"/>
+          </w:tcPr>
+          <w:p>
+            <w:pPr>
+              <w:jc w:val="both"/>
+            </w:pPr>
+            <w:r>
+              <w:rPr>
+                <w:b/>
+                <w:bCs/>
+                <w:color w:val="000000"/>
+                <w:sz w:val="20"/>
+                <w:szCs w:val="20"/>
+              </w:rPr>
+              <w:lastRenderedPageBreak/>
               <w:t>Term Project .docx visible in GitHub Repository file listing</w:t>
             </w:r>
           </w:p>
@@ -18884,10 +19245,13 @@
               <w:jc w:val="both"/>
             </w:pPr>
             <w:r>
+              <w:rPr>
+                <w:noProof/>
+              </w:rPr>
               <w:drawing>
-                <wp:inline distT="0" distB="0" distL="0" distR="0" wp14:anchorId="0E59C30E" wp14:editId="249C9D7F">
-                  <wp:extent cx="6400800" cy="3003550"/>
-                  <wp:effectExtent l="0" t="0" r="0" b="6350"/>
+                <wp:inline distT="0" distB="0" distL="0" distR="0" wp14:anchorId="0E59C30E" wp14:editId="34DD83BD">
+                  <wp:extent cx="5486400" cy="2574471"/>
+                  <wp:effectExtent l="0" t="0" r="0" b="0"/>
                   <wp:docPr id="583373570" name="Picture 1"/>
                   <wp:cNvGraphicFramePr>
                     <a:graphicFrameLocks xmlns:a="http://schemas.openxmlformats.org/drawingml/2006/main" noChangeAspect="1"/>
@@ -18900,7 +19264,7 @@
                           <pic:cNvPicPr/>
                         </pic:nvPicPr>
                         <pic:blipFill>
-                          <a:blip r:embed="rId20"/>
+                          <a:blip r:embed="rId28"/>
                           <a:stretch>
                             <a:fillRect/>
                           </a:stretch>
@@ -18908,7 +19272,7 @@
                         <pic:spPr>
                           <a:xfrm>
                             <a:off x="0" y="0"/>
-                            <a:ext cx="6400800" cy="3003550"/>
+                            <a:ext cx="5486400" cy="2574471"/>
                           </a:xfrm>
                           <a:prstGeom prst="rect">
                             <a:avLst/>
@@ -19261,13 +19625,7 @@
         <w:rPr>
           <w:color w:val="2E75B6"/>
         </w:rPr>
-        <w:t>overall delivery process.</w:t>
-      </w:r>
-      <w:r>
-        <w:rPr>
-          <w:color w:val="2E75B6"/>
-        </w:rPr>
-        <w:t xml:space="preserve"> </w:t>
+        <w:t xml:space="preserve">overall delivery process. </w:t>
       </w:r>
     </w:p>
     <w:p>
@@ -19301,8 +19659,52 @@
           <w:bCs/>
           <w:color w:val="2E75B6"/>
         </w:rPr>
+        <w:t>Abu Bakar Saeed</w:t>
+      </w:r>
+    </w:p>
+    <w:p>
+      <w:pPr>
+        <w:spacing w:before="100" w:after="40"/>
+        <w:jc w:val="both"/>
+        <w:rPr>
+          <w:color w:val="2E75B6"/>
+        </w:rPr>
+      </w:pPr>
+      <w:r>
+        <w:rPr>
+          <w:color w:val="2E75B6"/>
+        </w:rPr>
+        <w:t>My contribution was building the Lahore page and writing the cd-</w:t>
+      </w:r>
+      <w:proofErr w:type="spellStart"/>
+      <w:r>
+        <w:rPr>
+          <w:color w:val="2E75B6"/>
+        </w:rPr>
+        <w:t>dev.yml</w:t>
+      </w:r>
+      <w:proofErr w:type="spellEnd"/>
+      <w:r>
+        <w:rPr>
+          <w:color w:val="2E75B6"/>
+        </w:rPr>
+        <w:t xml:space="preserve"> deployment</w:t>
+      </w:r>
+    </w:p>
+    <w:p>
+      <w:pPr>
+        <w:spacing w:before="100" w:after="40"/>
+        <w:jc w:val="both"/>
+        <w:rPr>
+          <w:color w:val="2E75B6"/>
+        </w:rPr>
+      </w:pPr>
+      <w:r>
+        <w:rPr>
+          <w:color w:val="2E75B6"/>
+        </w:rPr>
         <w:lastRenderedPageBreak/>
-        <w:t>Abu Bakar Saeed</w:t>
+        <w:t>workflow for the Development environment. Before this project, I had</w:t>
       </w:r>
     </w:p>
     <w:p>
@@ -19317,21 +19719,36 @@
         <w:rPr>
           <w:color w:val="2E75B6"/>
         </w:rPr>
-        <w:t>My contribution was building the Lahore page and writing the cd-</w:t>
-      </w:r>
-      <w:proofErr w:type="spellStart"/>
-      <w:r>
+        <w:t>never written a GitHub Actions workflow file. Understanding the YAML syntax</w:t>
+      </w:r>
+    </w:p>
+    <w:p>
+      <w:pPr>
+        <w:spacing w:before="100" w:after="40"/>
+        <w:jc w:val="both"/>
         <w:rPr>
           <w:color w:val="2E75B6"/>
         </w:rPr>
-        <w:t>dev.yml</w:t>
-      </w:r>
-      <w:proofErr w:type="spellEnd"/>
+      </w:pPr>
       <w:r>
         <w:rPr>
           <w:color w:val="2E75B6"/>
         </w:rPr>
-        <w:t xml:space="preserve"> deployment</w:t>
+        <w:t xml:space="preserve">and how triggers, jobs, and steps </w:t>
+      </w:r>
+      <w:proofErr w:type="gramStart"/>
+      <w:r>
+        <w:rPr>
+          <w:color w:val="2E75B6"/>
+        </w:rPr>
+        <w:t>connect together</w:t>
+      </w:r>
+      <w:proofErr w:type="gramEnd"/>
+      <w:r>
+        <w:rPr>
+          <w:color w:val="2E75B6"/>
+        </w:rPr>
+        <w:t xml:space="preserve"> was challenging at first, but</w:t>
       </w:r>
     </w:p>
     <w:p>
@@ -19346,84 +19763,19 @@
         <w:rPr>
           <w:color w:val="2E75B6"/>
         </w:rPr>
-        <w:t>workflow for the Development environment. Before this project, I had</w:t>
+        <w:t>clicking through once it worked was very satisfying. I also learned how Docker</w:t>
       </w:r>
     </w:p>
     <w:p>
       <w:pPr>
         <w:spacing w:before="100" w:after="40"/>
         <w:jc w:val="both"/>
+      </w:pPr>
+      <w:r>
         <w:rPr>
           <w:color w:val="2E75B6"/>
         </w:rPr>
-      </w:pPr>
-      <w:r>
-        <w:rPr>
-          <w:color w:val="2E75B6"/>
-        </w:rPr>
-        <w:t>never written a GitHub Actions workflow file. Understanding the YAML syntax</w:t>
-      </w:r>
-    </w:p>
-    <w:p>
-      <w:pPr>
-        <w:spacing w:before="100" w:after="40"/>
-        <w:jc w:val="both"/>
-        <w:rPr>
-          <w:color w:val="2E75B6"/>
-        </w:rPr>
-      </w:pPr>
-      <w:r>
-        <w:rPr>
-          <w:color w:val="2E75B6"/>
-        </w:rPr>
-        <w:t xml:space="preserve">and how triggers, jobs, and steps </w:t>
-      </w:r>
-      <w:proofErr w:type="gramStart"/>
-      <w:r>
-        <w:rPr>
-          <w:color w:val="2E75B6"/>
-        </w:rPr>
-        <w:t>connect together</w:t>
-      </w:r>
-      <w:proofErr w:type="gramEnd"/>
-      <w:r>
-        <w:rPr>
-          <w:color w:val="2E75B6"/>
-        </w:rPr>
-        <w:t xml:space="preserve"> was challenging at first, but</w:t>
-      </w:r>
-    </w:p>
-    <w:p>
-      <w:pPr>
-        <w:spacing w:before="100" w:after="40"/>
-        <w:jc w:val="both"/>
-        <w:rPr>
-          <w:color w:val="2E75B6"/>
-        </w:rPr>
-      </w:pPr>
-      <w:r>
-        <w:rPr>
-          <w:color w:val="2E75B6"/>
-        </w:rPr>
-        <w:t>clicking through once it worked was very satisfying. I also learned how Docker</w:t>
-      </w:r>
-    </w:p>
-    <w:p>
-      <w:pPr>
-        <w:spacing w:before="100" w:after="40"/>
-        <w:jc w:val="both"/>
-      </w:pPr>
-      <w:r>
-        <w:rPr>
-          <w:color w:val="2E75B6"/>
-        </w:rPr>
-        <w:t>images are built and tagged, which I think will be very useful going forward.</w:t>
-      </w:r>
-      <w:r>
-        <w:rPr>
-          <w:color w:val="2E75B6"/>
-        </w:rPr>
-        <w:t xml:space="preserve"> </w:t>
+        <w:t xml:space="preserve">images are built and tagged, which I think will be very useful going forward. </w:t>
       </w:r>
     </w:p>
     <w:p>
@@ -21217,8 +21569,8 @@
       </w:pPr>
     </w:p>
     <w:sectPr>
-      <w:headerReference w:type="default" r:id="rId21"/>
-      <w:footerReference w:type="default" r:id="rId22"/>
+      <w:headerReference w:type="default" r:id="rId29"/>
+      <w:footerReference w:type="default" r:id="rId30"/>
       <w:pgSz w:w="12240" w:h="15840"/>
       <w:pgMar w:top="1080" w:right="1080" w:bottom="1080" w:left="1080" w:header="708" w:footer="708" w:gutter="0"/>
       <w:cols w:space="720"/>
@@ -22399,6 +22751,7 @@
   <w:style w:type="character" w:default="1" w:styleId="DefaultParagraphFont">
     <w:name w:val="Default Paragraph Font"/>
     <w:uiPriority w:val="1"/>
+    <w:semiHidden/>
     <w:unhideWhenUsed/>
   </w:style>
   <w:style w:type="table" w:default="1" w:styleId="TableNormal">
@@ -22864,4 +23217,16 @@
     </a:ext>
   </a:extLst>
 </a:theme>
+</file>
+
+<file path=customXml/item1.xml><?xml version="1.0" encoding="utf-8"?>
+<b:Sources xmlns:b="http://schemas.openxmlformats.org/officeDocument/2006/bibliography" xmlns="http://schemas.openxmlformats.org/officeDocument/2006/bibliography" SelectedStyle="\APASixthEditionOfficeOnline.xsl" StyleName="APA" Version="6"/>
+</file>
+
+<file path=customXml/itemProps1.xml><?xml version="1.0" encoding="utf-8"?>
+<ds:datastoreItem xmlns:ds="http://schemas.openxmlformats.org/officeDocument/2006/customXml" ds:itemID="{770CD8F8-CEEA-4D5A-8EB3-E70EC54D6782}">
+  <ds:schemaRefs>
+    <ds:schemaRef ds:uri="http://schemas.openxmlformats.org/officeDocument/2006/bibliography"/>
+  </ds:schemaRefs>
+</ds:datastoreItem>
 </file>
--- a/DF_TermProject_Spring2026_final.docx
+++ b/DF_TermProject_Spring2026_final.docx
@@ -17860,10 +17860,10 @@
                 <w:noProof/>
               </w:rPr>
               <w:drawing>
-                <wp:inline distT="0" distB="0" distL="0" distR="0" wp14:anchorId="21F7AE19" wp14:editId="6ECFDCE2">
-                  <wp:extent cx="5486400" cy="2585901"/>
-                  <wp:effectExtent l="0" t="0" r="0" b="5080"/>
-                  <wp:docPr id="1948889459" name="Picture 17"/>
+                <wp:inline distT="0" distB="0" distL="0" distR="0" wp14:anchorId="3AF714CF" wp14:editId="27C16067">
+                  <wp:extent cx="5486400" cy="2574471"/>
+                  <wp:effectExtent l="0" t="0" r="0" b="0"/>
+                  <wp:docPr id="938461524" name="Picture 13"/>
                   <wp:cNvGraphicFramePr>
                     <a:graphicFrameLocks xmlns:a="http://schemas.openxmlformats.org/drawingml/2006/main" noChangeAspect="1"/>
                   </wp:cNvGraphicFramePr>
@@ -17871,10 +17871,8 @@
                     <a:graphicData uri="http://schemas.openxmlformats.org/drawingml/2006/picture">
                       <pic:pic xmlns:pic="http://schemas.openxmlformats.org/drawingml/2006/picture">
                         <pic:nvPicPr>
-                          <pic:cNvPr id="0" name="Picture 34"/>
-                          <pic:cNvPicPr>
-                            <a:picLocks noChangeAspect="1" noChangeArrowheads="1"/>
-                          </pic:cNvPicPr>
+                          <pic:cNvPr id="938461524" name="Picture 938461524"/>
+                          <pic:cNvPicPr/>
                         </pic:nvPicPr>
                         <pic:blipFill>
                           <a:blip r:embed="rId10" cstate="print">
@@ -17884,23 +17882,18 @@
                               </a:ext>
                             </a:extLst>
                           </a:blip>
-                          <a:srcRect/>
                           <a:stretch>
                             <a:fillRect/>
                           </a:stretch>
                         </pic:blipFill>
-                        <pic:spPr bwMode="auto">
+                        <pic:spPr>
                           <a:xfrm>
                             <a:off x="0" y="0"/>
-                            <a:ext cx="5486400" cy="2585901"/>
+                            <a:ext cx="5486400" cy="2574471"/>
                           </a:xfrm>
                           <a:prstGeom prst="rect">
                             <a:avLst/>
                           </a:prstGeom>
-                          <a:noFill/>
-                          <a:ln>
-                            <a:noFill/>
-                          </a:ln>
                         </pic:spPr>
                       </pic:pic>
                     </a:graphicData>
@@ -17913,10 +17906,10 @@
                 <w:noProof/>
               </w:rPr>
               <w:drawing>
-                <wp:inline distT="0" distB="0" distL="0" distR="0" wp14:anchorId="35DEC914" wp14:editId="12194745">
-                  <wp:extent cx="5486400" cy="2574471"/>
-                  <wp:effectExtent l="0" t="0" r="0" b="0"/>
-                  <wp:docPr id="469338810" name="Picture 16"/>
+                <wp:inline distT="0" distB="0" distL="0" distR="0" wp14:anchorId="75479CC5" wp14:editId="133D0A50">
+                  <wp:extent cx="5486400" cy="2585901"/>
+                  <wp:effectExtent l="0" t="0" r="0" b="5080"/>
+                  <wp:docPr id="340766345" name="Picture 14"/>
                   <wp:cNvGraphicFramePr>
                     <a:graphicFrameLocks xmlns:a="http://schemas.openxmlformats.org/drawingml/2006/main" noChangeAspect="1"/>
                   </wp:cNvGraphicFramePr>
@@ -17924,10 +17917,8 @@
                     <a:graphicData uri="http://schemas.openxmlformats.org/drawingml/2006/picture">
                       <pic:pic xmlns:pic="http://schemas.openxmlformats.org/drawingml/2006/picture">
                         <pic:nvPicPr>
-                          <pic:cNvPr id="0" name="Picture 33"/>
-                          <pic:cNvPicPr>
-                            <a:picLocks noChangeAspect="1" noChangeArrowheads="1"/>
-                          </pic:cNvPicPr>
+                          <pic:cNvPr id="340766345" name="Picture 340766345"/>
+                          <pic:cNvPicPr/>
                         </pic:nvPicPr>
                         <pic:blipFill>
                           <a:blip r:embed="rId11" cstate="print">
@@ -17937,23 +17928,18 @@
                               </a:ext>
                             </a:extLst>
                           </a:blip>
-                          <a:srcRect/>
                           <a:stretch>
                             <a:fillRect/>
                           </a:stretch>
                         </pic:blipFill>
-                        <pic:spPr bwMode="auto">
+                        <pic:spPr>
                           <a:xfrm>
                             <a:off x="0" y="0"/>
-                            <a:ext cx="5486400" cy="2574471"/>
+                            <a:ext cx="5486400" cy="2585901"/>
                           </a:xfrm>
                           <a:prstGeom prst="rect">
                             <a:avLst/>
                           </a:prstGeom>
-                          <a:noFill/>
-                          <a:ln>
-                            <a:noFill/>
-                          </a:ln>
                         </pic:spPr>
                       </pic:pic>
                     </a:graphicData>
@@ -17965,11 +17951,12 @@
               <w:rPr>
                 <w:noProof/>
               </w:rPr>
+              <w:lastRenderedPageBreak/>
               <w:drawing>
-                <wp:inline distT="0" distB="0" distL="0" distR="0" wp14:anchorId="3ED4CF7E" wp14:editId="1C12A38E">
+                <wp:inline distT="0" distB="0" distL="0" distR="0" wp14:anchorId="68BDAB9B" wp14:editId="0398AD4D">
                   <wp:extent cx="5486400" cy="2577193"/>
                   <wp:effectExtent l="0" t="0" r="0" b="0"/>
-                  <wp:docPr id="1050503312" name="Picture 15"/>
+                  <wp:docPr id="1457218667" name="Picture 15"/>
                   <wp:cNvGraphicFramePr>
                     <a:graphicFrameLocks xmlns:a="http://schemas.openxmlformats.org/drawingml/2006/main" noChangeAspect="1"/>
                   </wp:cNvGraphicFramePr>
@@ -17977,10 +17964,8 @@
                     <a:graphicData uri="http://schemas.openxmlformats.org/drawingml/2006/picture">
                       <pic:pic xmlns:pic="http://schemas.openxmlformats.org/drawingml/2006/picture">
                         <pic:nvPicPr>
-                          <pic:cNvPr id="0" name="Picture 32"/>
-                          <pic:cNvPicPr>
-                            <a:picLocks noChangeAspect="1" noChangeArrowheads="1"/>
-                          </pic:cNvPicPr>
+                          <pic:cNvPr id="1457218667" name="Picture 1457218667"/>
+                          <pic:cNvPicPr/>
                         </pic:nvPicPr>
                         <pic:blipFill>
                           <a:blip r:embed="rId12" cstate="print">
@@ -17990,12 +17975,11 @@
                               </a:ext>
                             </a:extLst>
                           </a:blip>
-                          <a:srcRect/>
                           <a:stretch>
                             <a:fillRect/>
                           </a:stretch>
                         </pic:blipFill>
-                        <pic:spPr bwMode="auto">
+                        <pic:spPr>
                           <a:xfrm>
                             <a:off x="0" y="0"/>
                             <a:ext cx="5486400" cy="2577193"/>
@@ -18003,10 +17987,6 @@
                           <a:prstGeom prst="rect">
                             <a:avLst/>
                           </a:prstGeom>
-                          <a:noFill/>
-                          <a:ln>
-                            <a:noFill/>
-                          </a:ln>
                         </pic:spPr>
                       </pic:pic>
                     </a:graphicData>
@@ -18014,6 +17994,52 @@
                 </wp:inline>
               </w:drawing>
             </w:r>
+            <w:r>
+              <w:rPr>
+                <w:noProof/>
+              </w:rPr>
+              <w:drawing>
+                <wp:inline distT="0" distB="0" distL="0" distR="0" wp14:anchorId="3C3E51A0" wp14:editId="44837E7F">
+                  <wp:extent cx="5486400" cy="2917916"/>
+                  <wp:effectExtent l="0" t="0" r="0" b="0"/>
+                  <wp:docPr id="1936540853" name="Picture 16"/>
+                  <wp:cNvGraphicFramePr>
+                    <a:graphicFrameLocks xmlns:a="http://schemas.openxmlformats.org/drawingml/2006/main" noChangeAspect="1"/>
+                  </wp:cNvGraphicFramePr>
+                  <a:graphic xmlns:a="http://schemas.openxmlformats.org/drawingml/2006/main">
+                    <a:graphicData uri="http://schemas.openxmlformats.org/drawingml/2006/picture">
+                      <pic:pic xmlns:pic="http://schemas.openxmlformats.org/drawingml/2006/picture">
+                        <pic:nvPicPr>
+                          <pic:cNvPr id="1936540853" name="Picture 1936540853"/>
+                          <pic:cNvPicPr/>
+                        </pic:nvPicPr>
+                        <pic:blipFill>
+                          <a:blip r:embed="rId13" cstate="print">
+                            <a:extLst>
+                              <a:ext uri="{28A0092B-C50C-407E-A947-70E740481C1C}">
+                                <a14:useLocalDpi xmlns:a14="http://schemas.microsoft.com/office/drawing/2010/main" val="0"/>
+                              </a:ext>
+                            </a:extLst>
+                          </a:blip>
+                          <a:stretch>
+                            <a:fillRect/>
+                          </a:stretch>
+                        </pic:blipFill>
+                        <pic:spPr>
+                          <a:xfrm>
+                            <a:off x="0" y="0"/>
+                            <a:ext cx="5486400" cy="2917916"/>
+                          </a:xfrm>
+                          <a:prstGeom prst="rect">
+                            <a:avLst/>
+                          </a:prstGeom>
+                        </pic:spPr>
+                      </pic:pic>
+                    </a:graphicData>
+                  </a:graphic>
+                </wp:inline>
+              </w:drawing>
+            </w:r>
           </w:p>
         </w:tc>
       </w:tr>
@@ -18079,7 +18105,7 @@
                 <w:noProof/>
               </w:rPr>
               <w:drawing>
-                <wp:inline distT="0" distB="0" distL="0" distR="0" wp14:anchorId="18E57E37" wp14:editId="1CDB171E">
+                <wp:inline distT="0" distB="0" distL="0" distR="0" wp14:anchorId="18E57E37" wp14:editId="4FBC1D27">
                   <wp:extent cx="5486400" cy="2403566"/>
                   <wp:effectExtent l="0" t="0" r="0" b="0"/>
                   <wp:docPr id="318106762" name="Picture 10"/>
@@ -18096,7 +18122,7 @@
                           </pic:cNvPicPr>
                         </pic:nvPicPr>
                         <pic:blipFill>
-                          <a:blip r:embed="rId13" cstate="print">
+                          <a:blip r:embed="rId14" cstate="print">
                             <a:extLst>
                               <a:ext uri="{28A0092B-C50C-407E-A947-70E740481C1C}">
                                 <a14:useLocalDpi xmlns:a14="http://schemas.microsoft.com/office/drawing/2010/main" val="0"/>
@@ -18202,10 +18228,10 @@
                 <w:noProof/>
               </w:rPr>
               <w:drawing>
-                <wp:inline distT="0" distB="0" distL="0" distR="0" wp14:anchorId="2F4F5D82" wp14:editId="73263C10">
-                  <wp:extent cx="5486400" cy="2583180"/>
-                  <wp:effectExtent l="0" t="0" r="0" b="7620"/>
-                  <wp:docPr id="1104392522" name="Picture 20"/>
+                <wp:inline distT="0" distB="0" distL="0" distR="0" wp14:anchorId="3F1D9DB4" wp14:editId="031505BF">
+                  <wp:extent cx="5486400" cy="2568484"/>
+                  <wp:effectExtent l="0" t="0" r="0" b="3810"/>
+                  <wp:docPr id="1184337693" name="Picture 9"/>
                   <wp:cNvGraphicFramePr>
                     <a:graphicFrameLocks xmlns:a="http://schemas.openxmlformats.org/drawingml/2006/main" noChangeAspect="1"/>
                   </wp:cNvGraphicFramePr>
@@ -18213,63 +18239,8 @@
                     <a:graphicData uri="http://schemas.openxmlformats.org/drawingml/2006/picture">
                       <pic:pic xmlns:pic="http://schemas.openxmlformats.org/drawingml/2006/picture">
                         <pic:nvPicPr>
-                          <pic:cNvPr id="0" name="Picture 40"/>
-                          <pic:cNvPicPr>
-                            <a:picLocks noChangeAspect="1" noChangeArrowheads="1"/>
-                          </pic:cNvPicPr>
-                        </pic:nvPicPr>
-                        <pic:blipFill>
-                          <a:blip r:embed="rId14" cstate="print">
-                            <a:extLst>
-                              <a:ext uri="{28A0092B-C50C-407E-A947-70E740481C1C}">
-                                <a14:useLocalDpi xmlns:a14="http://schemas.microsoft.com/office/drawing/2010/main" val="0"/>
-                              </a:ext>
-                            </a:extLst>
-                          </a:blip>
-                          <a:srcRect/>
-                          <a:stretch>
-                            <a:fillRect/>
-                          </a:stretch>
-                        </pic:blipFill>
-                        <pic:spPr bwMode="auto">
-                          <a:xfrm>
-                            <a:off x="0" y="0"/>
-                            <a:ext cx="5486400" cy="2583180"/>
-                          </a:xfrm>
-                          <a:prstGeom prst="rect">
-                            <a:avLst/>
-                          </a:prstGeom>
-                          <a:noFill/>
-                          <a:ln>
-                            <a:noFill/>
-                          </a:ln>
-                        </pic:spPr>
-                      </pic:pic>
-                    </a:graphicData>
-                  </a:graphic>
-                </wp:inline>
-              </w:drawing>
-            </w:r>
-            <w:r>
-              <w:rPr>
-                <w:noProof/>
-              </w:rPr>
-              <w:drawing>
-                <wp:inline distT="0" distB="0" distL="0" distR="0" wp14:anchorId="12C31FA4" wp14:editId="061BCA22">
-                  <wp:extent cx="5486400" cy="2568484"/>
-                  <wp:effectExtent l="0" t="0" r="0" b="3810"/>
-                  <wp:docPr id="948828267" name="Picture 19"/>
-                  <wp:cNvGraphicFramePr>
-                    <a:graphicFrameLocks xmlns:a="http://schemas.openxmlformats.org/drawingml/2006/main" noChangeAspect="1"/>
-                  </wp:cNvGraphicFramePr>
-                  <a:graphic xmlns:a="http://schemas.openxmlformats.org/drawingml/2006/main">
-                    <a:graphicData uri="http://schemas.openxmlformats.org/drawingml/2006/picture">
-                      <pic:pic xmlns:pic="http://schemas.openxmlformats.org/drawingml/2006/picture">
-                        <pic:nvPicPr>
-                          <pic:cNvPr id="0" name="Picture 39"/>
-                          <pic:cNvPicPr>
-                            <a:picLocks noChangeAspect="1" noChangeArrowheads="1"/>
-                          </pic:cNvPicPr>
+                          <pic:cNvPr id="1184337693" name="Picture 1184337693"/>
+                          <pic:cNvPicPr/>
                         </pic:nvPicPr>
                         <pic:blipFill>
                           <a:blip r:embed="rId15" cstate="print">
@@ -18279,12 +18250,11 @@
                               </a:ext>
                             </a:extLst>
                           </a:blip>
-                          <a:srcRect/>
                           <a:stretch>
                             <a:fillRect/>
                           </a:stretch>
                         </pic:blipFill>
-                        <pic:spPr bwMode="auto">
+                        <pic:spPr>
                           <a:xfrm>
                             <a:off x="0" y="0"/>
                             <a:ext cx="5486400" cy="2568484"/>
@@ -18292,10 +18262,6 @@
                           <a:prstGeom prst="rect">
                             <a:avLst/>
                           </a:prstGeom>
-                          <a:noFill/>
-                          <a:ln>
-                            <a:noFill/>
-                          </a:ln>
                         </pic:spPr>
                       </pic:pic>
                     </a:graphicData>
@@ -18308,10 +18274,10 @@
                 <w:noProof/>
               </w:rPr>
               <w:drawing>
-                <wp:inline distT="0" distB="0" distL="0" distR="0" wp14:anchorId="62A1A121" wp14:editId="78984F01">
-                  <wp:extent cx="5486400" cy="2574471"/>
-                  <wp:effectExtent l="0" t="0" r="0" b="0"/>
-                  <wp:docPr id="1381778564" name="Picture 18"/>
+                <wp:inline distT="0" distB="0" distL="0" distR="0" wp14:anchorId="008D6EEC" wp14:editId="11C9BAEE">
+                  <wp:extent cx="5486400" cy="2583180"/>
+                  <wp:effectExtent l="0" t="0" r="0" b="7620"/>
+                  <wp:docPr id="975304340" name="Picture 10"/>
                   <wp:cNvGraphicFramePr>
                     <a:graphicFrameLocks xmlns:a="http://schemas.openxmlformats.org/drawingml/2006/main" noChangeAspect="1"/>
                   </wp:cNvGraphicFramePr>
@@ -18319,10 +18285,8 @@
                     <a:graphicData uri="http://schemas.openxmlformats.org/drawingml/2006/picture">
                       <pic:pic xmlns:pic="http://schemas.openxmlformats.org/drawingml/2006/picture">
                         <pic:nvPicPr>
-                          <pic:cNvPr id="0" name="Picture 38"/>
-                          <pic:cNvPicPr>
-                            <a:picLocks noChangeAspect="1" noChangeArrowheads="1"/>
-                          </pic:cNvPicPr>
+                          <pic:cNvPr id="975304340" name="Picture 975304340"/>
+                          <pic:cNvPicPr/>
                         </pic:nvPicPr>
                         <pic:blipFill>
                           <a:blip r:embed="rId16" cstate="print">
@@ -18332,12 +18296,58 @@
                               </a:ext>
                             </a:extLst>
                           </a:blip>
-                          <a:srcRect/>
                           <a:stretch>
                             <a:fillRect/>
                           </a:stretch>
                         </pic:blipFill>
-                        <pic:spPr bwMode="auto">
+                        <pic:spPr>
+                          <a:xfrm>
+                            <a:off x="0" y="0"/>
+                            <a:ext cx="5486400" cy="2583180"/>
+                          </a:xfrm>
+                          <a:prstGeom prst="rect">
+                            <a:avLst/>
+                          </a:prstGeom>
+                        </pic:spPr>
+                      </pic:pic>
+                    </a:graphicData>
+                  </a:graphic>
+                </wp:inline>
+              </w:drawing>
+            </w:r>
+            <w:r>
+              <w:rPr>
+                <w:noProof/>
+              </w:rPr>
+              <w:lastRenderedPageBreak/>
+              <w:drawing>
+                <wp:inline distT="0" distB="0" distL="0" distR="0" wp14:anchorId="022A782E" wp14:editId="18F1DD76">
+                  <wp:extent cx="5486400" cy="2574471"/>
+                  <wp:effectExtent l="0" t="0" r="0" b="0"/>
+                  <wp:docPr id="325823894" name="Picture 11"/>
+                  <wp:cNvGraphicFramePr>
+                    <a:graphicFrameLocks xmlns:a="http://schemas.openxmlformats.org/drawingml/2006/main" noChangeAspect="1"/>
+                  </wp:cNvGraphicFramePr>
+                  <a:graphic xmlns:a="http://schemas.openxmlformats.org/drawingml/2006/main">
+                    <a:graphicData uri="http://schemas.openxmlformats.org/drawingml/2006/picture">
+                      <pic:pic xmlns:pic="http://schemas.openxmlformats.org/drawingml/2006/picture">
+                        <pic:nvPicPr>
+                          <pic:cNvPr id="325823894" name="Picture 325823894"/>
+                          <pic:cNvPicPr/>
+                        </pic:nvPicPr>
+                        <pic:blipFill>
+                          <a:blip r:embed="rId17" cstate="print">
+                            <a:extLst>
+                              <a:ext uri="{28A0092B-C50C-407E-A947-70E740481C1C}">
+                                <a14:useLocalDpi xmlns:a14="http://schemas.microsoft.com/office/drawing/2010/main" val="0"/>
+                              </a:ext>
+                            </a:extLst>
+                          </a:blip>
+                          <a:stretch>
+                            <a:fillRect/>
+                          </a:stretch>
+                        </pic:blipFill>
+                        <pic:spPr>
                           <a:xfrm>
                             <a:off x="0" y="0"/>
                             <a:ext cx="5486400" cy="2574471"/>
@@ -18345,10 +18355,52 @@
                           <a:prstGeom prst="rect">
                             <a:avLst/>
                           </a:prstGeom>
-                          <a:noFill/>
-                          <a:ln>
-                            <a:noFill/>
-                          </a:ln>
+                        </pic:spPr>
+                      </pic:pic>
+                    </a:graphicData>
+                  </a:graphic>
+                </wp:inline>
+              </w:drawing>
+            </w:r>
+            <w:r>
+              <w:rPr>
+                <w:noProof/>
+              </w:rPr>
+              <w:drawing>
+                <wp:inline distT="0" distB="0" distL="0" distR="0" wp14:anchorId="32664466" wp14:editId="7FEF4332">
+                  <wp:extent cx="5486400" cy="2938599"/>
+                  <wp:effectExtent l="0" t="0" r="0" b="0"/>
+                  <wp:docPr id="2069124503" name="Picture 12"/>
+                  <wp:cNvGraphicFramePr>
+                    <a:graphicFrameLocks xmlns:a="http://schemas.openxmlformats.org/drawingml/2006/main" noChangeAspect="1"/>
+                  </wp:cNvGraphicFramePr>
+                  <a:graphic xmlns:a="http://schemas.openxmlformats.org/drawingml/2006/main">
+                    <a:graphicData uri="http://schemas.openxmlformats.org/drawingml/2006/picture">
+                      <pic:pic xmlns:pic="http://schemas.openxmlformats.org/drawingml/2006/picture">
+                        <pic:nvPicPr>
+                          <pic:cNvPr id="2069124503" name="Picture 2069124503"/>
+                          <pic:cNvPicPr/>
+                        </pic:nvPicPr>
+                        <pic:blipFill>
+                          <a:blip r:embed="rId18" cstate="print">
+                            <a:extLst>
+                              <a:ext uri="{28A0092B-C50C-407E-A947-70E740481C1C}">
+                                <a14:useLocalDpi xmlns:a14="http://schemas.microsoft.com/office/drawing/2010/main" val="0"/>
+                              </a:ext>
+                            </a:extLst>
+                          </a:blip>
+                          <a:stretch>
+                            <a:fillRect/>
+                          </a:stretch>
+                        </pic:blipFill>
+                        <pic:spPr>
+                          <a:xfrm>
+                            <a:off x="0" y="0"/>
+                            <a:ext cx="5486400" cy="2938599"/>
+                          </a:xfrm>
+                          <a:prstGeom prst="rect">
+                            <a:avLst/>
+                          </a:prstGeom>
                         </pic:spPr>
                       </pic:pic>
                     </a:graphicData>
@@ -18460,7 +18512,7 @@
                           </pic:cNvPicPr>
                         </pic:nvPicPr>
                         <pic:blipFill>
-                          <a:blip r:embed="rId17" cstate="print">
+                          <a:blip r:embed="rId19" cstate="print">
                             <a:extLst>
                               <a:ext uri="{28A0092B-C50C-407E-A947-70E740481C1C}">
                                 <a14:useLocalDpi xmlns:a14="http://schemas.microsoft.com/office/drawing/2010/main" val="0"/>
@@ -18513,7 +18565,7 @@
                           </pic:cNvPicPr>
                         </pic:nvPicPr>
                         <pic:blipFill>
-                          <a:blip r:embed="rId18" cstate="print">
+                          <a:blip r:embed="rId20" cstate="print">
                             <a:extLst>
                               <a:ext uri="{28A0092B-C50C-407E-A947-70E740481C1C}">
                                 <a14:useLocalDpi xmlns:a14="http://schemas.microsoft.com/office/drawing/2010/main" val="0"/>
@@ -18567,7 +18619,7 @@
                           </pic:cNvPicPr>
                         </pic:nvPicPr>
                         <pic:blipFill>
-                          <a:blip r:embed="rId19" cstate="print">
+                          <a:blip r:embed="rId21" cstate="print">
                             <a:extLst>
                               <a:ext uri="{28A0092B-C50C-407E-A947-70E740481C1C}">
                                 <a14:useLocalDpi xmlns:a14="http://schemas.microsoft.com/office/drawing/2010/main" val="0"/>
@@ -18620,7 +18672,7 @@
                           </pic:cNvPicPr>
                         </pic:nvPicPr>
                         <pic:blipFill>
-                          <a:blip r:embed="rId20" cstate="print">
+                          <a:blip r:embed="rId22" cstate="print">
                             <a:extLst>
                               <a:ext uri="{28A0092B-C50C-407E-A947-70E740481C1C}">
                                 <a14:useLocalDpi xmlns:a14="http://schemas.microsoft.com/office/drawing/2010/main" val="0"/>
@@ -18657,7 +18709,7 @@
               </w:rPr>
               <w:lastRenderedPageBreak/>
               <w:drawing>
-                <wp:inline distT="0" distB="0" distL="0" distR="0" wp14:anchorId="7039A92D" wp14:editId="6E3DC36F">
+                <wp:inline distT="0" distB="0" distL="0" distR="0" wp14:anchorId="7039A92D" wp14:editId="0E8998EB">
                   <wp:extent cx="5486400" cy="2442210"/>
                   <wp:effectExtent l="0" t="0" r="0" b="0"/>
                   <wp:docPr id="1296422014" name="Picture 2"/>
@@ -18674,7 +18726,7 @@
                           </pic:cNvPicPr>
                         </pic:nvPicPr>
                         <pic:blipFill>
-                          <a:blip r:embed="rId21" cstate="print">
+                          <a:blip r:embed="rId23" cstate="print">
                             <a:extLst>
                               <a:ext uri="{28A0092B-C50C-407E-A947-70E740481C1C}">
                                 <a14:useLocalDpi xmlns:a14="http://schemas.microsoft.com/office/drawing/2010/main" val="0"/>
@@ -18727,7 +18779,7 @@
                           </pic:cNvPicPr>
                         </pic:nvPicPr>
                         <pic:blipFill>
-                          <a:blip r:embed="rId22" cstate="print">
+                          <a:blip r:embed="rId24" cstate="print">
                             <a:extLst>
                               <a:ext uri="{28A0092B-C50C-407E-A947-70E740481C1C}">
                                 <a14:useLocalDpi xmlns:a14="http://schemas.microsoft.com/office/drawing/2010/main" val="0"/>
@@ -18845,7 +18897,7 @@
                 <w:noProof/>
               </w:rPr>
               <w:drawing>
-                <wp:inline distT="0" distB="0" distL="0" distR="0" wp14:anchorId="4C720807" wp14:editId="012819C6">
+                <wp:inline distT="0" distB="0" distL="0" distR="0" wp14:anchorId="4C720807" wp14:editId="587152FD">
                   <wp:extent cx="5486400" cy="2430236"/>
                   <wp:effectExtent l="0" t="0" r="0" b="8255"/>
                   <wp:docPr id="1850916667" name="Picture 8"/>
@@ -18862,7 +18914,7 @@
                           </pic:cNvPicPr>
                         </pic:nvPicPr>
                         <pic:blipFill>
-                          <a:blip r:embed="rId23" cstate="print">
+                          <a:blip r:embed="rId25" cstate="print">
                             <a:extLst>
                               <a:ext uri="{28A0092B-C50C-407E-A947-70E740481C1C}">
                                 <a14:useLocalDpi xmlns:a14="http://schemas.microsoft.com/office/drawing/2010/main" val="0"/>
@@ -18915,7 +18967,7 @@
                           </pic:cNvPicPr>
                         </pic:nvPicPr>
                         <pic:blipFill>
-                          <a:blip r:embed="rId24" cstate="print">
+                          <a:blip r:embed="rId26" cstate="print">
                             <a:extLst>
                               <a:ext uri="{28A0092B-C50C-407E-A947-70E740481C1C}">
                                 <a14:useLocalDpi xmlns:a14="http://schemas.microsoft.com/office/drawing/2010/main" val="0"/>
@@ -19030,7 +19082,7 @@
                 <w:noProof/>
               </w:rPr>
               <w:drawing>
-                <wp:inline distT="0" distB="0" distL="0" distR="0" wp14:anchorId="4C13BB83" wp14:editId="66A20FFF">
+                <wp:inline distT="0" distB="0" distL="0" distR="0" wp14:anchorId="4C13BB83" wp14:editId="3A689037">
                   <wp:extent cx="5486400" cy="2418261"/>
                   <wp:effectExtent l="0" t="0" r="0" b="1270"/>
                   <wp:docPr id="367009621" name="Picture 11"/>
@@ -19047,7 +19099,7 @@
                           </pic:cNvPicPr>
                         </pic:nvPicPr>
                         <pic:blipFill>
-                          <a:blip r:embed="rId25" cstate="print">
+                          <a:blip r:embed="rId27" cstate="print">
                             <a:extLst>
                               <a:ext uri="{28A0092B-C50C-407E-A947-70E740481C1C}">
                                 <a14:useLocalDpi xmlns:a14="http://schemas.microsoft.com/office/drawing/2010/main" val="0"/>
@@ -19083,7 +19135,7 @@
                 <w:noProof/>
               </w:rPr>
               <w:drawing>
-                <wp:inline distT="0" distB="0" distL="0" distR="0" wp14:anchorId="2C0D645C" wp14:editId="2B39E20E">
+                <wp:inline distT="0" distB="0" distL="0" distR="0" wp14:anchorId="2C0D645C" wp14:editId="62E65C1C">
                   <wp:extent cx="5486400" cy="2418261"/>
                   <wp:effectExtent l="0" t="0" r="0" b="1270"/>
                   <wp:docPr id="553847783" name="Picture 10"/>
@@ -19100,7 +19152,7 @@
                           </pic:cNvPicPr>
                         </pic:nvPicPr>
                         <pic:blipFill>
-                          <a:blip r:embed="rId26" cstate="print">
+                          <a:blip r:embed="rId28" cstate="print">
                             <a:extLst>
                               <a:ext uri="{28A0092B-C50C-407E-A947-70E740481C1C}">
                                 <a14:useLocalDpi xmlns:a14="http://schemas.microsoft.com/office/drawing/2010/main" val="0"/>
@@ -19153,7 +19205,7 @@
                           </pic:cNvPicPr>
                         </pic:nvPicPr>
                         <pic:blipFill>
-                          <a:blip r:embed="rId27" cstate="print">
+                          <a:blip r:embed="rId29" cstate="print">
                             <a:extLst>
                               <a:ext uri="{28A0092B-C50C-407E-A947-70E740481C1C}">
                                 <a14:useLocalDpi xmlns:a14="http://schemas.microsoft.com/office/drawing/2010/main" val="0"/>
@@ -19264,7 +19316,7 @@
                           <pic:cNvPicPr/>
                         </pic:nvPicPr>
                         <pic:blipFill>
-                          <a:blip r:embed="rId28"/>
+                          <a:blip r:embed="rId30"/>
                           <a:stretch>
                             <a:fillRect/>
                           </a:stretch>
@@ -19630,12 +19682,6 @@
     </w:p>
     <w:p>
       <w:pPr>
-        <w:spacing w:before="100" w:after="40"/>
-        <w:jc w:val="both"/>
-      </w:pPr>
-    </w:p>
-    <w:p>
-      <w:pPr>
         <w:pBdr>
           <w:bottom w:val="single" w:sz="2" w:space="1" w:color="CCCCCC"/>
         </w:pBdr>
@@ -19703,22 +19749,22 @@
         <w:rPr>
           <w:color w:val="2E75B6"/>
         </w:rPr>
+        <w:t>workflow for the Development environment. Before this project, I had</w:t>
+      </w:r>
+    </w:p>
+    <w:p>
+      <w:pPr>
+        <w:spacing w:before="100" w:after="40"/>
+        <w:jc w:val="both"/>
+        <w:rPr>
+          <w:color w:val="2E75B6"/>
+        </w:rPr>
+      </w:pPr>
+      <w:r>
+        <w:rPr>
+          <w:color w:val="2E75B6"/>
+        </w:rPr>
         <w:lastRenderedPageBreak/>
-        <w:t>workflow for the Development environment. Before this project, I had</w:t>
-      </w:r>
-    </w:p>
-    <w:p>
-      <w:pPr>
-        <w:spacing w:before="100" w:after="40"/>
-        <w:jc w:val="both"/>
-        <w:rPr>
-          <w:color w:val="2E75B6"/>
-        </w:rPr>
-      </w:pPr>
-      <w:r>
-        <w:rPr>
-          <w:color w:val="2E75B6"/>
-        </w:rPr>
         <w:t>never written a GitHub Actions workflow file. Understanding the YAML syntax</w:t>
       </w:r>
     </w:p>
@@ -21569,8 +21615,8 @@
       </w:pPr>
     </w:p>
     <w:sectPr>
-      <w:headerReference w:type="default" r:id="rId29"/>
-      <w:footerReference w:type="default" r:id="rId30"/>
+      <w:headerReference w:type="default" r:id="rId31"/>
+      <w:footerReference w:type="default" r:id="rId32"/>
       <w:pgSz w:w="12240" w:h="15840"/>
       <w:pgMar w:top="1080" w:right="1080" w:bottom="1080" w:left="1080" w:header="708" w:footer="708" w:gutter="0"/>
       <w:cols w:space="720"/>
